--- a/CW2_Report.docx
+++ b/CW2_Report.docx
@@ -175,13 +175,6 @@
       </w:r>
     </w:p>
     <w:p>
-      <w:pPr>
-        <w:rPr>
-          <w:rFonts w:eastAsia="宋体"/>
-          <w:color w:val="000000"/>
-          <w:lang w:eastAsia="zh-CN"/>
-        </w:rPr>
-      </w:pPr>
       <w:r>
         <w:rPr>
           <w:b/>
@@ -198,30 +191,857 @@
     </w:p>
     <w:p>
       <w:pPr>
+        <w:pStyle w:val="Heading4"/>
+      </w:pPr>
+      <w:r>
         <w:rPr>
-          <w:rFonts w:eastAsia="宋体"/>
           <w:color w:val="000000"/>
-          <w:lang w:eastAsia="zh-CN"/>
         </w:rPr>
-      </w:pPr>
+        <w:t>Task 1.2</w:t>
+      </w:r>
+    </w:p>
+    <w:p>
+      <w:r>
+        <w:rPr>
+          <w:b/>
+          <w:color w:val="000000"/>
+        </w:rPr>
+        <w:t xml:space="preserve">Introduction: </w:t>
+      </w:r>
+      <w:r>
+        <w:rPr>
+          <w:color w:val="000000"/>
+        </w:rPr>
+        <w:t>Built on the Task 1.1 filter, this query uses OPTIONAL clauses to retrieve five country attributes: name (rdfs:label), ISO code (dbo:iso31661Code), telephone calling code (dbp:callingCode), area in km² (dbp:areaKm), and population estimate (dbp:populationEstimate).</w:t>
+      </w:r>
     </w:p>
     <w:p>
       <w:pPr>
+        <w:shd w:val="clear" w:color="auto" w:fill="F2F2F2"/>
+      </w:pPr>
+      <w:r>
         <w:rPr>
-          <w:rFonts w:eastAsia="宋体"/>
+          <w:rFonts w:ascii="Courier New" w:hAnsi="Courier New"/>
           <w:color w:val="000000"/>
-          <w:lang w:eastAsia="zh-CN"/>
+          <w:sz w:val="18"/>
         </w:rPr>
-      </w:pPr>
+        <w:t>PREFIX dbo:  &lt;http://dbpedia.org/ontology/&gt;</w:t>
+      </w:r>
+      <w:r>
+        <w:rPr>
+          <w:rFonts w:ascii="Courier New" w:hAnsi="Courier New"/>
+          <w:color w:val="000000"/>
+          <w:sz w:val="18"/>
+        </w:rPr>
+        <w:br/>
+        <w:t>PREFIX dbp:  &lt;http://dbpedia.org/property/&gt;</w:t>
+      </w:r>
+      <w:r>
+        <w:rPr>
+          <w:rFonts w:ascii="Courier New" w:hAnsi="Courier New"/>
+          <w:color w:val="000000"/>
+          <w:sz w:val="18"/>
+        </w:rPr>
+        <w:br/>
+        <w:t>PREFIX rdfs: &lt;http://www.w3.org/2000/01/rdf-schema#&gt;</w:t>
+      </w:r>
+      <w:r>
+        <w:rPr>
+          <w:rFonts w:ascii="Courier New" w:hAnsi="Courier New"/>
+          <w:color w:val="000000"/>
+          <w:sz w:val="18"/>
+        </w:rPr>
+        <w:br/>
+      </w:r>
+      <w:r>
+        <w:rPr>
+          <w:rFonts w:ascii="Courier New" w:hAnsi="Courier New"/>
+          <w:color w:val="000000"/>
+          <w:sz w:val="18"/>
+        </w:rPr>
+        <w:br/>
+        <w:t>SELECT DISTINCT ?country ?countryName ?isoCode ?callingCode ?area ?population</w:t>
+      </w:r>
+      <w:r>
+        <w:rPr>
+          <w:rFonts w:ascii="Courier New" w:hAnsi="Courier New"/>
+          <w:color w:val="000000"/>
+          <w:sz w:val="18"/>
+        </w:rPr>
+        <w:br/>
+        <w:t>WHERE {</w:t>
+      </w:r>
+      <w:r>
+        <w:rPr>
+          <w:rFonts w:ascii="Courier New" w:hAnsi="Courier New"/>
+          <w:color w:val="000000"/>
+          <w:sz w:val="18"/>
+        </w:rPr>
+        <w:br/>
+        <w:t xml:space="preserve">  ?country a dbo:Country ;</w:t>
+      </w:r>
+      <w:r>
+        <w:rPr>
+          <w:rFonts w:ascii="Courier New" w:hAnsi="Courier New"/>
+          <w:color w:val="000000"/>
+          <w:sz w:val="18"/>
+        </w:rPr>
+        <w:br/>
+        <w:t xml:space="preserve">           rdfs:label ?countryName ;</w:t>
+      </w:r>
+      <w:r>
+        <w:rPr>
+          <w:rFonts w:ascii="Courier New" w:hAnsi="Courier New"/>
+          <w:color w:val="000000"/>
+          <w:sz w:val="18"/>
+        </w:rPr>
+        <w:br/>
+        <w:t xml:space="preserve">           dbo:capital ?capital .</w:t>
+      </w:r>
+      <w:r>
+        <w:rPr>
+          <w:rFonts w:ascii="Courier New" w:hAnsi="Courier New"/>
+          <w:color w:val="000000"/>
+          <w:sz w:val="18"/>
+        </w:rPr>
+        <w:br/>
+        <w:t xml:space="preserve">  FILTER NOT EXISTS { ?country dbo:dissolutionYear ?year }</w:t>
+      </w:r>
+      <w:r>
+        <w:rPr>
+          <w:rFonts w:ascii="Courier New" w:hAnsi="Courier New"/>
+          <w:color w:val="000000"/>
+          <w:sz w:val="18"/>
+        </w:rPr>
+        <w:br/>
+        <w:t xml:space="preserve">  FILTER (LANG(?countryName) = "en")</w:t>
+      </w:r>
+      <w:r>
+        <w:rPr>
+          <w:rFonts w:ascii="Courier New" w:hAnsi="Courier New"/>
+          <w:color w:val="000000"/>
+          <w:sz w:val="18"/>
+        </w:rPr>
+        <w:br/>
+        <w:t xml:space="preserve">  OPTIONAL { ?country dbo:iso31661Code       ?isoCode }</w:t>
+      </w:r>
+      <w:r>
+        <w:rPr>
+          <w:rFonts w:ascii="Courier New" w:hAnsi="Courier New"/>
+          <w:color w:val="000000"/>
+          <w:sz w:val="18"/>
+        </w:rPr>
+        <w:br/>
+        <w:t xml:space="preserve">  OPTIONAL { ?country dbp:callingCode        ?callingCode }</w:t>
+      </w:r>
+      <w:r>
+        <w:rPr>
+          <w:rFonts w:ascii="Courier New" w:hAnsi="Courier New"/>
+          <w:color w:val="000000"/>
+          <w:sz w:val="18"/>
+        </w:rPr>
+        <w:br/>
+        <w:t xml:space="preserve">  OPTIONAL { ?country dbp:areaKm             ?area }</w:t>
+      </w:r>
+      <w:r>
+        <w:rPr>
+          <w:rFonts w:ascii="Courier New" w:hAnsi="Courier New"/>
+          <w:color w:val="000000"/>
+          <w:sz w:val="18"/>
+        </w:rPr>
+        <w:br/>
+        <w:t xml:space="preserve">  OPTIONAL { ?country dbp:populationEstimate ?population }</w:t>
+      </w:r>
+      <w:r>
+        <w:rPr>
+          <w:rFonts w:ascii="Courier New" w:hAnsi="Courier New"/>
+          <w:color w:val="000000"/>
+          <w:sz w:val="18"/>
+        </w:rPr>
+        <w:br/>
+      </w:r>
+      <w:r>
+        <w:rPr>
+          <w:rFonts w:ascii="Courier New" w:hAnsi="Courier New"/>
+          <w:color w:val="000000"/>
+          <w:sz w:val="18"/>
+        </w:rPr>
+        <w:lastRenderedPageBreak/>
+        <w:t>}</w:t>
+      </w:r>
+      <w:r>
+        <w:rPr>
+          <w:rFonts w:ascii="Courier New" w:hAnsi="Courier New"/>
+          <w:color w:val="000000"/>
+          <w:sz w:val="18"/>
+        </w:rPr>
+        <w:br/>
+        <w:t>ORDER BY ?countryName</w:t>
+      </w:r>
     </w:p>
     <w:p>
       <w:pPr>
+        <w:pStyle w:val="Heading4"/>
+      </w:pPr>
+      <w:r>
         <w:rPr>
-          <w:rFonts w:eastAsia="宋体" w:hint="eastAsia"/>
-          <w:lang w:eastAsia="zh-CN"/>
+          <w:color w:val="000000"/>
         </w:rPr>
+        <w:t>Task 1.3</w:t>
+      </w:r>
+    </w:p>
+    <w:p>
+      <w:r>
+        <w:rPr>
+          <w:b/>
+          <w:color w:val="000000"/>
+        </w:rPr>
+        <w:t xml:space="preserve">Third query (Wikidata country list, equivalent of Task 1.1): </w:t>
+      </w:r>
+      <w:r>
+        <w:rPr>
+          <w:color w:val="000000"/>
+        </w:rPr>
+        <w:t>Filters sovereign states (wd:Q3624078) that have a capital (P36), excludes dissolved entities (P576 absent), and restricts labels to English.</w:t>
+      </w:r>
+    </w:p>
+    <w:p>
+      <w:pPr>
+        <w:shd w:val="clear" w:color="auto" w:fill="F2F2F2"/>
       </w:pPr>
+      <w:r>
+        <w:rPr>
+          <w:rFonts w:ascii="Courier New" w:hAnsi="Courier New"/>
+          <w:color w:val="000000"/>
+          <w:sz w:val="18"/>
+        </w:rPr>
+        <w:t>PREFIX wd:   &lt;http://www.wikidata.org/entity/&gt;</w:t>
+      </w:r>
+      <w:r>
+        <w:rPr>
+          <w:rFonts w:ascii="Courier New" w:hAnsi="Courier New"/>
+          <w:color w:val="000000"/>
+          <w:sz w:val="18"/>
+        </w:rPr>
+        <w:br/>
+        <w:t>PREFIX wdt:  &lt;http://www.wikidata.org/prop/direct/&gt;</w:t>
+      </w:r>
+      <w:r>
+        <w:rPr>
+          <w:rFonts w:ascii="Courier New" w:hAnsi="Courier New"/>
+          <w:color w:val="000000"/>
+          <w:sz w:val="18"/>
+        </w:rPr>
+        <w:br/>
+        <w:t>PREFIX rdfs: &lt;http://www.w3.org/2000/01/rdf-schema#&gt;</w:t>
+      </w:r>
+      <w:r>
+        <w:rPr>
+          <w:rFonts w:ascii="Courier New" w:hAnsi="Courier New"/>
+          <w:color w:val="000000"/>
+          <w:sz w:val="18"/>
+        </w:rPr>
+        <w:br/>
+      </w:r>
+      <w:r>
+        <w:rPr>
+          <w:rFonts w:ascii="Courier New" w:hAnsi="Courier New"/>
+          <w:color w:val="000000"/>
+          <w:sz w:val="18"/>
+        </w:rPr>
+        <w:br/>
+        <w:t>SELECT DISTINCT ?country ?countryName</w:t>
+      </w:r>
+      <w:r>
+        <w:rPr>
+          <w:rFonts w:ascii="Courier New" w:hAnsi="Courier New"/>
+          <w:color w:val="000000"/>
+          <w:sz w:val="18"/>
+        </w:rPr>
+        <w:br/>
+        <w:t>WHERE {</w:t>
+      </w:r>
+      <w:r>
+        <w:rPr>
+          <w:rFonts w:ascii="Courier New" w:hAnsi="Courier New"/>
+          <w:color w:val="000000"/>
+          <w:sz w:val="18"/>
+        </w:rPr>
+        <w:br/>
+        <w:t xml:space="preserve">  ?country wdt:P31 wd:Q3624078 ;</w:t>
+      </w:r>
+      <w:r>
+        <w:rPr>
+          <w:rFonts w:ascii="Courier New" w:hAnsi="Courier New"/>
+          <w:color w:val="000000"/>
+          <w:sz w:val="18"/>
+        </w:rPr>
+        <w:br/>
+        <w:t xml:space="preserve">           wdt:P36 ?capital ;</w:t>
+      </w:r>
+      <w:r>
+        <w:rPr>
+          <w:rFonts w:ascii="Courier New" w:hAnsi="Courier New"/>
+          <w:color w:val="000000"/>
+          <w:sz w:val="18"/>
+        </w:rPr>
+        <w:br/>
+        <w:t xml:space="preserve">           rdfs:label ?countryName .</w:t>
+      </w:r>
+      <w:r>
+        <w:rPr>
+          <w:rFonts w:ascii="Courier New" w:hAnsi="Courier New"/>
+          <w:color w:val="000000"/>
+          <w:sz w:val="18"/>
+        </w:rPr>
+        <w:br/>
+        <w:t xml:space="preserve">  FILTER NOT EXISTS { ?country wdt:P576 ?dissolved }</w:t>
+      </w:r>
+      <w:r>
+        <w:rPr>
+          <w:rFonts w:ascii="Courier New" w:hAnsi="Courier New"/>
+          <w:color w:val="000000"/>
+          <w:sz w:val="18"/>
+        </w:rPr>
+        <w:br/>
+        <w:t xml:space="preserve">  FILTER (LANG(?countryName) = "en")</w:t>
+      </w:r>
+      <w:r>
+        <w:rPr>
+          <w:rFonts w:ascii="Courier New" w:hAnsi="Courier New"/>
+          <w:color w:val="000000"/>
+          <w:sz w:val="18"/>
+        </w:rPr>
+        <w:br/>
+        <w:t>}</w:t>
+      </w:r>
+      <w:r>
+        <w:rPr>
+          <w:rFonts w:ascii="Courier New" w:hAnsi="Courier New"/>
+          <w:color w:val="000000"/>
+          <w:sz w:val="18"/>
+        </w:rPr>
+        <w:br/>
+        <w:t>ORDER BY ?countryName</w:t>
+      </w:r>
     </w:p>
+    <w:p>
+      <w:r>
+        <w:rPr>
+          <w:b/>
+          <w:color w:val="000000"/>
+        </w:rPr>
+        <w:t xml:space="preserve">Fourth query (Wikidata country attributes + provinces, equivalent of Task 1.2): </w:t>
+      </w:r>
+      <w:r>
+        <w:rPr>
+          <w:color w:val="000000"/>
+        </w:rPr>
+        <w:t>Extends the third query with OPTIONAL clauses for ISO-3166-1 alpha-2 code (P297), calling code (P474), area (P2046) and population (P1082). Province names are gathered via P150 (contains administrative territorial entity) and concatenated with GROUP_CONCAT.</w:t>
+      </w:r>
+    </w:p>
+    <w:p>
+      <w:pPr>
+        <w:shd w:val="clear" w:color="auto" w:fill="F2F2F2"/>
+      </w:pPr>
+      <w:r>
+        <w:rPr>
+          <w:rFonts w:ascii="Courier New" w:hAnsi="Courier New"/>
+          <w:color w:val="000000"/>
+          <w:sz w:val="18"/>
+        </w:rPr>
+        <w:t>PREFIX wd:   &lt;http://www.wikidata.org/entity/&gt;</w:t>
+      </w:r>
+      <w:r>
+        <w:rPr>
+          <w:rFonts w:ascii="Courier New" w:hAnsi="Courier New"/>
+          <w:color w:val="000000"/>
+          <w:sz w:val="18"/>
+        </w:rPr>
+        <w:br/>
+        <w:t>PREFIX wdt:  &lt;http://www.wikidata.org/prop/direct/&gt;</w:t>
+      </w:r>
+      <w:r>
+        <w:rPr>
+          <w:rFonts w:ascii="Courier New" w:hAnsi="Courier New"/>
+          <w:color w:val="000000"/>
+          <w:sz w:val="18"/>
+        </w:rPr>
+        <w:br/>
+        <w:t>PREFIX rdfs: &lt;http://www.w3.org/2000/01/rdf-schema#&gt;</w:t>
+      </w:r>
+      <w:r>
+        <w:rPr>
+          <w:rFonts w:ascii="Courier New" w:hAnsi="Courier New"/>
+          <w:color w:val="000000"/>
+          <w:sz w:val="18"/>
+        </w:rPr>
+        <w:br/>
+      </w:r>
+      <w:r>
+        <w:rPr>
+          <w:rFonts w:ascii="Courier New" w:hAnsi="Courier New"/>
+          <w:color w:val="000000"/>
+          <w:sz w:val="18"/>
+        </w:rPr>
+        <w:br/>
+        <w:t>SELECT DISTINCT ?country ?countryName ?isoCode ?callingCode ?area ?population</w:t>
+      </w:r>
+      <w:r>
+        <w:rPr>
+          <w:rFonts w:ascii="Courier New" w:hAnsi="Courier New"/>
+          <w:color w:val="000000"/>
+          <w:sz w:val="18"/>
+        </w:rPr>
+        <w:br/>
+        <w:t xml:space="preserve">       (GROUP_CONCAT(DISTINCT ?provinceName; SEPARATOR="; ") AS ?provinces)</w:t>
+      </w:r>
+      <w:r>
+        <w:rPr>
+          <w:rFonts w:ascii="Courier New" w:hAnsi="Courier New"/>
+          <w:color w:val="000000"/>
+          <w:sz w:val="18"/>
+        </w:rPr>
+        <w:br/>
+        <w:t>WHERE {</w:t>
+      </w:r>
+      <w:r>
+        <w:rPr>
+          <w:rFonts w:ascii="Courier New" w:hAnsi="Courier New"/>
+          <w:color w:val="000000"/>
+          <w:sz w:val="18"/>
+        </w:rPr>
+        <w:br/>
+        <w:t xml:space="preserve">  ?country wdt:P31 wd:Q3624078 ;</w:t>
+      </w:r>
+      <w:r>
+        <w:rPr>
+          <w:rFonts w:ascii="Courier New" w:hAnsi="Courier New"/>
+          <w:color w:val="000000"/>
+          <w:sz w:val="18"/>
+        </w:rPr>
+        <w:br/>
+        <w:t xml:space="preserve">           wdt:P36 ?capital ;</w:t>
+      </w:r>
+      <w:r>
+        <w:rPr>
+          <w:rFonts w:ascii="Courier New" w:hAnsi="Courier New"/>
+          <w:color w:val="000000"/>
+          <w:sz w:val="18"/>
+        </w:rPr>
+        <w:br/>
+        <w:t xml:space="preserve">           rdfs:label ?countryName .</w:t>
+      </w:r>
+      <w:r>
+        <w:rPr>
+          <w:rFonts w:ascii="Courier New" w:hAnsi="Courier New"/>
+          <w:color w:val="000000"/>
+          <w:sz w:val="18"/>
+        </w:rPr>
+        <w:br/>
+        <w:t xml:space="preserve">  FILTER NOT EXISTS { ?country wdt:P576 ?dissolved }</w:t>
+      </w:r>
+      <w:r>
+        <w:rPr>
+          <w:rFonts w:ascii="Courier New" w:hAnsi="Courier New"/>
+          <w:color w:val="000000"/>
+          <w:sz w:val="18"/>
+        </w:rPr>
+        <w:br/>
+        <w:t xml:space="preserve">  FILTER (LANG(?countryName) = "en")</w:t>
+      </w:r>
+      <w:r>
+        <w:rPr>
+          <w:rFonts w:ascii="Courier New" w:hAnsi="Courier New"/>
+          <w:color w:val="000000"/>
+          <w:sz w:val="18"/>
+        </w:rPr>
+        <w:br/>
+        <w:t xml:space="preserve">  OPTIONAL { ?country wdt:P297  ?isoCode }</w:t>
+      </w:r>
+      <w:r>
+        <w:rPr>
+          <w:rFonts w:ascii="Courier New" w:hAnsi="Courier New"/>
+          <w:color w:val="000000"/>
+          <w:sz w:val="18"/>
+        </w:rPr>
+        <w:br/>
+        <w:t xml:space="preserve">  OPTIONAL { ?country wdt:P474  ?callingCode }</w:t>
+      </w:r>
+      <w:r>
+        <w:rPr>
+          <w:rFonts w:ascii="Courier New" w:hAnsi="Courier New"/>
+          <w:color w:val="000000"/>
+          <w:sz w:val="18"/>
+        </w:rPr>
+        <w:br/>
+        <w:t xml:space="preserve">  OPTIONAL { ?country wdt:P2046 ?area }</w:t>
+      </w:r>
+      <w:r>
+        <w:rPr>
+          <w:rFonts w:ascii="Courier New" w:hAnsi="Courier New"/>
+          <w:color w:val="000000"/>
+          <w:sz w:val="18"/>
+        </w:rPr>
+        <w:br/>
+        <w:t xml:space="preserve">  OPTIONAL { ?country wdt:P1082 ?population }</w:t>
+      </w:r>
+      <w:r>
+        <w:rPr>
+          <w:rFonts w:ascii="Courier New" w:hAnsi="Courier New"/>
+          <w:color w:val="000000"/>
+          <w:sz w:val="18"/>
+        </w:rPr>
+        <w:br/>
+        <w:t xml:space="preserve">  OPTIONAL {</w:t>
+      </w:r>
+      <w:r>
+        <w:rPr>
+          <w:rFonts w:ascii="Courier New" w:hAnsi="Courier New"/>
+          <w:color w:val="000000"/>
+          <w:sz w:val="18"/>
+        </w:rPr>
+        <w:br/>
+        <w:t xml:space="preserve">    ?country wdt:P150 ?province .</w:t>
+      </w:r>
+      <w:r>
+        <w:rPr>
+          <w:rFonts w:ascii="Courier New" w:hAnsi="Courier New"/>
+          <w:color w:val="000000"/>
+          <w:sz w:val="18"/>
+        </w:rPr>
+        <w:br/>
+        <w:t xml:space="preserve">    ?province rdfs:label ?provinceName .</w:t>
+      </w:r>
+      <w:r>
+        <w:rPr>
+          <w:rFonts w:ascii="Courier New" w:hAnsi="Courier New"/>
+          <w:color w:val="000000"/>
+          <w:sz w:val="18"/>
+        </w:rPr>
+        <w:br/>
+        <w:t xml:space="preserve">    FILTER (LANG(?provinceName) = "en")</w:t>
+      </w:r>
+      <w:r>
+        <w:rPr>
+          <w:rFonts w:ascii="Courier New" w:hAnsi="Courier New"/>
+          <w:color w:val="000000"/>
+          <w:sz w:val="18"/>
+        </w:rPr>
+        <w:br/>
+        <w:t xml:space="preserve">  }</w:t>
+      </w:r>
+      <w:r>
+        <w:rPr>
+          <w:rFonts w:ascii="Courier New" w:hAnsi="Courier New"/>
+          <w:color w:val="000000"/>
+          <w:sz w:val="18"/>
+        </w:rPr>
+        <w:br/>
+        <w:t>}</w:t>
+      </w:r>
+      <w:r>
+        <w:rPr>
+          <w:rFonts w:ascii="Courier New" w:hAnsi="Courier New"/>
+          <w:color w:val="000000"/>
+          <w:sz w:val="18"/>
+        </w:rPr>
+        <w:br/>
+        <w:t>GROUP BY ?country ?countryName ?isoCode ?callingCode ?area ?population</w:t>
+      </w:r>
+      <w:r>
+        <w:rPr>
+          <w:rFonts w:ascii="Courier New" w:hAnsi="Courier New"/>
+          <w:color w:val="000000"/>
+          <w:sz w:val="18"/>
+        </w:rPr>
+        <w:br/>
+        <w:t>ORDER BY ?countryName</w:t>
+      </w:r>
+    </w:p>
+    <w:p>
+      <w:pPr>
+        <w:pStyle w:val="Heading4"/>
+      </w:pPr>
+      <w:r>
+        <w:rPr>
+          <w:color w:val="000000"/>
+        </w:rPr>
+        <w:lastRenderedPageBreak/>
+        <w:t>Task 1.4</w:t>
+      </w:r>
+    </w:p>
+    <w:p>
+      <w:r>
+        <w:rPr>
+          <w:color w:val="000000"/>
+        </w:rPr>
+        <w:t>The table below summarises approximate time spent and key observations for each of the four SPARQL queries.</w:t>
+      </w:r>
+    </w:p>
+    <w:tbl>
+      <w:tblPr>
+        <w:tblStyle w:val="TableGrid"/>
+        <w:tblW w:w="0" w:type="auto"/>
+        <w:tblLook w:val="04A0" w:firstRow="1" w:lastRow="0" w:firstColumn="1" w:lastColumn="0" w:noHBand="0" w:noVBand="1"/>
+      </w:tblPr>
+      <w:tblGrid>
+        <w:gridCol w:w="2880"/>
+        <w:gridCol w:w="2880"/>
+        <w:gridCol w:w="2880"/>
+      </w:tblGrid>
+      <w:tr>
+        <w:tc>
+          <w:tcPr>
+            <w:tcW w:w="2880" w:type="dxa"/>
+          </w:tcPr>
+          <w:p>
+            <w:r>
+              <w:rPr>
+                <w:b/>
+                <w:color w:val="000000"/>
+              </w:rPr>
+              <w:t>SPARQL Query</w:t>
+            </w:r>
+          </w:p>
+        </w:tc>
+        <w:tc>
+          <w:tcPr>
+            <w:tcW w:w="2880" w:type="dxa"/>
+          </w:tcPr>
+          <w:p>
+            <w:r>
+              <w:rPr>
+                <w:b/>
+                <w:color w:val="000000"/>
+              </w:rPr>
+              <w:t>Time Spent</w:t>
+            </w:r>
+          </w:p>
+        </w:tc>
+        <w:tc>
+          <w:tcPr>
+            <w:tcW w:w="2880" w:type="dxa"/>
+          </w:tcPr>
+          <w:p>
+            <w:r>
+              <w:rPr>
+                <w:b/>
+                <w:color w:val="000000"/>
+              </w:rPr>
+              <w:t>Comments</w:t>
+            </w:r>
+          </w:p>
+        </w:tc>
+      </w:tr>
+      <w:tr>
+        <w:tc>
+          <w:tcPr>
+            <w:tcW w:w="2880" w:type="dxa"/>
+          </w:tcPr>
+          <w:p>
+            <w:r>
+              <w:rPr>
+                <w:color w:val="000000"/>
+              </w:rPr>
+              <w:t>Task 1.1</w:t>
+            </w:r>
+            <w:r>
+              <w:rPr>
+                <w:color w:val="000000"/>
+              </w:rPr>
+              <w:br/>
+              <w:t>(First DBpedia query to get countries)</w:t>
+            </w:r>
+          </w:p>
+        </w:tc>
+        <w:tc>
+          <w:tcPr>
+            <w:tcW w:w="2880" w:type="dxa"/>
+          </w:tcPr>
+          <w:p>
+            <w:r>
+              <w:rPr>
+                <w:color w:val="000000"/>
+              </w:rPr>
+              <w:t>~1.5 hours</w:t>
+            </w:r>
+          </w:p>
+        </w:tc>
+        <w:tc>
+          <w:tcPr>
+            <w:tcW w:w="2880" w:type="dxa"/>
+          </w:tcPr>
+          <w:p>
+            <w:r>
+              <w:rPr>
+                <w:color w:val="000000"/>
+              </w:rPr>
+              <w:t>The most time-consuming job is identifying the right filter combination (requiring dbo:capital and excluding dbo:dissolutionYear), because many dbo:Country instances are historical entities. Challenge: DBpedia does not have a single reliable "sovereign state" class, so proxy filters must be used instead.</w:t>
+            </w:r>
+          </w:p>
+        </w:tc>
+      </w:tr>
+      <w:tr>
+        <w:tc>
+          <w:tcPr>
+            <w:tcW w:w="2880" w:type="dxa"/>
+          </w:tcPr>
+          <w:p>
+            <w:r>
+              <w:rPr>
+                <w:color w:val="000000"/>
+              </w:rPr>
+              <w:t>Task 1.2</w:t>
+            </w:r>
+            <w:r>
+              <w:rPr>
+                <w:color w:val="000000"/>
+              </w:rPr>
+              <w:br/>
+              <w:t>(Second DBpedia query for country attributes)</w:t>
+            </w:r>
+          </w:p>
+        </w:tc>
+        <w:tc>
+          <w:tcPr>
+            <w:tcW w:w="2880" w:type="dxa"/>
+          </w:tcPr>
+          <w:p>
+            <w:r>
+              <w:rPr>
+                <w:color w:val="000000"/>
+              </w:rPr>
+              <w:t>~2 hours</w:t>
+            </w:r>
+          </w:p>
+        </w:tc>
+        <w:tc>
+          <w:tcPr>
+            <w:tcW w:w="2880" w:type="dxa"/>
+          </w:tcPr>
+          <w:p>
+            <w:r>
+              <w:rPr>
+                <w:color w:val="000000"/>
+              </w:rPr>
+              <w:t>The most time-consuming job is locating the correct property names for ISO code and calling code; Lesson: always check both namespaces and use OPTIONAL to avoid losing rows.</w:t>
+            </w:r>
+          </w:p>
+        </w:tc>
+      </w:tr>
+      <w:tr>
+        <w:tc>
+          <w:tcPr>
+            <w:tcW w:w="2880" w:type="dxa"/>
+          </w:tcPr>
+          <w:p>
+            <w:r>
+              <w:rPr>
+                <w:color w:val="000000"/>
+              </w:rPr>
+              <w:t>Task 1.3 – third query</w:t>
+            </w:r>
+            <w:r>
+              <w:rPr>
+                <w:color w:val="000000"/>
+              </w:rPr>
+              <w:br/>
+              <w:t>(Wikidata country list)</w:t>
+            </w:r>
+          </w:p>
+        </w:tc>
+        <w:tc>
+          <w:tcPr>
+            <w:tcW w:w="2880" w:type="dxa"/>
+          </w:tcPr>
+          <w:p>
+            <w:r>
+              <w:rPr>
+                <w:color w:val="000000"/>
+              </w:rPr>
+              <w:t>~1 hour</w:t>
+            </w:r>
+          </w:p>
+        </w:tc>
+        <w:tc>
+          <w:tcPr>
+            <w:tcW w:w="2880" w:type="dxa"/>
+          </w:tcPr>
+          <w:p>
+            <w:pPr>
+              <w:rPr>
+                <w:rFonts w:eastAsia="宋体" w:hint="eastAsia"/>
+                <w:lang w:eastAsia="zh-CN"/>
+              </w:rPr>
+            </w:pPr>
+            <w:r>
+              <w:rPr>
+                <w:color w:val="000000"/>
+              </w:rPr>
+              <w:t>The most time-consuming job is learning Wikidata Q-codes: sovereign state = Q3624078, capital = P36, dissolution date = P576. Challenge: Wikidata uses numeric property/entity IDs with no readable names in the query, making it harder to read and debug</w:t>
+            </w:r>
+            <w:r>
+              <w:rPr>
+                <w:rFonts w:eastAsia="宋体" w:hint="eastAsia"/>
+                <w:color w:val="000000"/>
+                <w:lang w:eastAsia="zh-CN"/>
+              </w:rPr>
+              <w:t>.</w:t>
+            </w:r>
+          </w:p>
+        </w:tc>
+      </w:tr>
+      <w:tr>
+        <w:tc>
+          <w:tcPr>
+            <w:tcW w:w="2880" w:type="dxa"/>
+          </w:tcPr>
+          <w:p>
+            <w:r>
+              <w:rPr>
+                <w:color w:val="000000"/>
+              </w:rPr>
+              <w:t>Task 1.3 – fourth query</w:t>
+            </w:r>
+            <w:r>
+              <w:rPr>
+                <w:color w:val="000000"/>
+              </w:rPr>
+              <w:br/>
+              <w:t>(Wikidata attributes + provinces)</w:t>
+            </w:r>
+          </w:p>
+        </w:tc>
+        <w:tc>
+          <w:tcPr>
+            <w:tcW w:w="2880" w:type="dxa"/>
+          </w:tcPr>
+          <w:p>
+            <w:r>
+              <w:rPr>
+                <w:color w:val="000000"/>
+              </w:rPr>
+              <w:t>~2.5 hours</w:t>
+            </w:r>
+          </w:p>
+        </w:tc>
+        <w:tc>
+          <w:tcPr>
+            <w:tcW w:w="2880" w:type="dxa"/>
+          </w:tcPr>
+          <w:p>
+            <w:r>
+              <w:rPr>
+                <w:color w:val="000000"/>
+              </w:rPr>
+              <w:t>The most time-consuming job is implementing GROUP_CONCAT for province names while correctly listing all non-aggregated variables in GROUP BY. Challenge: P150 (contains administrative territorial entity) includes many subdivision levels, so results may contain regions, districts, and municipalities, not just top-level provinces.</w:t>
+            </w:r>
+          </w:p>
+        </w:tc>
+      </w:tr>
+    </w:tbl>
+    <w:p/>
     <w:sectPr>
       <w:pgSz w:w="12240" w:h="15840"/>
       <w:pgMar w:top="1440" w:right="1800" w:bottom="1440" w:left="1800" w:header="720" w:footer="720" w:gutter="0"/>
@@ -405,31 +1225,31 @@
       </w:rPr>
     </w:lvl>
   </w:abstractNum>
-  <w:num w:numId="1" w16cid:durableId="335377256">
+  <w:num w:numId="1" w16cid:durableId="1342658263">
     <w:abstractNumId w:val="8"/>
   </w:num>
-  <w:num w:numId="2" w16cid:durableId="19206367">
+  <w:num w:numId="2" w16cid:durableId="664014110">
     <w:abstractNumId w:val="6"/>
   </w:num>
-  <w:num w:numId="3" w16cid:durableId="1367219130">
+  <w:num w:numId="3" w16cid:durableId="175122784">
     <w:abstractNumId w:val="5"/>
   </w:num>
-  <w:num w:numId="4" w16cid:durableId="1661229846">
+  <w:num w:numId="4" w16cid:durableId="484443761">
     <w:abstractNumId w:val="4"/>
   </w:num>
-  <w:num w:numId="5" w16cid:durableId="1491365508">
+  <w:num w:numId="5" w16cid:durableId="599680251">
     <w:abstractNumId w:val="7"/>
   </w:num>
-  <w:num w:numId="6" w16cid:durableId="2038506127">
+  <w:num w:numId="6" w16cid:durableId="78447545">
     <w:abstractNumId w:val="3"/>
   </w:num>
-  <w:num w:numId="7" w16cid:durableId="258879303">
+  <w:num w:numId="7" w16cid:durableId="1552500757">
     <w:abstractNumId w:val="2"/>
   </w:num>
-  <w:num w:numId="8" w16cid:durableId="572009089">
+  <w:num w:numId="8" w16cid:durableId="139272863">
     <w:abstractNumId w:val="1"/>
   </w:num>
-  <w:num w:numId="9" w16cid:durableId="89393203">
+  <w:num w:numId="9" w16cid:durableId="205652979">
     <w:abstractNumId w:val="0"/>
   </w:num>
 </w:numbering>

--- a/CW2_Report.docx
+++ b/CW2_Report.docx
@@ -60,7 +60,35 @@
         <w:rPr>
           <w:color w:val="000000"/>
         </w:rPr>
-        <w:t>This query selects instances of dbo:Country that have a capital city, excludes historical countries by filtering out those with a dissolutionYear, and restricts labels to English.</w:t>
+        <w:t xml:space="preserve">This query selects instances of </w:t>
+      </w:r>
+      <w:proofErr w:type="spellStart"/>
+      <w:r>
+        <w:rPr>
+          <w:color w:val="000000"/>
+        </w:rPr>
+        <w:t>dbo:Country</w:t>
+      </w:r>
+      <w:proofErr w:type="spellEnd"/>
+      <w:r>
+        <w:rPr>
+          <w:color w:val="000000"/>
+        </w:rPr>
+        <w:t xml:space="preserve"> that have a capital city, excludes historical countries by filtering out those with a </w:t>
+      </w:r>
+      <w:proofErr w:type="spellStart"/>
+      <w:r>
+        <w:rPr>
+          <w:color w:val="000000"/>
+        </w:rPr>
+        <w:t>dissolutionYear</w:t>
+      </w:r>
+      <w:proofErr w:type="spellEnd"/>
+      <w:r>
+        <w:rPr>
+          <w:color w:val="000000"/>
+        </w:rPr>
+        <w:t>, and restricts labels to English.</w:t>
       </w:r>
     </w:p>
     <w:p>
@@ -73,7 +101,25 @@
           <w:color w:val="000000"/>
           <w:sz w:val="18"/>
         </w:rPr>
-        <w:t>PREFIX dbo:  &lt;http://dbpedia.org/ontology/&gt;</w:t>
+        <w:t xml:space="preserve">PREFIX </w:t>
+      </w:r>
+      <w:proofErr w:type="spellStart"/>
+      <w:r>
+        <w:rPr>
+          <w:rFonts w:ascii="Courier New" w:hAnsi="Courier New"/>
+          <w:color w:val="000000"/>
+          <w:sz w:val="18"/>
+        </w:rPr>
+        <w:t>dbo</w:t>
+      </w:r>
+      <w:proofErr w:type="spellEnd"/>
+      <w:r>
+        <w:rPr>
+          <w:rFonts w:ascii="Courier New" w:hAnsi="Courier New"/>
+          <w:color w:val="000000"/>
+          <w:sz w:val="18"/>
+        </w:rPr>
+        <w:t>:  &lt;http://dbpedia.org/ontology/&gt;</w:t>
       </w:r>
       <w:r>
         <w:rPr>
@@ -82,7 +128,25 @@
           <w:sz w:val="18"/>
         </w:rPr>
         <w:br/>
-        <w:t>PREFIX rdfs: &lt;http://www.w3.org/2000/01/rdf-schema#&gt;</w:t>
+        <w:t xml:space="preserve">PREFIX </w:t>
+      </w:r>
+      <w:proofErr w:type="spellStart"/>
+      <w:r>
+        <w:rPr>
+          <w:rFonts w:ascii="Courier New" w:hAnsi="Courier New"/>
+          <w:color w:val="000000"/>
+          <w:sz w:val="18"/>
+        </w:rPr>
+        <w:t>rdfs</w:t>
+      </w:r>
+      <w:proofErr w:type="spellEnd"/>
+      <w:r>
+        <w:rPr>
+          <w:rFonts w:ascii="Courier New" w:hAnsi="Courier New"/>
+          <w:color w:val="000000"/>
+          <w:sz w:val="18"/>
+        </w:rPr>
+        <w:t>: &lt;http://www.w3.org/2000/01/rdf-schema#&gt;</w:t>
       </w:r>
       <w:r>
         <w:rPr>
@@ -99,8 +163,18 @@
           <w:sz w:val="18"/>
         </w:rPr>
         <w:br/>
-        <w:t>SELECT DISTINCT ?country ?countryName</w:t>
-      </w:r>
+        <w:t>SELECT DISTINCT ?country ?</w:t>
+      </w:r>
+      <w:proofErr w:type="spellStart"/>
+      <w:r>
+        <w:rPr>
+          <w:rFonts w:ascii="Courier New" w:hAnsi="Courier New"/>
+          <w:color w:val="000000"/>
+          <w:sz w:val="18"/>
+        </w:rPr>
+        <w:t>countryName</w:t>
+      </w:r>
+      <w:proofErr w:type="spellEnd"/>
       <w:r>
         <w:rPr>
           <w:rFonts w:ascii="Courier New" w:hAnsi="Courier New"/>
@@ -117,7 +191,25 @@
           <w:sz w:val="18"/>
         </w:rPr>
         <w:br/>
-        <w:t xml:space="preserve">  ?country a dbo:Country ;</w:t>
+        <w:t xml:space="preserve">  ?country a </w:t>
+      </w:r>
+      <w:proofErr w:type="spellStart"/>
+      <w:r>
+        <w:rPr>
+          <w:rFonts w:ascii="Courier New" w:hAnsi="Courier New"/>
+          <w:color w:val="000000"/>
+          <w:sz w:val="18"/>
+        </w:rPr>
+        <w:t>dbo:Country</w:t>
+      </w:r>
+      <w:proofErr w:type="spellEnd"/>
+      <w:r>
+        <w:rPr>
+          <w:rFonts w:ascii="Courier New" w:hAnsi="Courier New"/>
+          <w:color w:val="000000"/>
+          <w:sz w:val="18"/>
+        </w:rPr>
+        <w:t xml:space="preserve"> ;</w:t>
       </w:r>
       <w:r>
         <w:rPr>
@@ -126,7 +218,43 @@
           <w:sz w:val="18"/>
         </w:rPr>
         <w:br/>
-        <w:t xml:space="preserve">           rdfs:label ?countryName ;</w:t>
+        <w:t xml:space="preserve">           </w:t>
+      </w:r>
+      <w:proofErr w:type="spellStart"/>
+      <w:r>
+        <w:rPr>
+          <w:rFonts w:ascii="Courier New" w:hAnsi="Courier New"/>
+          <w:color w:val="000000"/>
+          <w:sz w:val="18"/>
+        </w:rPr>
+        <w:t>rdfs:label</w:t>
+      </w:r>
+      <w:proofErr w:type="spellEnd"/>
+      <w:r>
+        <w:rPr>
+          <w:rFonts w:ascii="Courier New" w:hAnsi="Courier New"/>
+          <w:color w:val="000000"/>
+          <w:sz w:val="18"/>
+        </w:rPr>
+        <w:t xml:space="preserve"> ?</w:t>
+      </w:r>
+      <w:proofErr w:type="spellStart"/>
+      <w:r>
+        <w:rPr>
+          <w:rFonts w:ascii="Courier New" w:hAnsi="Courier New"/>
+          <w:color w:val="000000"/>
+          <w:sz w:val="18"/>
+        </w:rPr>
+        <w:t>countryName</w:t>
+      </w:r>
+      <w:proofErr w:type="spellEnd"/>
+      <w:r>
+        <w:rPr>
+          <w:rFonts w:ascii="Courier New" w:hAnsi="Courier New"/>
+          <w:color w:val="000000"/>
+          <w:sz w:val="18"/>
+        </w:rPr>
+        <w:t xml:space="preserve"> ;</w:t>
       </w:r>
       <w:r>
         <w:rPr>
@@ -135,7 +263,25 @@
           <w:sz w:val="18"/>
         </w:rPr>
         <w:br/>
-        <w:t xml:space="preserve">           dbo:capital ?capital .</w:t>
+        <w:t xml:space="preserve">           </w:t>
+      </w:r>
+      <w:proofErr w:type="spellStart"/>
+      <w:r>
+        <w:rPr>
+          <w:rFonts w:ascii="Courier New" w:hAnsi="Courier New"/>
+          <w:color w:val="000000"/>
+          <w:sz w:val="18"/>
+        </w:rPr>
+        <w:t>dbo:capital</w:t>
+      </w:r>
+      <w:proofErr w:type="spellEnd"/>
+      <w:r>
+        <w:rPr>
+          <w:rFonts w:ascii="Courier New" w:hAnsi="Courier New"/>
+          <w:color w:val="000000"/>
+          <w:sz w:val="18"/>
+        </w:rPr>
+        <w:t xml:space="preserve"> ?capital .</w:t>
       </w:r>
       <w:r>
         <w:rPr>
@@ -144,7 +290,25 @@
           <w:sz w:val="18"/>
         </w:rPr>
         <w:br/>
-        <w:t xml:space="preserve">  FILTER NOT EXISTS { ?country dbo:dissolutionYear ?year }</w:t>
+        <w:t xml:space="preserve">  FILTER NOT EXISTS { ?country </w:t>
+      </w:r>
+      <w:proofErr w:type="spellStart"/>
+      <w:r>
+        <w:rPr>
+          <w:rFonts w:ascii="Courier New" w:hAnsi="Courier New"/>
+          <w:color w:val="000000"/>
+          <w:sz w:val="18"/>
+        </w:rPr>
+        <w:t>dbo:dissolutionYear</w:t>
+      </w:r>
+      <w:proofErr w:type="spellEnd"/>
+      <w:r>
+        <w:rPr>
+          <w:rFonts w:ascii="Courier New" w:hAnsi="Courier New"/>
+          <w:color w:val="000000"/>
+          <w:sz w:val="18"/>
+        </w:rPr>
+        <w:t xml:space="preserve"> ?year }</w:t>
       </w:r>
       <w:r>
         <w:rPr>
@@ -153,7 +317,43 @@
           <w:sz w:val="18"/>
         </w:rPr>
         <w:br/>
-        <w:t xml:space="preserve">  FILTER (LANG(?countryName) = "en")</w:t>
+        <w:t xml:space="preserve">  FILTER (LANG(?</w:t>
+      </w:r>
+      <w:proofErr w:type="spellStart"/>
+      <w:r>
+        <w:rPr>
+          <w:rFonts w:ascii="Courier New" w:hAnsi="Courier New"/>
+          <w:color w:val="000000"/>
+          <w:sz w:val="18"/>
+        </w:rPr>
+        <w:t>countryName</w:t>
+      </w:r>
+      <w:proofErr w:type="spellEnd"/>
+      <w:r>
+        <w:rPr>
+          <w:rFonts w:ascii="Courier New" w:hAnsi="Courier New"/>
+          <w:color w:val="000000"/>
+          <w:sz w:val="18"/>
+        </w:rPr>
+        <w:t>) = "</w:t>
+      </w:r>
+      <w:proofErr w:type="spellStart"/>
+      <w:r>
+        <w:rPr>
+          <w:rFonts w:ascii="Courier New" w:hAnsi="Courier New"/>
+          <w:color w:val="000000"/>
+          <w:sz w:val="18"/>
+        </w:rPr>
+        <w:t>en</w:t>
+      </w:r>
+      <w:proofErr w:type="spellEnd"/>
+      <w:r>
+        <w:rPr>
+          <w:rFonts w:ascii="Courier New" w:hAnsi="Courier New"/>
+          <w:color w:val="000000"/>
+          <w:sz w:val="18"/>
+        </w:rPr>
+        <w:t>")</w:t>
       </w:r>
       <w:r>
         <w:rPr>
@@ -171,23 +371,18 @@
           <w:sz w:val="18"/>
         </w:rPr>
         <w:br/>
-        <w:t>ORDER BY ?countryName</w:t>
-      </w:r>
-    </w:p>
-    <w:p>
-      <w:r>
-        <w:rPr>
-          <w:b/>
-          <w:color w:val="000000"/>
-        </w:rPr>
-        <w:t xml:space="preserve">Countries #: </w:t>
-      </w:r>
-      <w:r>
-        <w:rPr>
-          <w:color w:val="000000"/>
-        </w:rPr>
-        <w:t>~195 (varies by DBpedia snapshot)</w:t>
-      </w:r>
+        <w:t>ORDER BY ?</w:t>
+      </w:r>
+      <w:proofErr w:type="spellStart"/>
+      <w:r>
+        <w:rPr>
+          <w:rFonts w:ascii="Courier New" w:hAnsi="Courier New"/>
+          <w:color w:val="000000"/>
+          <w:sz w:val="18"/>
+        </w:rPr>
+        <w:t>countryName</w:t>
+      </w:r>
+      <w:proofErr w:type="spellEnd"/>
     </w:p>
     <w:p>
       <w:pPr>
@@ -212,7 +407,63 @@
         <w:rPr>
           <w:color w:val="000000"/>
         </w:rPr>
-        <w:t>Built on the Task 1.1 filter, this query uses OPTIONAL clauses to retrieve five country attributes: name (rdfs:label), ISO code (dbo:iso31661Code), telephone calling code (dbp:callingCode), area in km² (dbp:areaKm), and population estimate (dbp:populationEstimate).</w:t>
+        <w:t>Built on the Task 1.1 filter, this query uses OPTIONAL clauses to retrieve five country attributes: name (</w:t>
+      </w:r>
+      <w:proofErr w:type="spellStart"/>
+      <w:r>
+        <w:rPr>
+          <w:color w:val="000000"/>
+        </w:rPr>
+        <w:t>rdfs:label</w:t>
+      </w:r>
+      <w:proofErr w:type="spellEnd"/>
+      <w:r>
+        <w:rPr>
+          <w:color w:val="000000"/>
+        </w:rPr>
+        <w:t>), ISO code (dbo:iso31661Code), telephone calling code (</w:t>
+      </w:r>
+      <w:proofErr w:type="spellStart"/>
+      <w:r>
+        <w:rPr>
+          <w:color w:val="000000"/>
+        </w:rPr>
+        <w:t>dbp:callingCode</w:t>
+      </w:r>
+      <w:proofErr w:type="spellEnd"/>
+      <w:r>
+        <w:rPr>
+          <w:color w:val="000000"/>
+        </w:rPr>
+        <w:t>), area in km² (</w:t>
+      </w:r>
+      <w:proofErr w:type="spellStart"/>
+      <w:r>
+        <w:rPr>
+          <w:color w:val="000000"/>
+        </w:rPr>
+        <w:t>dbp:areaKm</w:t>
+      </w:r>
+      <w:proofErr w:type="spellEnd"/>
+      <w:r>
+        <w:rPr>
+          <w:color w:val="000000"/>
+        </w:rPr>
+        <w:t>), and population estimate (</w:t>
+      </w:r>
+      <w:proofErr w:type="spellStart"/>
+      <w:r>
+        <w:rPr>
+          <w:color w:val="000000"/>
+        </w:rPr>
+        <w:t>dbp:populationEstimate</w:t>
+      </w:r>
+      <w:proofErr w:type="spellEnd"/>
+      <w:r>
+        <w:rPr>
+          <w:color w:val="000000"/>
+        </w:rPr>
+        <w:t>).</w:t>
       </w:r>
     </w:p>
     <w:p>
@@ -225,7 +476,25 @@
           <w:color w:val="000000"/>
           <w:sz w:val="18"/>
         </w:rPr>
-        <w:t>PREFIX dbo:  &lt;http://dbpedia.org/ontology/&gt;</w:t>
+        <w:t xml:space="preserve">PREFIX </w:t>
+      </w:r>
+      <w:proofErr w:type="spellStart"/>
+      <w:r>
+        <w:rPr>
+          <w:rFonts w:ascii="Courier New" w:hAnsi="Courier New"/>
+          <w:color w:val="000000"/>
+          <w:sz w:val="18"/>
+        </w:rPr>
+        <w:t>dbo</w:t>
+      </w:r>
+      <w:proofErr w:type="spellEnd"/>
+      <w:r>
+        <w:rPr>
+          <w:rFonts w:ascii="Courier New" w:hAnsi="Courier New"/>
+          <w:color w:val="000000"/>
+          <w:sz w:val="18"/>
+        </w:rPr>
+        <w:t>:  &lt;http://dbpedia.org/ontology/&gt;</w:t>
       </w:r>
       <w:r>
         <w:rPr>
@@ -234,7 +503,25 @@
           <w:sz w:val="18"/>
         </w:rPr>
         <w:br/>
-        <w:t>PREFIX dbp:  &lt;http://dbpedia.org/property/&gt;</w:t>
+        <w:t xml:space="preserve">PREFIX </w:t>
+      </w:r>
+      <w:proofErr w:type="spellStart"/>
+      <w:r>
+        <w:rPr>
+          <w:rFonts w:ascii="Courier New" w:hAnsi="Courier New"/>
+          <w:color w:val="000000"/>
+          <w:sz w:val="18"/>
+        </w:rPr>
+        <w:t>dbp</w:t>
+      </w:r>
+      <w:proofErr w:type="spellEnd"/>
+      <w:r>
+        <w:rPr>
+          <w:rFonts w:ascii="Courier New" w:hAnsi="Courier New"/>
+          <w:color w:val="000000"/>
+          <w:sz w:val="18"/>
+        </w:rPr>
+        <w:t>:  &lt;http://dbpedia.org/property/&gt;</w:t>
       </w:r>
       <w:r>
         <w:rPr>
@@ -243,7 +530,25 @@
           <w:sz w:val="18"/>
         </w:rPr>
         <w:br/>
-        <w:t>PREFIX rdfs: &lt;http://www.w3.org/2000/01/rdf-schema#&gt;</w:t>
+        <w:t xml:space="preserve">PREFIX </w:t>
+      </w:r>
+      <w:proofErr w:type="spellStart"/>
+      <w:r>
+        <w:rPr>
+          <w:rFonts w:ascii="Courier New" w:hAnsi="Courier New"/>
+          <w:color w:val="000000"/>
+          <w:sz w:val="18"/>
+        </w:rPr>
+        <w:t>rdfs</w:t>
+      </w:r>
+      <w:proofErr w:type="spellEnd"/>
+      <w:r>
+        <w:rPr>
+          <w:rFonts w:ascii="Courier New" w:hAnsi="Courier New"/>
+          <w:color w:val="000000"/>
+          <w:sz w:val="18"/>
+        </w:rPr>
+        <w:t>: &lt;http://www.w3.org/2000/01/rdf-schema#&gt;</w:t>
       </w:r>
       <w:r>
         <w:rPr>
@@ -260,7 +565,61 @@
           <w:sz w:val="18"/>
         </w:rPr>
         <w:br/>
-        <w:t>SELECT DISTINCT ?country ?countryName ?isoCode ?callingCode ?area ?population</w:t>
+        <w:t>SELECT DISTINCT ?country ?</w:t>
+      </w:r>
+      <w:proofErr w:type="spellStart"/>
+      <w:r>
+        <w:rPr>
+          <w:rFonts w:ascii="Courier New" w:hAnsi="Courier New"/>
+          <w:color w:val="000000"/>
+          <w:sz w:val="18"/>
+        </w:rPr>
+        <w:t>countryName</w:t>
+      </w:r>
+      <w:proofErr w:type="spellEnd"/>
+      <w:r>
+        <w:rPr>
+          <w:rFonts w:ascii="Courier New" w:hAnsi="Courier New"/>
+          <w:color w:val="000000"/>
+          <w:sz w:val="18"/>
+        </w:rPr>
+        <w:t xml:space="preserve"> ?</w:t>
+      </w:r>
+      <w:proofErr w:type="spellStart"/>
+      <w:r>
+        <w:rPr>
+          <w:rFonts w:ascii="Courier New" w:hAnsi="Courier New"/>
+          <w:color w:val="000000"/>
+          <w:sz w:val="18"/>
+        </w:rPr>
+        <w:t>isoCode</w:t>
+      </w:r>
+      <w:proofErr w:type="spellEnd"/>
+      <w:r>
+        <w:rPr>
+          <w:rFonts w:ascii="Courier New" w:hAnsi="Courier New"/>
+          <w:color w:val="000000"/>
+          <w:sz w:val="18"/>
+        </w:rPr>
+        <w:t xml:space="preserve"> ?</w:t>
+      </w:r>
+      <w:proofErr w:type="spellStart"/>
+      <w:r>
+        <w:rPr>
+          <w:rFonts w:ascii="Courier New" w:hAnsi="Courier New"/>
+          <w:color w:val="000000"/>
+          <w:sz w:val="18"/>
+        </w:rPr>
+        <w:t>callingCode</w:t>
+      </w:r>
+      <w:proofErr w:type="spellEnd"/>
+      <w:r>
+        <w:rPr>
+          <w:rFonts w:ascii="Courier New" w:hAnsi="Courier New"/>
+          <w:color w:val="000000"/>
+          <w:sz w:val="18"/>
+        </w:rPr>
+        <w:t xml:space="preserve"> ?area ?population</w:t>
       </w:r>
       <w:r>
         <w:rPr>
@@ -278,7 +637,25 @@
           <w:sz w:val="18"/>
         </w:rPr>
         <w:br/>
-        <w:t xml:space="preserve">  ?country a dbo:Country ;</w:t>
+        <w:t xml:space="preserve">  ?country a </w:t>
+      </w:r>
+      <w:proofErr w:type="spellStart"/>
+      <w:r>
+        <w:rPr>
+          <w:rFonts w:ascii="Courier New" w:hAnsi="Courier New"/>
+          <w:color w:val="000000"/>
+          <w:sz w:val="18"/>
+        </w:rPr>
+        <w:t>dbo:Country</w:t>
+      </w:r>
+      <w:proofErr w:type="spellEnd"/>
+      <w:r>
+        <w:rPr>
+          <w:rFonts w:ascii="Courier New" w:hAnsi="Courier New"/>
+          <w:color w:val="000000"/>
+          <w:sz w:val="18"/>
+        </w:rPr>
+        <w:t xml:space="preserve"> ;</w:t>
       </w:r>
       <w:r>
         <w:rPr>
@@ -287,7 +664,43 @@
           <w:sz w:val="18"/>
         </w:rPr>
         <w:br/>
-        <w:t xml:space="preserve">           rdfs:label ?countryName ;</w:t>
+        <w:t xml:space="preserve">           </w:t>
+      </w:r>
+      <w:proofErr w:type="spellStart"/>
+      <w:r>
+        <w:rPr>
+          <w:rFonts w:ascii="Courier New" w:hAnsi="Courier New"/>
+          <w:color w:val="000000"/>
+          <w:sz w:val="18"/>
+        </w:rPr>
+        <w:t>rdfs:label</w:t>
+      </w:r>
+      <w:proofErr w:type="spellEnd"/>
+      <w:r>
+        <w:rPr>
+          <w:rFonts w:ascii="Courier New" w:hAnsi="Courier New"/>
+          <w:color w:val="000000"/>
+          <w:sz w:val="18"/>
+        </w:rPr>
+        <w:t xml:space="preserve"> ?</w:t>
+      </w:r>
+      <w:proofErr w:type="spellStart"/>
+      <w:r>
+        <w:rPr>
+          <w:rFonts w:ascii="Courier New" w:hAnsi="Courier New"/>
+          <w:color w:val="000000"/>
+          <w:sz w:val="18"/>
+        </w:rPr>
+        <w:t>countryName</w:t>
+      </w:r>
+      <w:proofErr w:type="spellEnd"/>
+      <w:r>
+        <w:rPr>
+          <w:rFonts w:ascii="Courier New" w:hAnsi="Courier New"/>
+          <w:color w:val="000000"/>
+          <w:sz w:val="18"/>
+        </w:rPr>
+        <w:t xml:space="preserve"> ;</w:t>
       </w:r>
       <w:r>
         <w:rPr>
@@ -296,7 +709,25 @@
           <w:sz w:val="18"/>
         </w:rPr>
         <w:br/>
-        <w:t xml:space="preserve">           dbo:capital ?capital .</w:t>
+        <w:t xml:space="preserve">           </w:t>
+      </w:r>
+      <w:proofErr w:type="spellStart"/>
+      <w:r>
+        <w:rPr>
+          <w:rFonts w:ascii="Courier New" w:hAnsi="Courier New"/>
+          <w:color w:val="000000"/>
+          <w:sz w:val="18"/>
+        </w:rPr>
+        <w:t>dbo:capital</w:t>
+      </w:r>
+      <w:proofErr w:type="spellEnd"/>
+      <w:r>
+        <w:rPr>
+          <w:rFonts w:ascii="Courier New" w:hAnsi="Courier New"/>
+          <w:color w:val="000000"/>
+          <w:sz w:val="18"/>
+        </w:rPr>
+        <w:t xml:space="preserve"> ?capital .</w:t>
       </w:r>
       <w:r>
         <w:rPr>
@@ -305,7 +736,25 @@
           <w:sz w:val="18"/>
         </w:rPr>
         <w:br/>
-        <w:t xml:space="preserve">  FILTER NOT EXISTS { ?country dbo:dissolutionYear ?year }</w:t>
+        <w:t xml:space="preserve">  FILTER NOT EXISTS { ?country </w:t>
+      </w:r>
+      <w:proofErr w:type="spellStart"/>
+      <w:r>
+        <w:rPr>
+          <w:rFonts w:ascii="Courier New" w:hAnsi="Courier New"/>
+          <w:color w:val="000000"/>
+          <w:sz w:val="18"/>
+        </w:rPr>
+        <w:t>dbo:dissolutionYear</w:t>
+      </w:r>
+      <w:proofErr w:type="spellEnd"/>
+      <w:r>
+        <w:rPr>
+          <w:rFonts w:ascii="Courier New" w:hAnsi="Courier New"/>
+          <w:color w:val="000000"/>
+          <w:sz w:val="18"/>
+        </w:rPr>
+        <w:t xml:space="preserve"> ?year }</w:t>
       </w:r>
       <w:r>
         <w:rPr>
@@ -314,7 +763,43 @@
           <w:sz w:val="18"/>
         </w:rPr>
         <w:br/>
-        <w:t xml:space="preserve">  FILTER (LANG(?countryName) = "en")</w:t>
+        <w:t xml:space="preserve">  FILTER (LANG(?</w:t>
+      </w:r>
+      <w:proofErr w:type="spellStart"/>
+      <w:r>
+        <w:rPr>
+          <w:rFonts w:ascii="Courier New" w:hAnsi="Courier New"/>
+          <w:color w:val="000000"/>
+          <w:sz w:val="18"/>
+        </w:rPr>
+        <w:t>countryName</w:t>
+      </w:r>
+      <w:proofErr w:type="spellEnd"/>
+      <w:r>
+        <w:rPr>
+          <w:rFonts w:ascii="Courier New" w:hAnsi="Courier New"/>
+          <w:color w:val="000000"/>
+          <w:sz w:val="18"/>
+        </w:rPr>
+        <w:t>) = "</w:t>
+      </w:r>
+      <w:proofErr w:type="spellStart"/>
+      <w:r>
+        <w:rPr>
+          <w:rFonts w:ascii="Courier New" w:hAnsi="Courier New"/>
+          <w:color w:val="000000"/>
+          <w:sz w:val="18"/>
+        </w:rPr>
+        <w:t>en</w:t>
+      </w:r>
+      <w:proofErr w:type="spellEnd"/>
+      <w:r>
+        <w:rPr>
+          <w:rFonts w:ascii="Courier New" w:hAnsi="Courier New"/>
+          <w:color w:val="000000"/>
+          <w:sz w:val="18"/>
+        </w:rPr>
+        <w:t>")</w:t>
       </w:r>
       <w:r>
         <w:rPr>
@@ -323,7 +808,25 @@
           <w:sz w:val="18"/>
         </w:rPr>
         <w:br/>
-        <w:t xml:space="preserve">  OPTIONAL { ?country dbo:iso31661Code       ?isoCode }</w:t>
+        <w:t xml:space="preserve">  OPTIONAL { ?country dbo:iso31661Code       ?</w:t>
+      </w:r>
+      <w:proofErr w:type="spellStart"/>
+      <w:r>
+        <w:rPr>
+          <w:rFonts w:ascii="Courier New" w:hAnsi="Courier New"/>
+          <w:color w:val="000000"/>
+          <w:sz w:val="18"/>
+        </w:rPr>
+        <w:t>isoCode</w:t>
+      </w:r>
+      <w:proofErr w:type="spellEnd"/>
+      <w:r>
+        <w:rPr>
+          <w:rFonts w:ascii="Courier New" w:hAnsi="Courier New"/>
+          <w:color w:val="000000"/>
+          <w:sz w:val="18"/>
+        </w:rPr>
+        <w:t xml:space="preserve"> }</w:t>
       </w:r>
       <w:r>
         <w:rPr>
@@ -332,7 +835,43 @@
           <w:sz w:val="18"/>
         </w:rPr>
         <w:br/>
-        <w:t xml:space="preserve">  OPTIONAL { ?country dbp:callingCode        ?callingCode }</w:t>
+        <w:t xml:space="preserve">  OPTIONAL { ?country </w:t>
+      </w:r>
+      <w:proofErr w:type="spellStart"/>
+      <w:r>
+        <w:rPr>
+          <w:rFonts w:ascii="Courier New" w:hAnsi="Courier New"/>
+          <w:color w:val="000000"/>
+          <w:sz w:val="18"/>
+        </w:rPr>
+        <w:t>dbp:callingCode</w:t>
+      </w:r>
+      <w:proofErr w:type="spellEnd"/>
+      <w:r>
+        <w:rPr>
+          <w:rFonts w:ascii="Courier New" w:hAnsi="Courier New"/>
+          <w:color w:val="000000"/>
+          <w:sz w:val="18"/>
+        </w:rPr>
+        <w:t xml:space="preserve">        ?</w:t>
+      </w:r>
+      <w:proofErr w:type="spellStart"/>
+      <w:r>
+        <w:rPr>
+          <w:rFonts w:ascii="Courier New" w:hAnsi="Courier New"/>
+          <w:color w:val="000000"/>
+          <w:sz w:val="18"/>
+        </w:rPr>
+        <w:t>callingCode</w:t>
+      </w:r>
+      <w:proofErr w:type="spellEnd"/>
+      <w:r>
+        <w:rPr>
+          <w:rFonts w:ascii="Courier New" w:hAnsi="Courier New"/>
+          <w:color w:val="000000"/>
+          <w:sz w:val="18"/>
+        </w:rPr>
+        <w:t xml:space="preserve"> }</w:t>
       </w:r>
       <w:r>
         <w:rPr>
@@ -341,7 +880,25 @@
           <w:sz w:val="18"/>
         </w:rPr>
         <w:br/>
-        <w:t xml:space="preserve">  OPTIONAL { ?country dbp:areaKm             ?area }</w:t>
+        <w:t xml:space="preserve">  OPTIONAL { ?country </w:t>
+      </w:r>
+      <w:proofErr w:type="spellStart"/>
+      <w:r>
+        <w:rPr>
+          <w:rFonts w:ascii="Courier New" w:hAnsi="Courier New"/>
+          <w:color w:val="000000"/>
+          <w:sz w:val="18"/>
+        </w:rPr>
+        <w:t>dbp:areaKm</w:t>
+      </w:r>
+      <w:proofErr w:type="spellEnd"/>
+      <w:r>
+        <w:rPr>
+          <w:rFonts w:ascii="Courier New" w:hAnsi="Courier New"/>
+          <w:color w:val="000000"/>
+          <w:sz w:val="18"/>
+        </w:rPr>
+        <w:t xml:space="preserve">             ?area }</w:t>
       </w:r>
       <w:r>
         <w:rPr>
@@ -350,7 +907,25 @@
           <w:sz w:val="18"/>
         </w:rPr>
         <w:br/>
-        <w:t xml:space="preserve">  OPTIONAL { ?country dbp:populationEstimate ?population }</w:t>
+        <w:t xml:space="preserve">  OPTIONAL { ?country </w:t>
+      </w:r>
+      <w:proofErr w:type="spellStart"/>
+      <w:r>
+        <w:rPr>
+          <w:rFonts w:ascii="Courier New" w:hAnsi="Courier New"/>
+          <w:color w:val="000000"/>
+          <w:sz w:val="18"/>
+        </w:rPr>
+        <w:t>dbp:populationEstimate</w:t>
+      </w:r>
+      <w:proofErr w:type="spellEnd"/>
+      <w:r>
+        <w:rPr>
+          <w:rFonts w:ascii="Courier New" w:hAnsi="Courier New"/>
+          <w:color w:val="000000"/>
+          <w:sz w:val="18"/>
+        </w:rPr>
+        <w:t xml:space="preserve"> ?population }</w:t>
       </w:r>
       <w:r>
         <w:rPr>
@@ -359,14 +934,6 @@
           <w:sz w:val="18"/>
         </w:rPr>
         <w:br/>
-      </w:r>
-      <w:r>
-        <w:rPr>
-          <w:rFonts w:ascii="Courier New" w:hAnsi="Courier New"/>
-          <w:color w:val="000000"/>
-          <w:sz w:val="18"/>
-        </w:rPr>
-        <w:lastRenderedPageBreak/>
         <w:t>}</w:t>
       </w:r>
       <w:r>
@@ -376,8 +943,18 @@
           <w:sz w:val="18"/>
         </w:rPr>
         <w:br/>
-        <w:t>ORDER BY ?countryName</w:t>
-      </w:r>
+        <w:t>ORDER BY ?</w:t>
+      </w:r>
+      <w:proofErr w:type="spellStart"/>
+      <w:r>
+        <w:rPr>
+          <w:rFonts w:ascii="Courier New" w:hAnsi="Courier New"/>
+          <w:color w:val="000000"/>
+          <w:sz w:val="18"/>
+        </w:rPr>
+        <w:t>countryName</w:t>
+      </w:r>
+      <w:proofErr w:type="spellEnd"/>
     </w:p>
     <w:p>
       <w:pPr>
@@ -387,6 +964,7 @@
         <w:rPr>
           <w:color w:val="000000"/>
         </w:rPr>
+        <w:lastRenderedPageBreak/>
         <w:t>Task 1.3</w:t>
       </w:r>
     </w:p>
@@ -396,7 +974,23 @@
           <w:b/>
           <w:color w:val="000000"/>
         </w:rPr>
-        <w:t xml:space="preserve">Third query (Wikidata country list, equivalent of Task 1.1): </w:t>
+        <w:t>Third query (</w:t>
+      </w:r>
+      <w:proofErr w:type="spellStart"/>
+      <w:r>
+        <w:rPr>
+          <w:b/>
+          <w:color w:val="000000"/>
+        </w:rPr>
+        <w:t>Wikidata</w:t>
+      </w:r>
+      <w:proofErr w:type="spellEnd"/>
+      <w:r>
+        <w:rPr>
+          <w:b/>
+          <w:color w:val="000000"/>
+        </w:rPr>
+        <w:t xml:space="preserve"> country list, equivalent of Task 1.1): </w:t>
       </w:r>
       <w:r>
         <w:rPr>
@@ -424,7 +1018,25 @@
           <w:sz w:val="18"/>
         </w:rPr>
         <w:br/>
-        <w:t>PREFIX wdt:  &lt;http://www.wikidata.org/prop/direct/&gt;</w:t>
+        <w:t xml:space="preserve">PREFIX </w:t>
+      </w:r>
+      <w:proofErr w:type="spellStart"/>
+      <w:r>
+        <w:rPr>
+          <w:rFonts w:ascii="Courier New" w:hAnsi="Courier New"/>
+          <w:color w:val="000000"/>
+          <w:sz w:val="18"/>
+        </w:rPr>
+        <w:t>wdt</w:t>
+      </w:r>
+      <w:proofErr w:type="spellEnd"/>
+      <w:r>
+        <w:rPr>
+          <w:rFonts w:ascii="Courier New" w:hAnsi="Courier New"/>
+          <w:color w:val="000000"/>
+          <w:sz w:val="18"/>
+        </w:rPr>
+        <w:t>:  &lt;http://www.wikidata.org/prop/direct/&gt;</w:t>
       </w:r>
       <w:r>
         <w:rPr>
@@ -433,7 +1045,25 @@
           <w:sz w:val="18"/>
         </w:rPr>
         <w:br/>
-        <w:t>PREFIX rdfs: &lt;http://www.w3.org/2000/01/rdf-schema#&gt;</w:t>
+        <w:t xml:space="preserve">PREFIX </w:t>
+      </w:r>
+      <w:proofErr w:type="spellStart"/>
+      <w:r>
+        <w:rPr>
+          <w:rFonts w:ascii="Courier New" w:hAnsi="Courier New"/>
+          <w:color w:val="000000"/>
+          <w:sz w:val="18"/>
+        </w:rPr>
+        <w:t>rdfs</w:t>
+      </w:r>
+      <w:proofErr w:type="spellEnd"/>
+      <w:r>
+        <w:rPr>
+          <w:rFonts w:ascii="Courier New" w:hAnsi="Courier New"/>
+          <w:color w:val="000000"/>
+          <w:sz w:val="18"/>
+        </w:rPr>
+        <w:t>: &lt;http://www.w3.org/2000/01/rdf-schema#&gt;</w:t>
       </w:r>
       <w:r>
         <w:rPr>
@@ -450,8 +1080,18 @@
           <w:sz w:val="18"/>
         </w:rPr>
         <w:br/>
-        <w:t>SELECT DISTINCT ?country ?countryName</w:t>
-      </w:r>
+        <w:t>SELECT DISTINCT ?country ?</w:t>
+      </w:r>
+      <w:proofErr w:type="spellStart"/>
+      <w:r>
+        <w:rPr>
+          <w:rFonts w:ascii="Courier New" w:hAnsi="Courier New"/>
+          <w:color w:val="000000"/>
+          <w:sz w:val="18"/>
+        </w:rPr>
+        <w:t>countryName</w:t>
+      </w:r>
+      <w:proofErr w:type="spellEnd"/>
       <w:r>
         <w:rPr>
           <w:rFonts w:ascii="Courier New" w:hAnsi="Courier New"/>
@@ -486,7 +1126,43 @@
           <w:sz w:val="18"/>
         </w:rPr>
         <w:br/>
-        <w:t xml:space="preserve">           rdfs:label ?countryName .</w:t>
+        <w:t xml:space="preserve">           </w:t>
+      </w:r>
+      <w:proofErr w:type="spellStart"/>
+      <w:r>
+        <w:rPr>
+          <w:rFonts w:ascii="Courier New" w:hAnsi="Courier New"/>
+          <w:color w:val="000000"/>
+          <w:sz w:val="18"/>
+        </w:rPr>
+        <w:t>rdfs:label</w:t>
+      </w:r>
+      <w:proofErr w:type="spellEnd"/>
+      <w:r>
+        <w:rPr>
+          <w:rFonts w:ascii="Courier New" w:hAnsi="Courier New"/>
+          <w:color w:val="000000"/>
+          <w:sz w:val="18"/>
+        </w:rPr>
+        <w:t xml:space="preserve"> ?</w:t>
+      </w:r>
+      <w:proofErr w:type="spellStart"/>
+      <w:r>
+        <w:rPr>
+          <w:rFonts w:ascii="Courier New" w:hAnsi="Courier New"/>
+          <w:color w:val="000000"/>
+          <w:sz w:val="18"/>
+        </w:rPr>
+        <w:t>countryName</w:t>
+      </w:r>
+      <w:proofErr w:type="spellEnd"/>
+      <w:r>
+        <w:rPr>
+          <w:rFonts w:ascii="Courier New" w:hAnsi="Courier New"/>
+          <w:color w:val="000000"/>
+          <w:sz w:val="18"/>
+        </w:rPr>
+        <w:t xml:space="preserve"> .</w:t>
       </w:r>
       <w:r>
         <w:rPr>
@@ -504,7 +1180,43 @@
           <w:sz w:val="18"/>
         </w:rPr>
         <w:br/>
-        <w:t xml:space="preserve">  FILTER (LANG(?countryName) = "en")</w:t>
+        <w:t xml:space="preserve">  FILTER (LANG(?</w:t>
+      </w:r>
+      <w:proofErr w:type="spellStart"/>
+      <w:r>
+        <w:rPr>
+          <w:rFonts w:ascii="Courier New" w:hAnsi="Courier New"/>
+          <w:color w:val="000000"/>
+          <w:sz w:val="18"/>
+        </w:rPr>
+        <w:t>countryName</w:t>
+      </w:r>
+      <w:proofErr w:type="spellEnd"/>
+      <w:r>
+        <w:rPr>
+          <w:rFonts w:ascii="Courier New" w:hAnsi="Courier New"/>
+          <w:color w:val="000000"/>
+          <w:sz w:val="18"/>
+        </w:rPr>
+        <w:t>) = "</w:t>
+      </w:r>
+      <w:proofErr w:type="spellStart"/>
+      <w:r>
+        <w:rPr>
+          <w:rFonts w:ascii="Courier New" w:hAnsi="Courier New"/>
+          <w:color w:val="000000"/>
+          <w:sz w:val="18"/>
+        </w:rPr>
+        <w:t>en</w:t>
+      </w:r>
+      <w:proofErr w:type="spellEnd"/>
+      <w:r>
+        <w:rPr>
+          <w:rFonts w:ascii="Courier New" w:hAnsi="Courier New"/>
+          <w:color w:val="000000"/>
+          <w:sz w:val="18"/>
+        </w:rPr>
+        <w:t>")</w:t>
       </w:r>
       <w:r>
         <w:rPr>
@@ -522,8 +1234,18 @@
           <w:sz w:val="18"/>
         </w:rPr>
         <w:br/>
-        <w:t>ORDER BY ?countryName</w:t>
-      </w:r>
+        <w:t>ORDER BY ?</w:t>
+      </w:r>
+      <w:proofErr w:type="spellStart"/>
+      <w:r>
+        <w:rPr>
+          <w:rFonts w:ascii="Courier New" w:hAnsi="Courier New"/>
+          <w:color w:val="000000"/>
+          <w:sz w:val="18"/>
+        </w:rPr>
+        <w:t>countryName</w:t>
+      </w:r>
+      <w:proofErr w:type="spellEnd"/>
     </w:p>
     <w:p>
       <w:r>
@@ -531,7 +1253,23 @@
           <w:b/>
           <w:color w:val="000000"/>
         </w:rPr>
-        <w:t xml:space="preserve">Fourth query (Wikidata country attributes + provinces, equivalent of Task 1.2): </w:t>
+        <w:t>Fourth query (</w:t>
+      </w:r>
+      <w:proofErr w:type="spellStart"/>
+      <w:r>
+        <w:rPr>
+          <w:b/>
+          <w:color w:val="000000"/>
+        </w:rPr>
+        <w:t>Wikidata</w:t>
+      </w:r>
+      <w:proofErr w:type="spellEnd"/>
+      <w:r>
+        <w:rPr>
+          <w:b/>
+          <w:color w:val="000000"/>
+        </w:rPr>
+        <w:t xml:space="preserve"> country attributes + provinces, equivalent of Task 1.2): </w:t>
       </w:r>
       <w:r>
         <w:rPr>
@@ -559,7 +1297,25 @@
           <w:sz w:val="18"/>
         </w:rPr>
         <w:br/>
-        <w:t>PREFIX wdt:  &lt;http://www.wikidata.org/prop/direct/&gt;</w:t>
+        <w:t xml:space="preserve">PREFIX </w:t>
+      </w:r>
+      <w:proofErr w:type="spellStart"/>
+      <w:r>
+        <w:rPr>
+          <w:rFonts w:ascii="Courier New" w:hAnsi="Courier New"/>
+          <w:color w:val="000000"/>
+          <w:sz w:val="18"/>
+        </w:rPr>
+        <w:t>wdt</w:t>
+      </w:r>
+      <w:proofErr w:type="spellEnd"/>
+      <w:r>
+        <w:rPr>
+          <w:rFonts w:ascii="Courier New" w:hAnsi="Courier New"/>
+          <w:color w:val="000000"/>
+          <w:sz w:val="18"/>
+        </w:rPr>
+        <w:t>:  &lt;http://www.wikidata.org/prop/direct/&gt;</w:t>
       </w:r>
       <w:r>
         <w:rPr>
@@ -568,7 +1324,25 @@
           <w:sz w:val="18"/>
         </w:rPr>
         <w:br/>
-        <w:t>PREFIX rdfs: &lt;http://www.w3.org/2000/01/rdf-schema#&gt;</w:t>
+        <w:t xml:space="preserve">PREFIX </w:t>
+      </w:r>
+      <w:proofErr w:type="spellStart"/>
+      <w:r>
+        <w:rPr>
+          <w:rFonts w:ascii="Courier New" w:hAnsi="Courier New"/>
+          <w:color w:val="000000"/>
+          <w:sz w:val="18"/>
+        </w:rPr>
+        <w:t>rdfs</w:t>
+      </w:r>
+      <w:proofErr w:type="spellEnd"/>
+      <w:r>
+        <w:rPr>
+          <w:rFonts w:ascii="Courier New" w:hAnsi="Courier New"/>
+          <w:color w:val="000000"/>
+          <w:sz w:val="18"/>
+        </w:rPr>
+        <w:t>: &lt;http://www.w3.org/2000/01/rdf-schema#&gt;</w:t>
       </w:r>
       <w:r>
         <w:rPr>
@@ -585,7 +1359,61 @@
           <w:sz w:val="18"/>
         </w:rPr>
         <w:br/>
-        <w:t>SELECT DISTINCT ?country ?countryName ?isoCode ?callingCode ?area ?population</w:t>
+        <w:t>SELECT DISTINCT ?country ?</w:t>
+      </w:r>
+      <w:proofErr w:type="spellStart"/>
+      <w:r>
+        <w:rPr>
+          <w:rFonts w:ascii="Courier New" w:hAnsi="Courier New"/>
+          <w:color w:val="000000"/>
+          <w:sz w:val="18"/>
+        </w:rPr>
+        <w:t>countryName</w:t>
+      </w:r>
+      <w:proofErr w:type="spellEnd"/>
+      <w:r>
+        <w:rPr>
+          <w:rFonts w:ascii="Courier New" w:hAnsi="Courier New"/>
+          <w:color w:val="000000"/>
+          <w:sz w:val="18"/>
+        </w:rPr>
+        <w:t xml:space="preserve"> ?</w:t>
+      </w:r>
+      <w:proofErr w:type="spellStart"/>
+      <w:r>
+        <w:rPr>
+          <w:rFonts w:ascii="Courier New" w:hAnsi="Courier New"/>
+          <w:color w:val="000000"/>
+          <w:sz w:val="18"/>
+        </w:rPr>
+        <w:t>isoCode</w:t>
+      </w:r>
+      <w:proofErr w:type="spellEnd"/>
+      <w:r>
+        <w:rPr>
+          <w:rFonts w:ascii="Courier New" w:hAnsi="Courier New"/>
+          <w:color w:val="000000"/>
+          <w:sz w:val="18"/>
+        </w:rPr>
+        <w:t xml:space="preserve"> ?</w:t>
+      </w:r>
+      <w:proofErr w:type="spellStart"/>
+      <w:r>
+        <w:rPr>
+          <w:rFonts w:ascii="Courier New" w:hAnsi="Courier New"/>
+          <w:color w:val="000000"/>
+          <w:sz w:val="18"/>
+        </w:rPr>
+        <w:t>callingCode</w:t>
+      </w:r>
+      <w:proofErr w:type="spellEnd"/>
+      <w:r>
+        <w:rPr>
+          <w:rFonts w:ascii="Courier New" w:hAnsi="Courier New"/>
+          <w:color w:val="000000"/>
+          <w:sz w:val="18"/>
+        </w:rPr>
+        <w:t xml:space="preserve"> ?area ?population</w:t>
       </w:r>
       <w:r>
         <w:rPr>
@@ -594,7 +1422,25 @@
           <w:sz w:val="18"/>
         </w:rPr>
         <w:br/>
-        <w:t xml:space="preserve">       (GROUP_CONCAT(DISTINCT ?provinceName; SEPARATOR="; ") AS ?provinces)</w:t>
+        <w:t xml:space="preserve">       (GROUP_CONCAT(DISTINCT ?</w:t>
+      </w:r>
+      <w:proofErr w:type="spellStart"/>
+      <w:r>
+        <w:rPr>
+          <w:rFonts w:ascii="Courier New" w:hAnsi="Courier New"/>
+          <w:color w:val="000000"/>
+          <w:sz w:val="18"/>
+        </w:rPr>
+        <w:t>provinceName</w:t>
+      </w:r>
+      <w:proofErr w:type="spellEnd"/>
+      <w:r>
+        <w:rPr>
+          <w:rFonts w:ascii="Courier New" w:hAnsi="Courier New"/>
+          <w:color w:val="000000"/>
+          <w:sz w:val="18"/>
+        </w:rPr>
+        <w:t>; SEPARATOR="; ") AS ?provinces)</w:t>
       </w:r>
       <w:r>
         <w:rPr>
@@ -630,7 +1476,43 @@
           <w:sz w:val="18"/>
         </w:rPr>
         <w:br/>
-        <w:t xml:space="preserve">           rdfs:label ?countryName .</w:t>
+        <w:t xml:space="preserve">           </w:t>
+      </w:r>
+      <w:proofErr w:type="spellStart"/>
+      <w:r>
+        <w:rPr>
+          <w:rFonts w:ascii="Courier New" w:hAnsi="Courier New"/>
+          <w:color w:val="000000"/>
+          <w:sz w:val="18"/>
+        </w:rPr>
+        <w:t>rdfs:label</w:t>
+      </w:r>
+      <w:proofErr w:type="spellEnd"/>
+      <w:r>
+        <w:rPr>
+          <w:rFonts w:ascii="Courier New" w:hAnsi="Courier New"/>
+          <w:color w:val="000000"/>
+          <w:sz w:val="18"/>
+        </w:rPr>
+        <w:t xml:space="preserve"> ?</w:t>
+      </w:r>
+      <w:proofErr w:type="spellStart"/>
+      <w:r>
+        <w:rPr>
+          <w:rFonts w:ascii="Courier New" w:hAnsi="Courier New"/>
+          <w:color w:val="000000"/>
+          <w:sz w:val="18"/>
+        </w:rPr>
+        <w:t>countryName</w:t>
+      </w:r>
+      <w:proofErr w:type="spellEnd"/>
+      <w:r>
+        <w:rPr>
+          <w:rFonts w:ascii="Courier New" w:hAnsi="Courier New"/>
+          <w:color w:val="000000"/>
+          <w:sz w:val="18"/>
+        </w:rPr>
+        <w:t xml:space="preserve"> .</w:t>
       </w:r>
       <w:r>
         <w:rPr>
@@ -648,7 +1530,43 @@
           <w:sz w:val="18"/>
         </w:rPr>
         <w:br/>
-        <w:t xml:space="preserve">  FILTER (LANG(?countryName) = "en")</w:t>
+        <w:t xml:space="preserve">  FILTER (LANG(?</w:t>
+      </w:r>
+      <w:proofErr w:type="spellStart"/>
+      <w:r>
+        <w:rPr>
+          <w:rFonts w:ascii="Courier New" w:hAnsi="Courier New"/>
+          <w:color w:val="000000"/>
+          <w:sz w:val="18"/>
+        </w:rPr>
+        <w:t>countryName</w:t>
+      </w:r>
+      <w:proofErr w:type="spellEnd"/>
+      <w:r>
+        <w:rPr>
+          <w:rFonts w:ascii="Courier New" w:hAnsi="Courier New"/>
+          <w:color w:val="000000"/>
+          <w:sz w:val="18"/>
+        </w:rPr>
+        <w:t>) = "</w:t>
+      </w:r>
+      <w:proofErr w:type="spellStart"/>
+      <w:r>
+        <w:rPr>
+          <w:rFonts w:ascii="Courier New" w:hAnsi="Courier New"/>
+          <w:color w:val="000000"/>
+          <w:sz w:val="18"/>
+        </w:rPr>
+        <w:t>en</w:t>
+      </w:r>
+      <w:proofErr w:type="spellEnd"/>
+      <w:r>
+        <w:rPr>
+          <w:rFonts w:ascii="Courier New" w:hAnsi="Courier New"/>
+          <w:color w:val="000000"/>
+          <w:sz w:val="18"/>
+        </w:rPr>
+        <w:t>")</w:t>
       </w:r>
       <w:r>
         <w:rPr>
@@ -657,7 +1575,25 @@
           <w:sz w:val="18"/>
         </w:rPr>
         <w:br/>
-        <w:t xml:space="preserve">  OPTIONAL { ?country wdt:P297  ?isoCode }</w:t>
+        <w:t xml:space="preserve">  OPTIONAL { ?country wdt:P297  ?</w:t>
+      </w:r>
+      <w:proofErr w:type="spellStart"/>
+      <w:r>
+        <w:rPr>
+          <w:rFonts w:ascii="Courier New" w:hAnsi="Courier New"/>
+          <w:color w:val="000000"/>
+          <w:sz w:val="18"/>
+        </w:rPr>
+        <w:t>isoCode</w:t>
+      </w:r>
+      <w:proofErr w:type="spellEnd"/>
+      <w:r>
+        <w:rPr>
+          <w:rFonts w:ascii="Courier New" w:hAnsi="Courier New"/>
+          <w:color w:val="000000"/>
+          <w:sz w:val="18"/>
+        </w:rPr>
+        <w:t xml:space="preserve"> }</w:t>
       </w:r>
       <w:r>
         <w:rPr>
@@ -666,7 +1602,25 @@
           <w:sz w:val="18"/>
         </w:rPr>
         <w:br/>
-        <w:t xml:space="preserve">  OPTIONAL { ?country wdt:P474  ?callingCode }</w:t>
+        <w:t xml:space="preserve">  OPTIONAL { ?country wdt:P474  ?</w:t>
+      </w:r>
+      <w:proofErr w:type="spellStart"/>
+      <w:r>
+        <w:rPr>
+          <w:rFonts w:ascii="Courier New" w:hAnsi="Courier New"/>
+          <w:color w:val="000000"/>
+          <w:sz w:val="18"/>
+        </w:rPr>
+        <w:t>callingCode</w:t>
+      </w:r>
+      <w:proofErr w:type="spellEnd"/>
+      <w:r>
+        <w:rPr>
+          <w:rFonts w:ascii="Courier New" w:hAnsi="Courier New"/>
+          <w:color w:val="000000"/>
+          <w:sz w:val="18"/>
+        </w:rPr>
+        <w:t xml:space="preserve"> }</w:t>
       </w:r>
       <w:r>
         <w:rPr>
@@ -711,7 +1665,43 @@
           <w:sz w:val="18"/>
         </w:rPr>
         <w:br/>
-        <w:t xml:space="preserve">    ?province rdfs:label ?provinceName .</w:t>
+        <w:t xml:space="preserve">    ?province </w:t>
+      </w:r>
+      <w:proofErr w:type="spellStart"/>
+      <w:r>
+        <w:rPr>
+          <w:rFonts w:ascii="Courier New" w:hAnsi="Courier New"/>
+          <w:color w:val="000000"/>
+          <w:sz w:val="18"/>
+        </w:rPr>
+        <w:t>rdfs:label</w:t>
+      </w:r>
+      <w:proofErr w:type="spellEnd"/>
+      <w:r>
+        <w:rPr>
+          <w:rFonts w:ascii="Courier New" w:hAnsi="Courier New"/>
+          <w:color w:val="000000"/>
+          <w:sz w:val="18"/>
+        </w:rPr>
+        <w:t xml:space="preserve"> ?</w:t>
+      </w:r>
+      <w:proofErr w:type="spellStart"/>
+      <w:r>
+        <w:rPr>
+          <w:rFonts w:ascii="Courier New" w:hAnsi="Courier New"/>
+          <w:color w:val="000000"/>
+          <w:sz w:val="18"/>
+        </w:rPr>
+        <w:t>provinceName</w:t>
+      </w:r>
+      <w:proofErr w:type="spellEnd"/>
+      <w:r>
+        <w:rPr>
+          <w:rFonts w:ascii="Courier New" w:hAnsi="Courier New"/>
+          <w:color w:val="000000"/>
+          <w:sz w:val="18"/>
+        </w:rPr>
+        <w:t xml:space="preserve"> .</w:t>
       </w:r>
       <w:r>
         <w:rPr>
@@ -720,7 +1710,43 @@
           <w:sz w:val="18"/>
         </w:rPr>
         <w:br/>
-        <w:t xml:space="preserve">    FILTER (LANG(?provinceName) = "en")</w:t>
+        <w:t xml:space="preserve">    FILTER (LANG(?</w:t>
+      </w:r>
+      <w:proofErr w:type="spellStart"/>
+      <w:r>
+        <w:rPr>
+          <w:rFonts w:ascii="Courier New" w:hAnsi="Courier New"/>
+          <w:color w:val="000000"/>
+          <w:sz w:val="18"/>
+        </w:rPr>
+        <w:t>provinceName</w:t>
+      </w:r>
+      <w:proofErr w:type="spellEnd"/>
+      <w:r>
+        <w:rPr>
+          <w:rFonts w:ascii="Courier New" w:hAnsi="Courier New"/>
+          <w:color w:val="000000"/>
+          <w:sz w:val="18"/>
+        </w:rPr>
+        <w:t>) = "</w:t>
+      </w:r>
+      <w:proofErr w:type="spellStart"/>
+      <w:r>
+        <w:rPr>
+          <w:rFonts w:ascii="Courier New" w:hAnsi="Courier New"/>
+          <w:color w:val="000000"/>
+          <w:sz w:val="18"/>
+        </w:rPr>
+        <w:t>en</w:t>
+      </w:r>
+      <w:proofErr w:type="spellEnd"/>
+      <w:r>
+        <w:rPr>
+          <w:rFonts w:ascii="Courier New" w:hAnsi="Courier New"/>
+          <w:color w:val="000000"/>
+          <w:sz w:val="18"/>
+        </w:rPr>
+        <w:t>")</w:t>
       </w:r>
       <w:r>
         <w:rPr>
@@ -747,7 +1773,61 @@
           <w:sz w:val="18"/>
         </w:rPr>
         <w:br/>
-        <w:t>GROUP BY ?country ?countryName ?isoCode ?callingCode ?area ?population</w:t>
+        <w:t>GROUP BY ?country ?</w:t>
+      </w:r>
+      <w:proofErr w:type="spellStart"/>
+      <w:r>
+        <w:rPr>
+          <w:rFonts w:ascii="Courier New" w:hAnsi="Courier New"/>
+          <w:color w:val="000000"/>
+          <w:sz w:val="18"/>
+        </w:rPr>
+        <w:t>countryName</w:t>
+      </w:r>
+      <w:proofErr w:type="spellEnd"/>
+      <w:r>
+        <w:rPr>
+          <w:rFonts w:ascii="Courier New" w:hAnsi="Courier New"/>
+          <w:color w:val="000000"/>
+          <w:sz w:val="18"/>
+        </w:rPr>
+        <w:t xml:space="preserve"> ?</w:t>
+      </w:r>
+      <w:proofErr w:type="spellStart"/>
+      <w:r>
+        <w:rPr>
+          <w:rFonts w:ascii="Courier New" w:hAnsi="Courier New"/>
+          <w:color w:val="000000"/>
+          <w:sz w:val="18"/>
+        </w:rPr>
+        <w:t>isoCode</w:t>
+      </w:r>
+      <w:proofErr w:type="spellEnd"/>
+      <w:r>
+        <w:rPr>
+          <w:rFonts w:ascii="Courier New" w:hAnsi="Courier New"/>
+          <w:color w:val="000000"/>
+          <w:sz w:val="18"/>
+        </w:rPr>
+        <w:t xml:space="preserve"> ?</w:t>
+      </w:r>
+      <w:proofErr w:type="spellStart"/>
+      <w:r>
+        <w:rPr>
+          <w:rFonts w:ascii="Courier New" w:hAnsi="Courier New"/>
+          <w:color w:val="000000"/>
+          <w:sz w:val="18"/>
+        </w:rPr>
+        <w:t>callingCode</w:t>
+      </w:r>
+      <w:proofErr w:type="spellEnd"/>
+      <w:r>
+        <w:rPr>
+          <w:rFonts w:ascii="Courier New" w:hAnsi="Courier New"/>
+          <w:color w:val="000000"/>
+          <w:sz w:val="18"/>
+        </w:rPr>
+        <w:t xml:space="preserve"> ?area ?population</w:t>
       </w:r>
       <w:r>
         <w:rPr>
@@ -756,8 +1836,18 @@
           <w:sz w:val="18"/>
         </w:rPr>
         <w:br/>
-        <w:t>ORDER BY ?countryName</w:t>
-      </w:r>
+        <w:t>ORDER BY ?</w:t>
+      </w:r>
+      <w:proofErr w:type="spellStart"/>
+      <w:r>
+        <w:rPr>
+          <w:rFonts w:ascii="Courier New" w:hAnsi="Courier New"/>
+          <w:color w:val="000000"/>
+          <w:sz w:val="18"/>
+        </w:rPr>
+        <w:t>countryName</w:t>
+      </w:r>
+      <w:proofErr w:type="spellEnd"/>
     </w:p>
     <w:p>
       <w:pPr>
@@ -767,7 +1857,6 @@
         <w:rPr>
           <w:color w:val="000000"/>
         </w:rPr>
-        <w:lastRenderedPageBreak/>
         <w:t>Task 1.4</w:t>
       </w:r>
     </w:p>
@@ -776,7 +1865,21 @@
         <w:rPr>
           <w:color w:val="000000"/>
         </w:rPr>
-        <w:t>The table below summarises approximate time spent and key observations for each of the four SPARQL queries.</w:t>
+        <w:t xml:space="preserve">The table below </w:t>
+      </w:r>
+      <w:proofErr w:type="spellStart"/>
+      <w:r>
+        <w:rPr>
+          <w:color w:val="000000"/>
+        </w:rPr>
+        <w:t>summarises</w:t>
+      </w:r>
+      <w:proofErr w:type="spellEnd"/>
+      <w:r>
+        <w:rPr>
+          <w:color w:val="000000"/>
+        </w:rPr>
+        <w:t xml:space="preserve"> approximate time spent and key observations for each of the four SPARQL queries.</w:t>
       </w:r>
     </w:p>
     <w:tbl>
@@ -801,6 +1904,7 @@
                 <w:b/>
                 <w:color w:val="000000"/>
               </w:rPr>
+              <w:lastRenderedPageBreak/>
               <w:t>SPARQL Query</w:t>
             </w:r>
           </w:p>
@@ -851,7 +1955,21 @@
                 <w:color w:val="000000"/>
               </w:rPr>
               <w:br/>
-              <w:t>(First DBpedia query to get countries)</w:t>
+              <w:t xml:space="preserve">(First </w:t>
+            </w:r>
+            <w:proofErr w:type="spellStart"/>
+            <w:r>
+              <w:rPr>
+                <w:color w:val="000000"/>
+              </w:rPr>
+              <w:t>DBpedia</w:t>
+            </w:r>
+            <w:proofErr w:type="spellEnd"/>
+            <w:r>
+              <w:rPr>
+                <w:color w:val="000000"/>
+              </w:rPr>
+              <w:t xml:space="preserve"> query to get countries)</w:t>
             </w:r>
           </w:p>
         </w:tc>
@@ -877,7 +1995,63 @@
               <w:rPr>
                 <w:color w:val="000000"/>
               </w:rPr>
-              <w:t>The most time-consuming job is identifying the right filter combination (requiring dbo:capital and excluding dbo:dissolutionYear), because many dbo:Country instances are historical entities. Challenge: DBpedia does not have a single reliable "sovereign state" class, so proxy filters must be used instead.</w:t>
+              <w:t xml:space="preserve">The most time-consuming job is identifying the right filter combination (requiring </w:t>
+            </w:r>
+            <w:proofErr w:type="spellStart"/>
+            <w:r>
+              <w:rPr>
+                <w:color w:val="000000"/>
+              </w:rPr>
+              <w:t>dbo:capital</w:t>
+            </w:r>
+            <w:proofErr w:type="spellEnd"/>
+            <w:r>
+              <w:rPr>
+                <w:color w:val="000000"/>
+              </w:rPr>
+              <w:t xml:space="preserve"> and excluding </w:t>
+            </w:r>
+            <w:proofErr w:type="spellStart"/>
+            <w:r>
+              <w:rPr>
+                <w:color w:val="000000"/>
+              </w:rPr>
+              <w:t>dbo:dissolutionYear</w:t>
+            </w:r>
+            <w:proofErr w:type="spellEnd"/>
+            <w:r>
+              <w:rPr>
+                <w:color w:val="000000"/>
+              </w:rPr>
+              <w:t xml:space="preserve">), because many </w:t>
+            </w:r>
+            <w:proofErr w:type="spellStart"/>
+            <w:r>
+              <w:rPr>
+                <w:color w:val="000000"/>
+              </w:rPr>
+              <w:t>dbo:Country</w:t>
+            </w:r>
+            <w:proofErr w:type="spellEnd"/>
+            <w:r>
+              <w:rPr>
+                <w:color w:val="000000"/>
+              </w:rPr>
+              <w:t xml:space="preserve"> instances are historical entities. Challenge: </w:t>
+            </w:r>
+            <w:proofErr w:type="spellStart"/>
+            <w:r>
+              <w:rPr>
+                <w:color w:val="000000"/>
+              </w:rPr>
+              <w:t>DBpedia</w:t>
+            </w:r>
+            <w:proofErr w:type="spellEnd"/>
+            <w:r>
+              <w:rPr>
+                <w:color w:val="000000"/>
+              </w:rPr>
+              <w:t xml:space="preserve"> does not have a single reliable "sovereign state" class, so proxy filters must be used instead.</w:t>
             </w:r>
           </w:p>
         </w:tc>
@@ -899,7 +2073,21 @@
                 <w:color w:val="000000"/>
               </w:rPr>
               <w:br/>
-              <w:t>(Second DBpedia query for country attributes)</w:t>
+              <w:t xml:space="preserve">(Second </w:t>
+            </w:r>
+            <w:proofErr w:type="spellStart"/>
+            <w:r>
+              <w:rPr>
+                <w:color w:val="000000"/>
+              </w:rPr>
+              <w:t>DBpedia</w:t>
+            </w:r>
+            <w:proofErr w:type="spellEnd"/>
+            <w:r>
+              <w:rPr>
+                <w:color w:val="000000"/>
+              </w:rPr>
+              <w:t xml:space="preserve"> query for country attributes)</w:t>
             </w:r>
           </w:p>
         </w:tc>
@@ -947,7 +2135,21 @@
                 <w:color w:val="000000"/>
               </w:rPr>
               <w:br/>
-              <w:t>(Wikidata country list)</w:t>
+              <w:t>(</w:t>
+            </w:r>
+            <w:proofErr w:type="spellStart"/>
+            <w:r>
+              <w:rPr>
+                <w:color w:val="000000"/>
+              </w:rPr>
+              <w:t>Wikidata</w:t>
+            </w:r>
+            <w:proofErr w:type="spellEnd"/>
+            <w:r>
+              <w:rPr>
+                <w:color w:val="000000"/>
+              </w:rPr>
+              <w:t xml:space="preserve"> country list)</w:t>
             </w:r>
           </w:p>
         </w:tc>
@@ -971,7 +2173,7 @@
           <w:p>
             <w:pPr>
               <w:rPr>
-                <w:rFonts w:eastAsia="宋体" w:hint="eastAsia"/>
+                <w:rFonts w:eastAsia="宋体"/>
                 <w:lang w:eastAsia="zh-CN"/>
               </w:rPr>
             </w:pPr>
@@ -979,7 +2181,35 @@
               <w:rPr>
                 <w:color w:val="000000"/>
               </w:rPr>
-              <w:t>The most time-consuming job is learning Wikidata Q-codes: sovereign state = Q3624078, capital = P36, dissolution date = P576. Challenge: Wikidata uses numeric property/entity IDs with no readable names in the query, making it harder to read and debug</w:t>
+              <w:t xml:space="preserve">The most time-consuming job is learning </w:t>
+            </w:r>
+            <w:proofErr w:type="spellStart"/>
+            <w:r>
+              <w:rPr>
+                <w:color w:val="000000"/>
+              </w:rPr>
+              <w:t>Wikidata</w:t>
+            </w:r>
+            <w:proofErr w:type="spellEnd"/>
+            <w:r>
+              <w:rPr>
+                <w:color w:val="000000"/>
+              </w:rPr>
+              <w:t xml:space="preserve"> Q-codes: sovereign state = Q3624078, capital = P36, dissolution date = P576. Challenge: </w:t>
+            </w:r>
+            <w:proofErr w:type="spellStart"/>
+            <w:r>
+              <w:rPr>
+                <w:color w:val="000000"/>
+              </w:rPr>
+              <w:t>Wikidata</w:t>
+            </w:r>
+            <w:proofErr w:type="spellEnd"/>
+            <w:r>
+              <w:rPr>
+                <w:color w:val="000000"/>
+              </w:rPr>
+              <w:t xml:space="preserve"> uses numeric property/entity IDs with no readable names in the query, making it harder to read and debug</w:t>
             </w:r>
             <w:r>
               <w:rPr>
@@ -1009,7 +2239,21 @@
                 <w:color w:val="000000"/>
               </w:rPr>
               <w:br/>
-              <w:t>(Wikidata attributes + provinces)</w:t>
+              <w:t>(</w:t>
+            </w:r>
+            <w:proofErr w:type="spellStart"/>
+            <w:r>
+              <w:rPr>
+                <w:color w:val="000000"/>
+              </w:rPr>
+              <w:t>Wikidata</w:t>
+            </w:r>
+            <w:proofErr w:type="spellEnd"/>
+            <w:r>
+              <w:rPr>
+                <w:color w:val="000000"/>
+              </w:rPr>
+              <w:t xml:space="preserve"> attributes + provinces)</w:t>
             </w:r>
           </w:p>
         </w:tc>
@@ -1041,7 +2285,1284 @@
         </w:tc>
       </w:tr>
     </w:tbl>
-    <w:p/>
+    <w:p>
+      <w:pPr>
+        <w:rPr>
+          <w:rFonts w:eastAsia="宋体"/>
+          <w:lang w:eastAsia="zh-CN"/>
+        </w:rPr>
+      </w:pPr>
+    </w:p>
+    <w:p>
+      <w:pPr>
+        <w:rPr>
+          <w:rFonts w:eastAsia="宋体"/>
+          <w:lang w:eastAsia="zh-CN"/>
+        </w:rPr>
+      </w:pPr>
+    </w:p>
+    <w:p>
+      <w:pPr>
+        <w:rPr>
+          <w:rFonts w:eastAsia="宋体"/>
+          <w:lang w:eastAsia="zh-CN"/>
+        </w:rPr>
+      </w:pPr>
+    </w:p>
+    <w:p>
+      <w:pPr>
+        <w:pStyle w:val="Heading3"/>
+      </w:pPr>
+      <w:r>
+        <w:rPr>
+          <w:color w:val="000000"/>
+        </w:rPr>
+        <w:lastRenderedPageBreak/>
+        <w:t>Task 2 (City)</w:t>
+      </w:r>
+    </w:p>
+    <w:p>
+      <w:pPr>
+        <w:pStyle w:val="Heading4"/>
+      </w:pPr>
+      <w:r>
+        <w:rPr>
+          <w:color w:val="000000"/>
+        </w:rPr>
+        <w:t>Task 2.1</w:t>
+      </w:r>
+    </w:p>
+    <w:p>
+      <w:r>
+        <w:rPr>
+          <w:b/>
+          <w:color w:val="000000"/>
+        </w:rPr>
+        <w:t xml:space="preserve">Introduction: </w:t>
+      </w:r>
+      <w:r>
+        <w:rPr>
+          <w:color w:val="000000"/>
+        </w:rPr>
+        <w:t xml:space="preserve">Queries </w:t>
+      </w:r>
+      <w:proofErr w:type="spellStart"/>
+      <w:r>
+        <w:rPr>
+          <w:color w:val="000000"/>
+        </w:rPr>
+        <w:t>dbo:City</w:t>
+      </w:r>
+      <w:proofErr w:type="spellEnd"/>
+      <w:r>
+        <w:rPr>
+          <w:color w:val="000000"/>
+        </w:rPr>
+        <w:t xml:space="preserve"> instances linked to the UK via </w:t>
+      </w:r>
+      <w:proofErr w:type="spellStart"/>
+      <w:r>
+        <w:rPr>
+          <w:color w:val="000000"/>
+        </w:rPr>
+        <w:t>dbo:country</w:t>
+      </w:r>
+      <w:proofErr w:type="spellEnd"/>
+      <w:r>
+        <w:rPr>
+          <w:color w:val="000000"/>
+        </w:rPr>
+        <w:t>, using FILTER IN to cover England, Scotland, Wales and Northern Ireland, with English labels only.</w:t>
+      </w:r>
+    </w:p>
+    <w:p>
+      <w:pPr>
+        <w:shd w:val="clear" w:color="auto" w:fill="F2F2F2"/>
+      </w:pPr>
+      <w:r>
+        <w:rPr>
+          <w:rFonts w:ascii="Courier New" w:hAnsi="Courier New"/>
+          <w:color w:val="000000"/>
+          <w:sz w:val="18"/>
+        </w:rPr>
+        <w:t xml:space="preserve">PREFIX </w:t>
+      </w:r>
+      <w:proofErr w:type="spellStart"/>
+      <w:r>
+        <w:rPr>
+          <w:rFonts w:ascii="Courier New" w:hAnsi="Courier New"/>
+          <w:color w:val="000000"/>
+          <w:sz w:val="18"/>
+        </w:rPr>
+        <w:t>dbo</w:t>
+      </w:r>
+      <w:proofErr w:type="spellEnd"/>
+      <w:r>
+        <w:rPr>
+          <w:rFonts w:ascii="Courier New" w:hAnsi="Courier New"/>
+          <w:color w:val="000000"/>
+          <w:sz w:val="18"/>
+        </w:rPr>
+        <w:t>:  &lt;http://dbpedia.org/ontology/&gt;</w:t>
+      </w:r>
+      <w:r>
+        <w:rPr>
+          <w:rFonts w:ascii="Courier New" w:hAnsi="Courier New"/>
+          <w:color w:val="000000"/>
+          <w:sz w:val="18"/>
+        </w:rPr>
+        <w:br/>
+        <w:t xml:space="preserve">PREFIX </w:t>
+      </w:r>
+      <w:proofErr w:type="spellStart"/>
+      <w:r>
+        <w:rPr>
+          <w:rFonts w:ascii="Courier New" w:hAnsi="Courier New"/>
+          <w:color w:val="000000"/>
+          <w:sz w:val="18"/>
+        </w:rPr>
+        <w:t>dbr</w:t>
+      </w:r>
+      <w:proofErr w:type="spellEnd"/>
+      <w:r>
+        <w:rPr>
+          <w:rFonts w:ascii="Courier New" w:hAnsi="Courier New"/>
+          <w:color w:val="000000"/>
+          <w:sz w:val="18"/>
+        </w:rPr>
+        <w:t>:  &lt;http://dbpedia.org/resource/&gt;</w:t>
+      </w:r>
+      <w:r>
+        <w:rPr>
+          <w:rFonts w:ascii="Courier New" w:hAnsi="Courier New"/>
+          <w:color w:val="000000"/>
+          <w:sz w:val="18"/>
+        </w:rPr>
+        <w:br/>
+        <w:t xml:space="preserve">PREFIX </w:t>
+      </w:r>
+      <w:proofErr w:type="spellStart"/>
+      <w:r>
+        <w:rPr>
+          <w:rFonts w:ascii="Courier New" w:hAnsi="Courier New"/>
+          <w:color w:val="000000"/>
+          <w:sz w:val="18"/>
+        </w:rPr>
+        <w:t>rdfs</w:t>
+      </w:r>
+      <w:proofErr w:type="spellEnd"/>
+      <w:r>
+        <w:rPr>
+          <w:rFonts w:ascii="Courier New" w:hAnsi="Courier New"/>
+          <w:color w:val="000000"/>
+          <w:sz w:val="18"/>
+        </w:rPr>
+        <w:t>: &lt;http://www.w3.org/2000/01/rdf-schema#&gt;</w:t>
+      </w:r>
+      <w:r>
+        <w:rPr>
+          <w:rFonts w:ascii="Courier New" w:hAnsi="Courier New"/>
+          <w:color w:val="000000"/>
+          <w:sz w:val="18"/>
+        </w:rPr>
+        <w:br/>
+      </w:r>
+      <w:r>
+        <w:rPr>
+          <w:rFonts w:ascii="Courier New" w:hAnsi="Courier New"/>
+          <w:color w:val="000000"/>
+          <w:sz w:val="18"/>
+        </w:rPr>
+        <w:br/>
+        <w:t>SELECT DISTINCT ?city ?</w:t>
+      </w:r>
+      <w:proofErr w:type="spellStart"/>
+      <w:r>
+        <w:rPr>
+          <w:rFonts w:ascii="Courier New" w:hAnsi="Courier New"/>
+          <w:color w:val="000000"/>
+          <w:sz w:val="18"/>
+        </w:rPr>
+        <w:t>cityName</w:t>
+      </w:r>
+      <w:proofErr w:type="spellEnd"/>
+      <w:r>
+        <w:rPr>
+          <w:rFonts w:ascii="Courier New" w:hAnsi="Courier New"/>
+          <w:color w:val="000000"/>
+          <w:sz w:val="18"/>
+        </w:rPr>
+        <w:br/>
+        <w:t>WHERE {</w:t>
+      </w:r>
+      <w:r>
+        <w:rPr>
+          <w:rFonts w:ascii="Courier New" w:hAnsi="Courier New"/>
+          <w:color w:val="000000"/>
+          <w:sz w:val="18"/>
+        </w:rPr>
+        <w:br/>
+        <w:t xml:space="preserve">  ?city a </w:t>
+      </w:r>
+      <w:proofErr w:type="spellStart"/>
+      <w:r>
+        <w:rPr>
+          <w:rFonts w:ascii="Courier New" w:hAnsi="Courier New"/>
+          <w:color w:val="000000"/>
+          <w:sz w:val="18"/>
+        </w:rPr>
+        <w:t>dbo:City</w:t>
+      </w:r>
+      <w:proofErr w:type="spellEnd"/>
+      <w:r>
+        <w:rPr>
+          <w:rFonts w:ascii="Courier New" w:hAnsi="Courier New"/>
+          <w:color w:val="000000"/>
+          <w:sz w:val="18"/>
+        </w:rPr>
+        <w:t xml:space="preserve"> ;</w:t>
+      </w:r>
+      <w:r>
+        <w:rPr>
+          <w:rFonts w:ascii="Courier New" w:hAnsi="Courier New"/>
+          <w:color w:val="000000"/>
+          <w:sz w:val="18"/>
+        </w:rPr>
+        <w:br/>
+        <w:t xml:space="preserve">        </w:t>
+      </w:r>
+      <w:proofErr w:type="spellStart"/>
+      <w:r>
+        <w:rPr>
+          <w:rFonts w:ascii="Courier New" w:hAnsi="Courier New"/>
+          <w:color w:val="000000"/>
+          <w:sz w:val="18"/>
+        </w:rPr>
+        <w:t>dbo:country</w:t>
+      </w:r>
+      <w:proofErr w:type="spellEnd"/>
+      <w:r>
+        <w:rPr>
+          <w:rFonts w:ascii="Courier New" w:hAnsi="Courier New"/>
+          <w:color w:val="000000"/>
+          <w:sz w:val="18"/>
+        </w:rPr>
+        <w:t xml:space="preserve"> ?country ;</w:t>
+      </w:r>
+      <w:r>
+        <w:rPr>
+          <w:rFonts w:ascii="Courier New" w:hAnsi="Courier New"/>
+          <w:color w:val="000000"/>
+          <w:sz w:val="18"/>
+        </w:rPr>
+        <w:br/>
+        <w:t xml:space="preserve">        </w:t>
+      </w:r>
+      <w:proofErr w:type="spellStart"/>
+      <w:r>
+        <w:rPr>
+          <w:rFonts w:ascii="Courier New" w:hAnsi="Courier New"/>
+          <w:color w:val="000000"/>
+          <w:sz w:val="18"/>
+        </w:rPr>
+        <w:t>rdfs:label</w:t>
+      </w:r>
+      <w:proofErr w:type="spellEnd"/>
+      <w:r>
+        <w:rPr>
+          <w:rFonts w:ascii="Courier New" w:hAnsi="Courier New"/>
+          <w:color w:val="000000"/>
+          <w:sz w:val="18"/>
+        </w:rPr>
+        <w:t xml:space="preserve"> ?</w:t>
+      </w:r>
+      <w:proofErr w:type="spellStart"/>
+      <w:r>
+        <w:rPr>
+          <w:rFonts w:ascii="Courier New" w:hAnsi="Courier New"/>
+          <w:color w:val="000000"/>
+          <w:sz w:val="18"/>
+        </w:rPr>
+        <w:t>cityName</w:t>
+      </w:r>
+      <w:proofErr w:type="spellEnd"/>
+      <w:r>
+        <w:rPr>
+          <w:rFonts w:ascii="Courier New" w:hAnsi="Courier New"/>
+          <w:color w:val="000000"/>
+          <w:sz w:val="18"/>
+        </w:rPr>
+        <w:t xml:space="preserve"> .</w:t>
+      </w:r>
+      <w:r>
+        <w:rPr>
+          <w:rFonts w:ascii="Courier New" w:hAnsi="Courier New"/>
+          <w:color w:val="000000"/>
+          <w:sz w:val="18"/>
+        </w:rPr>
+        <w:br/>
+        <w:t xml:space="preserve">  FILTER (?country IN (</w:t>
+      </w:r>
+      <w:proofErr w:type="spellStart"/>
+      <w:r>
+        <w:rPr>
+          <w:rFonts w:ascii="Courier New" w:hAnsi="Courier New"/>
+          <w:color w:val="000000"/>
+          <w:sz w:val="18"/>
+        </w:rPr>
+        <w:t>dbr:United_Kingdom</w:t>
+      </w:r>
+      <w:proofErr w:type="spellEnd"/>
+      <w:r>
+        <w:rPr>
+          <w:rFonts w:ascii="Courier New" w:hAnsi="Courier New"/>
+          <w:color w:val="000000"/>
+          <w:sz w:val="18"/>
+        </w:rPr>
+        <w:t xml:space="preserve">, </w:t>
+      </w:r>
+      <w:proofErr w:type="spellStart"/>
+      <w:r>
+        <w:rPr>
+          <w:rFonts w:ascii="Courier New" w:hAnsi="Courier New"/>
+          <w:color w:val="000000"/>
+          <w:sz w:val="18"/>
+        </w:rPr>
+        <w:t>dbr:England</w:t>
+      </w:r>
+      <w:proofErr w:type="spellEnd"/>
+      <w:r>
+        <w:rPr>
+          <w:rFonts w:ascii="Courier New" w:hAnsi="Courier New"/>
+          <w:color w:val="000000"/>
+          <w:sz w:val="18"/>
+        </w:rPr>
+        <w:t xml:space="preserve">, </w:t>
+      </w:r>
+      <w:proofErr w:type="spellStart"/>
+      <w:r>
+        <w:rPr>
+          <w:rFonts w:ascii="Courier New" w:hAnsi="Courier New"/>
+          <w:color w:val="000000"/>
+          <w:sz w:val="18"/>
+        </w:rPr>
+        <w:t>dbr:Scotland</w:t>
+      </w:r>
+      <w:proofErr w:type="spellEnd"/>
+      <w:r>
+        <w:rPr>
+          <w:rFonts w:ascii="Courier New" w:hAnsi="Courier New"/>
+          <w:color w:val="000000"/>
+          <w:sz w:val="18"/>
+        </w:rPr>
+        <w:t>,</w:t>
+      </w:r>
+      <w:r>
+        <w:rPr>
+          <w:rFonts w:ascii="Courier New" w:hAnsi="Courier New"/>
+          <w:color w:val="000000"/>
+          <w:sz w:val="18"/>
+        </w:rPr>
+        <w:br/>
+        <w:t xml:space="preserve">                       </w:t>
+      </w:r>
+      <w:proofErr w:type="spellStart"/>
+      <w:r>
+        <w:rPr>
+          <w:rFonts w:ascii="Courier New" w:hAnsi="Courier New"/>
+          <w:color w:val="000000"/>
+          <w:sz w:val="18"/>
+        </w:rPr>
+        <w:t>dbr:Wales</w:t>
+      </w:r>
+      <w:proofErr w:type="spellEnd"/>
+      <w:r>
+        <w:rPr>
+          <w:rFonts w:ascii="Courier New" w:hAnsi="Courier New"/>
+          <w:color w:val="000000"/>
+          <w:sz w:val="18"/>
+        </w:rPr>
+        <w:t xml:space="preserve">, </w:t>
+      </w:r>
+      <w:proofErr w:type="spellStart"/>
+      <w:r>
+        <w:rPr>
+          <w:rFonts w:ascii="Courier New" w:hAnsi="Courier New"/>
+          <w:color w:val="000000"/>
+          <w:sz w:val="18"/>
+        </w:rPr>
+        <w:t>dbr:Northern_Ireland</w:t>
+      </w:r>
+      <w:proofErr w:type="spellEnd"/>
+      <w:r>
+        <w:rPr>
+          <w:rFonts w:ascii="Courier New" w:hAnsi="Courier New"/>
+          <w:color w:val="000000"/>
+          <w:sz w:val="18"/>
+        </w:rPr>
+        <w:t>))</w:t>
+      </w:r>
+      <w:r>
+        <w:rPr>
+          <w:rFonts w:ascii="Courier New" w:hAnsi="Courier New"/>
+          <w:color w:val="000000"/>
+          <w:sz w:val="18"/>
+        </w:rPr>
+        <w:br/>
+        <w:t xml:space="preserve">  FILTER (LANG(?</w:t>
+      </w:r>
+      <w:proofErr w:type="spellStart"/>
+      <w:r>
+        <w:rPr>
+          <w:rFonts w:ascii="Courier New" w:hAnsi="Courier New"/>
+          <w:color w:val="000000"/>
+          <w:sz w:val="18"/>
+        </w:rPr>
+        <w:t>cityName</w:t>
+      </w:r>
+      <w:proofErr w:type="spellEnd"/>
+      <w:r>
+        <w:rPr>
+          <w:rFonts w:ascii="Courier New" w:hAnsi="Courier New"/>
+          <w:color w:val="000000"/>
+          <w:sz w:val="18"/>
+        </w:rPr>
+        <w:t>) = "</w:t>
+      </w:r>
+      <w:proofErr w:type="spellStart"/>
+      <w:r>
+        <w:rPr>
+          <w:rFonts w:ascii="Courier New" w:hAnsi="Courier New"/>
+          <w:color w:val="000000"/>
+          <w:sz w:val="18"/>
+        </w:rPr>
+        <w:t>en</w:t>
+      </w:r>
+      <w:proofErr w:type="spellEnd"/>
+      <w:r>
+        <w:rPr>
+          <w:rFonts w:ascii="Courier New" w:hAnsi="Courier New"/>
+          <w:color w:val="000000"/>
+          <w:sz w:val="18"/>
+        </w:rPr>
+        <w:t>")</w:t>
+      </w:r>
+      <w:r>
+        <w:rPr>
+          <w:rFonts w:ascii="Courier New" w:hAnsi="Courier New"/>
+          <w:color w:val="000000"/>
+          <w:sz w:val="18"/>
+        </w:rPr>
+        <w:br/>
+        <w:t>}</w:t>
+      </w:r>
+      <w:r>
+        <w:rPr>
+          <w:rFonts w:ascii="Courier New" w:hAnsi="Courier New"/>
+          <w:color w:val="000000"/>
+          <w:sz w:val="18"/>
+        </w:rPr>
+        <w:br/>
+        <w:t>ORDER BY ?</w:t>
+      </w:r>
+      <w:proofErr w:type="spellStart"/>
+      <w:r>
+        <w:rPr>
+          <w:rFonts w:ascii="Courier New" w:hAnsi="Courier New"/>
+          <w:color w:val="000000"/>
+          <w:sz w:val="18"/>
+        </w:rPr>
+        <w:t>cityName</w:t>
+      </w:r>
+      <w:proofErr w:type="spellEnd"/>
+    </w:p>
+    <w:p>
+      <w:pPr>
+        <w:rPr>
+          <w:rFonts w:eastAsia="宋体"/>
+          <w:lang w:eastAsia="zh-CN"/>
+        </w:rPr>
+      </w:pPr>
+    </w:p>
+    <w:p>
+      <w:pPr>
+        <w:pStyle w:val="Heading4"/>
+      </w:pPr>
+      <w:r>
+        <w:rPr>
+          <w:color w:val="000000"/>
+        </w:rPr>
+        <w:t>Task 2.2</w:t>
+      </w:r>
+    </w:p>
+    <w:p>
+      <w:pPr>
+        <w:rPr>
+          <w:rFonts w:eastAsia="宋体" w:hint="eastAsia"/>
+          <w:lang w:eastAsia="zh-CN"/>
+        </w:rPr>
+      </w:pPr>
+      <w:r>
+        <w:rPr>
+          <w:b/>
+          <w:color w:val="000000"/>
+        </w:rPr>
+        <w:t xml:space="preserve">Introduction: </w:t>
+      </w:r>
+      <w:r>
+        <w:rPr>
+          <w:color w:val="000000"/>
+        </w:rPr>
+        <w:t>Extends Task 2.1 with OPTIONAL clauses for population (</w:t>
+      </w:r>
+      <w:proofErr w:type="spellStart"/>
+      <w:r>
+        <w:rPr>
+          <w:color w:val="000000"/>
+        </w:rPr>
+        <w:t>dbo:populationTotal</w:t>
+      </w:r>
+      <w:proofErr w:type="spellEnd"/>
+      <w:r>
+        <w:rPr>
+          <w:color w:val="000000"/>
+        </w:rPr>
+        <w:t>), area (</w:t>
+      </w:r>
+      <w:proofErr w:type="spellStart"/>
+      <w:r>
+        <w:rPr>
+          <w:color w:val="000000"/>
+        </w:rPr>
+        <w:t>dbo:area</w:t>
+      </w:r>
+      <w:r>
+        <w:rPr>
+          <w:rFonts w:eastAsia="宋体" w:hint="eastAsia"/>
+          <w:color w:val="000000"/>
+          <w:lang w:eastAsia="zh-CN"/>
+        </w:rPr>
+        <w:t>Urban</w:t>
+      </w:r>
+      <w:r>
+        <w:rPr>
+          <w:color w:val="000000"/>
+        </w:rPr>
+        <w:t>l</w:t>
+      </w:r>
+      <w:proofErr w:type="spellEnd"/>
+      <w:r>
+        <w:rPr>
+          <w:color w:val="000000"/>
+        </w:rPr>
+        <w:t>)</w:t>
+      </w:r>
+      <w:r>
+        <w:rPr>
+          <w:rFonts w:eastAsia="宋体" w:hint="eastAsia"/>
+          <w:color w:val="000000"/>
+          <w:lang w:eastAsia="zh-CN"/>
+        </w:rPr>
+        <w:t>.</w:t>
+      </w:r>
+    </w:p>
+    <w:p>
+      <w:pPr>
+        <w:shd w:val="clear" w:color="auto" w:fill="F2F2F2"/>
+        <w:rPr>
+          <w:rFonts w:ascii="Courier New" w:eastAsia="宋体" w:hAnsi="Courier New" w:hint="eastAsia"/>
+          <w:color w:val="000000"/>
+          <w:sz w:val="18"/>
+          <w:lang w:eastAsia="zh-CN"/>
+        </w:rPr>
+      </w:pPr>
+      <w:r>
+        <w:rPr>
+          <w:rFonts w:ascii="Courier New" w:hAnsi="Courier New"/>
+          <w:color w:val="000000"/>
+          <w:sz w:val="18"/>
+        </w:rPr>
+        <w:t xml:space="preserve">PREFIX </w:t>
+      </w:r>
+      <w:proofErr w:type="spellStart"/>
+      <w:r>
+        <w:rPr>
+          <w:rFonts w:ascii="Courier New" w:hAnsi="Courier New"/>
+          <w:color w:val="000000"/>
+          <w:sz w:val="18"/>
+        </w:rPr>
+        <w:t>dbo</w:t>
+      </w:r>
+      <w:proofErr w:type="spellEnd"/>
+      <w:r>
+        <w:rPr>
+          <w:rFonts w:ascii="Courier New" w:hAnsi="Courier New"/>
+          <w:color w:val="000000"/>
+          <w:sz w:val="18"/>
+        </w:rPr>
+        <w:t>:  &lt;http://dbpedia.org/</w:t>
+      </w:r>
+      <w:r>
+        <w:rPr>
+          <w:rFonts w:ascii="Courier New" w:eastAsia="宋体" w:hAnsi="Courier New" w:hint="eastAsia"/>
+          <w:color w:val="000000"/>
+          <w:sz w:val="18"/>
+          <w:lang w:eastAsia="zh-CN"/>
+        </w:rPr>
+        <w:t>ontology</w:t>
+      </w:r>
+      <w:r>
+        <w:rPr>
+          <w:rFonts w:ascii="Courier New" w:hAnsi="Courier New"/>
+          <w:color w:val="000000"/>
+          <w:sz w:val="18"/>
+        </w:rPr>
+        <w:t>/&gt;</w:t>
+      </w:r>
+      <w:r>
+        <w:rPr>
+          <w:rFonts w:ascii="Courier New" w:eastAsia="宋体" w:hAnsi="Courier New"/>
+          <w:color w:val="000000"/>
+          <w:sz w:val="18"/>
+          <w:lang w:eastAsia="zh-CN"/>
+        </w:rPr>
+        <w:br/>
+      </w:r>
+      <w:r>
+        <w:rPr>
+          <w:rFonts w:ascii="Courier New" w:hAnsi="Courier New"/>
+          <w:color w:val="000000"/>
+          <w:sz w:val="18"/>
+        </w:rPr>
+        <w:t xml:space="preserve">PREFIX </w:t>
+      </w:r>
+      <w:proofErr w:type="spellStart"/>
+      <w:r>
+        <w:rPr>
+          <w:rFonts w:ascii="Courier New" w:hAnsi="Courier New"/>
+          <w:color w:val="000000"/>
+          <w:sz w:val="18"/>
+        </w:rPr>
+        <w:t>dbp</w:t>
+      </w:r>
+      <w:proofErr w:type="spellEnd"/>
+      <w:r>
+        <w:rPr>
+          <w:rFonts w:ascii="Courier New" w:hAnsi="Courier New"/>
+          <w:color w:val="000000"/>
+          <w:sz w:val="18"/>
+        </w:rPr>
+        <w:t>:  &lt;http://dbpedia.org/</w:t>
+      </w:r>
+      <w:r>
+        <w:rPr>
+          <w:rFonts w:ascii="Courier New" w:eastAsia="宋体" w:hAnsi="Courier New" w:hint="eastAsia"/>
+          <w:color w:val="000000"/>
+          <w:sz w:val="18"/>
+          <w:lang w:eastAsia="zh-CN"/>
+        </w:rPr>
+        <w:t>property</w:t>
+      </w:r>
+      <w:r>
+        <w:rPr>
+          <w:rFonts w:ascii="Courier New" w:hAnsi="Courier New"/>
+          <w:color w:val="000000"/>
+          <w:sz w:val="18"/>
+        </w:rPr>
+        <w:t>/&gt;</w:t>
+      </w:r>
+      <w:r>
+        <w:rPr>
+          <w:rFonts w:ascii="Courier New" w:eastAsia="宋体" w:hAnsi="Courier New"/>
+          <w:color w:val="000000"/>
+          <w:sz w:val="18"/>
+          <w:lang w:eastAsia="zh-CN"/>
+        </w:rPr>
+        <w:br/>
+      </w:r>
+      <w:r>
+        <w:rPr>
+          <w:rFonts w:ascii="Courier New" w:hAnsi="Courier New"/>
+          <w:color w:val="000000"/>
+          <w:sz w:val="18"/>
+        </w:rPr>
+        <w:t xml:space="preserve">PREFIX </w:t>
+      </w:r>
+      <w:proofErr w:type="spellStart"/>
+      <w:r>
+        <w:rPr>
+          <w:rFonts w:ascii="Courier New" w:hAnsi="Courier New"/>
+          <w:color w:val="000000"/>
+          <w:sz w:val="18"/>
+        </w:rPr>
+        <w:t>dbr</w:t>
+      </w:r>
+      <w:proofErr w:type="spellEnd"/>
+      <w:r>
+        <w:rPr>
+          <w:rFonts w:ascii="Courier New" w:hAnsi="Courier New"/>
+          <w:color w:val="000000"/>
+          <w:sz w:val="18"/>
+        </w:rPr>
+        <w:t>:  &lt;http://dbpedia.org/</w:t>
+      </w:r>
+      <w:r>
+        <w:rPr>
+          <w:rFonts w:ascii="Courier New" w:eastAsia="宋体" w:hAnsi="Courier New" w:hint="eastAsia"/>
+          <w:color w:val="000000"/>
+          <w:sz w:val="18"/>
+          <w:lang w:eastAsia="zh-CN"/>
+        </w:rPr>
+        <w:t>resource</w:t>
+      </w:r>
+      <w:r>
+        <w:rPr>
+          <w:rFonts w:ascii="Courier New" w:hAnsi="Courier New"/>
+          <w:color w:val="000000"/>
+          <w:sz w:val="18"/>
+        </w:rPr>
+        <w:t>/&gt;</w:t>
+      </w:r>
+      <w:r>
+        <w:rPr>
+          <w:rFonts w:ascii="Courier New" w:eastAsia="宋体" w:hAnsi="Courier New"/>
+          <w:color w:val="000000"/>
+          <w:sz w:val="18"/>
+          <w:lang w:eastAsia="zh-CN"/>
+        </w:rPr>
+        <w:br/>
+      </w:r>
+      <w:r>
+        <w:rPr>
+          <w:rFonts w:ascii="Courier New" w:hAnsi="Courier New"/>
+          <w:color w:val="000000"/>
+          <w:sz w:val="18"/>
+        </w:rPr>
+        <w:t xml:space="preserve">PREFIX </w:t>
+      </w:r>
+      <w:proofErr w:type="spellStart"/>
+      <w:r>
+        <w:rPr>
+          <w:rFonts w:ascii="Courier New" w:hAnsi="Courier New"/>
+          <w:color w:val="000000"/>
+          <w:sz w:val="18"/>
+        </w:rPr>
+        <w:t>rdfs</w:t>
+      </w:r>
+      <w:proofErr w:type="spellEnd"/>
+      <w:r>
+        <w:rPr>
+          <w:rFonts w:ascii="Courier New" w:hAnsi="Courier New"/>
+          <w:color w:val="000000"/>
+          <w:sz w:val="18"/>
+        </w:rPr>
+        <w:t>: &lt;http://www.w3.org/2000/01/rdf-schema#&gt;</w:t>
+      </w:r>
+      <w:r>
+        <w:rPr>
+          <w:rFonts w:ascii="Courier New" w:eastAsia="宋体" w:hAnsi="Courier New"/>
+          <w:color w:val="000000"/>
+          <w:sz w:val="18"/>
+          <w:lang w:eastAsia="zh-CN"/>
+        </w:rPr>
+        <w:br/>
+      </w:r>
+      <w:r>
+        <w:rPr>
+          <w:rFonts w:ascii="Courier New" w:eastAsia="宋体" w:hAnsi="Courier New"/>
+          <w:color w:val="000000"/>
+          <w:sz w:val="18"/>
+          <w:lang w:eastAsia="zh-CN"/>
+        </w:rPr>
+        <w:br/>
+      </w:r>
+      <w:r>
+        <w:rPr>
+          <w:rFonts w:ascii="Courier New" w:hAnsi="Courier New"/>
+          <w:color w:val="000000"/>
+          <w:sz w:val="18"/>
+        </w:rPr>
+        <w:t>SELECT DISTINCT ?city ?</w:t>
+      </w:r>
+      <w:proofErr w:type="spellStart"/>
+      <w:r>
+        <w:rPr>
+          <w:rFonts w:ascii="Courier New" w:hAnsi="Courier New"/>
+          <w:color w:val="000000"/>
+          <w:sz w:val="18"/>
+        </w:rPr>
+        <w:t>cityName</w:t>
+      </w:r>
+      <w:proofErr w:type="spellEnd"/>
+      <w:r>
+        <w:rPr>
+          <w:rFonts w:ascii="Courier New" w:hAnsi="Courier New"/>
+          <w:color w:val="000000"/>
+          <w:sz w:val="18"/>
+        </w:rPr>
+        <w:t xml:space="preserve"> ?population ?area ?country ?region</w:t>
+      </w:r>
+      <w:r>
+        <w:rPr>
+          <w:rFonts w:ascii="Courier New" w:eastAsia="宋体" w:hAnsi="Courier New"/>
+          <w:color w:val="000000"/>
+          <w:sz w:val="18"/>
+          <w:lang w:eastAsia="zh-CN"/>
+        </w:rPr>
+        <w:br/>
+      </w:r>
+      <w:r>
+        <w:rPr>
+          <w:rFonts w:ascii="Courier New" w:hAnsi="Courier New"/>
+          <w:color w:val="000000"/>
+          <w:sz w:val="18"/>
+        </w:rPr>
+        <w:t>WHERE {</w:t>
+      </w:r>
+      <w:r>
+        <w:rPr>
+          <w:rFonts w:ascii="Courier New" w:eastAsia="宋体" w:hAnsi="Courier New"/>
+          <w:color w:val="000000"/>
+          <w:sz w:val="18"/>
+          <w:lang w:eastAsia="zh-CN"/>
+        </w:rPr>
+        <w:br/>
+      </w:r>
+      <w:r>
+        <w:rPr>
+          <w:rFonts w:ascii="Courier New" w:eastAsia="宋体" w:hAnsi="Courier New" w:hint="eastAsia"/>
+          <w:color w:val="000000"/>
+          <w:sz w:val="18"/>
+          <w:lang w:eastAsia="zh-CN"/>
+        </w:rPr>
+        <w:t xml:space="preserve">  </w:t>
+      </w:r>
+      <w:r>
+        <w:rPr>
+          <w:rFonts w:ascii="Courier New" w:hAnsi="Courier New"/>
+          <w:color w:val="000000"/>
+          <w:sz w:val="18"/>
+        </w:rPr>
+        <w:t xml:space="preserve">?city a </w:t>
+      </w:r>
+      <w:proofErr w:type="spellStart"/>
+      <w:r>
+        <w:rPr>
+          <w:rFonts w:ascii="Courier New" w:hAnsi="Courier New"/>
+          <w:color w:val="000000"/>
+          <w:sz w:val="18"/>
+        </w:rPr>
+        <w:t>dbo:City</w:t>
+      </w:r>
+      <w:proofErr w:type="spellEnd"/>
+      <w:r>
+        <w:rPr>
+          <w:rFonts w:ascii="Courier New" w:hAnsi="Courier New"/>
+          <w:color w:val="000000"/>
+          <w:sz w:val="18"/>
+        </w:rPr>
+        <w:t xml:space="preserve"> ;</w:t>
+      </w:r>
+      <w:r>
+        <w:rPr>
+          <w:rFonts w:ascii="Courier New" w:eastAsia="宋体" w:hAnsi="Courier New"/>
+          <w:color w:val="000000"/>
+          <w:sz w:val="18"/>
+          <w:lang w:eastAsia="zh-CN"/>
+        </w:rPr>
+        <w:br/>
+      </w:r>
+      <w:r>
+        <w:rPr>
+          <w:rFonts w:ascii="Courier New" w:eastAsia="宋体" w:hAnsi="Courier New" w:hint="eastAsia"/>
+          <w:color w:val="000000"/>
+          <w:sz w:val="18"/>
+          <w:lang w:eastAsia="zh-CN"/>
+        </w:rPr>
+        <w:t xml:space="preserve">        </w:t>
+      </w:r>
+      <w:proofErr w:type="spellStart"/>
+      <w:r>
+        <w:rPr>
+          <w:rFonts w:ascii="Courier New" w:hAnsi="Courier New"/>
+          <w:color w:val="000000"/>
+          <w:sz w:val="18"/>
+        </w:rPr>
+        <w:t>dbo:country</w:t>
+      </w:r>
+      <w:proofErr w:type="spellEnd"/>
+      <w:r>
+        <w:rPr>
+          <w:rFonts w:ascii="Courier New" w:hAnsi="Courier New"/>
+          <w:color w:val="000000"/>
+          <w:sz w:val="18"/>
+        </w:rPr>
+        <w:t xml:space="preserve"> </w:t>
+      </w:r>
+      <w:proofErr w:type="spellStart"/>
+      <w:r>
+        <w:rPr>
+          <w:rFonts w:ascii="Courier New" w:hAnsi="Courier New"/>
+          <w:color w:val="000000"/>
+          <w:sz w:val="18"/>
+        </w:rPr>
+        <w:t>dbr:United_Kingdom</w:t>
+      </w:r>
+      <w:proofErr w:type="spellEnd"/>
+      <w:r>
+        <w:rPr>
+          <w:rFonts w:ascii="Courier New" w:hAnsi="Courier New"/>
+          <w:color w:val="000000"/>
+          <w:sz w:val="18"/>
+        </w:rPr>
+        <w:t xml:space="preserve"> ;</w:t>
+      </w:r>
+      <w:r>
+        <w:rPr>
+          <w:rFonts w:ascii="Courier New" w:eastAsia="宋体" w:hAnsi="Courier New"/>
+          <w:color w:val="000000"/>
+          <w:sz w:val="18"/>
+          <w:lang w:eastAsia="zh-CN"/>
+        </w:rPr>
+        <w:br/>
+      </w:r>
+      <w:r>
+        <w:rPr>
+          <w:rFonts w:ascii="Courier New" w:eastAsia="宋体" w:hAnsi="Courier New" w:hint="eastAsia"/>
+          <w:color w:val="000000"/>
+          <w:sz w:val="18"/>
+          <w:lang w:eastAsia="zh-CN"/>
+        </w:rPr>
+        <w:t xml:space="preserve">        </w:t>
+      </w:r>
+      <w:proofErr w:type="spellStart"/>
+      <w:r>
+        <w:rPr>
+          <w:rFonts w:ascii="Courier New" w:hAnsi="Courier New"/>
+          <w:color w:val="000000"/>
+          <w:sz w:val="18"/>
+        </w:rPr>
+        <w:t>rdfs:label</w:t>
+      </w:r>
+      <w:proofErr w:type="spellEnd"/>
+      <w:r>
+        <w:rPr>
+          <w:rFonts w:ascii="Courier New" w:hAnsi="Courier New"/>
+          <w:color w:val="000000"/>
+          <w:sz w:val="18"/>
+        </w:rPr>
+        <w:t xml:space="preserve"> ?</w:t>
+      </w:r>
+      <w:proofErr w:type="spellStart"/>
+      <w:r>
+        <w:rPr>
+          <w:rFonts w:ascii="Courier New" w:hAnsi="Courier New"/>
+          <w:color w:val="000000"/>
+          <w:sz w:val="18"/>
+        </w:rPr>
+        <w:t>cityName</w:t>
+      </w:r>
+      <w:proofErr w:type="spellEnd"/>
+      <w:r>
+        <w:rPr>
+          <w:rFonts w:ascii="Courier New" w:hAnsi="Courier New"/>
+          <w:color w:val="000000"/>
+          <w:sz w:val="18"/>
+        </w:rPr>
+        <w:t xml:space="preserve"> .</w:t>
+      </w:r>
+      <w:r>
+        <w:rPr>
+          <w:rFonts w:ascii="Courier New" w:eastAsia="宋体" w:hAnsi="Courier New"/>
+          <w:color w:val="000000"/>
+          <w:sz w:val="18"/>
+          <w:lang w:eastAsia="zh-CN"/>
+        </w:rPr>
+        <w:br/>
+      </w:r>
+      <w:r>
+        <w:rPr>
+          <w:rFonts w:ascii="Courier New" w:eastAsia="宋体" w:hAnsi="Courier New" w:hint="eastAsia"/>
+          <w:color w:val="000000"/>
+          <w:sz w:val="18"/>
+          <w:lang w:eastAsia="zh-CN"/>
+        </w:rPr>
+        <w:t xml:space="preserve">  </w:t>
+      </w:r>
+      <w:r>
+        <w:rPr>
+          <w:rFonts w:ascii="Courier New" w:hAnsi="Courier New"/>
+          <w:color w:val="000000"/>
+          <w:sz w:val="18"/>
+        </w:rPr>
+        <w:t>FILTER(LANG(?</w:t>
+      </w:r>
+      <w:proofErr w:type="spellStart"/>
+      <w:r>
+        <w:rPr>
+          <w:rFonts w:ascii="Courier New" w:hAnsi="Courier New"/>
+          <w:color w:val="000000"/>
+          <w:sz w:val="18"/>
+        </w:rPr>
+        <w:t>cityName</w:t>
+      </w:r>
+      <w:proofErr w:type="spellEnd"/>
+      <w:r>
+        <w:rPr>
+          <w:rFonts w:ascii="Courier New" w:hAnsi="Courier New"/>
+          <w:color w:val="000000"/>
+          <w:sz w:val="18"/>
+        </w:rPr>
+        <w:t>) = "</w:t>
+      </w:r>
+      <w:proofErr w:type="spellStart"/>
+      <w:r>
+        <w:rPr>
+          <w:rFonts w:ascii="Courier New" w:hAnsi="Courier New"/>
+          <w:color w:val="000000"/>
+          <w:sz w:val="18"/>
+        </w:rPr>
+        <w:t>en</w:t>
+      </w:r>
+      <w:proofErr w:type="spellEnd"/>
+      <w:r>
+        <w:rPr>
+          <w:rFonts w:ascii="Courier New" w:hAnsi="Courier New"/>
+          <w:color w:val="000000"/>
+          <w:sz w:val="18"/>
+        </w:rPr>
+        <w:t>")</w:t>
+      </w:r>
+      <w:r>
+        <w:rPr>
+          <w:rFonts w:ascii="Courier New" w:eastAsia="宋体" w:hAnsi="Courier New"/>
+          <w:color w:val="000000"/>
+          <w:sz w:val="18"/>
+          <w:lang w:eastAsia="zh-CN"/>
+        </w:rPr>
+        <w:br/>
+      </w:r>
+      <w:r>
+        <w:rPr>
+          <w:rFonts w:ascii="Courier New" w:eastAsia="宋体" w:hAnsi="Courier New" w:hint="eastAsia"/>
+          <w:color w:val="000000"/>
+          <w:sz w:val="18"/>
+          <w:lang w:eastAsia="zh-CN"/>
+        </w:rPr>
+        <w:t xml:space="preserve">  </w:t>
+      </w:r>
+      <w:r>
+        <w:rPr>
+          <w:rFonts w:ascii="Courier New" w:hAnsi="Courier New"/>
+          <w:color w:val="000000"/>
+          <w:sz w:val="18"/>
+        </w:rPr>
+        <w:t xml:space="preserve">OPTIONAL { ?city </w:t>
+      </w:r>
+      <w:proofErr w:type="spellStart"/>
+      <w:r>
+        <w:rPr>
+          <w:rFonts w:ascii="Courier New" w:hAnsi="Courier New"/>
+          <w:color w:val="000000"/>
+          <w:sz w:val="18"/>
+        </w:rPr>
+        <w:t>dbo:populationTotal</w:t>
+      </w:r>
+      <w:proofErr w:type="spellEnd"/>
+      <w:r>
+        <w:rPr>
+          <w:rFonts w:ascii="Courier New" w:hAnsi="Courier New"/>
+          <w:color w:val="000000"/>
+          <w:sz w:val="18"/>
+        </w:rPr>
+        <w:t xml:space="preserve"> ?population }</w:t>
+      </w:r>
+      <w:r>
+        <w:rPr>
+          <w:rFonts w:ascii="Courier New" w:eastAsia="宋体" w:hAnsi="Courier New"/>
+          <w:color w:val="000000"/>
+          <w:sz w:val="18"/>
+          <w:lang w:eastAsia="zh-CN"/>
+        </w:rPr>
+        <w:br/>
+      </w:r>
+      <w:r>
+        <w:rPr>
+          <w:rFonts w:ascii="Courier New" w:eastAsia="宋体" w:hAnsi="Courier New" w:hint="eastAsia"/>
+          <w:color w:val="000000"/>
+          <w:sz w:val="18"/>
+          <w:lang w:eastAsia="zh-CN"/>
+        </w:rPr>
+        <w:t xml:space="preserve">  </w:t>
+      </w:r>
+      <w:r>
+        <w:rPr>
+          <w:rFonts w:ascii="Courier New" w:hAnsi="Courier New"/>
+          <w:color w:val="000000"/>
+          <w:sz w:val="18"/>
+        </w:rPr>
+        <w:t xml:space="preserve">OPTIONAL { ?city </w:t>
+      </w:r>
+      <w:proofErr w:type="spellStart"/>
+      <w:r>
+        <w:rPr>
+          <w:rFonts w:ascii="Courier New" w:hAnsi="Courier New"/>
+          <w:color w:val="000000"/>
+          <w:sz w:val="18"/>
+        </w:rPr>
+        <w:t>dbo:areaUrban</w:t>
+      </w:r>
+      <w:proofErr w:type="spellEnd"/>
+      <w:r>
+        <w:rPr>
+          <w:rFonts w:ascii="Courier New" w:hAnsi="Courier New"/>
+          <w:color w:val="000000"/>
+          <w:sz w:val="18"/>
+        </w:rPr>
+        <w:t xml:space="preserve">       ?area }</w:t>
+      </w:r>
+      <w:r>
+        <w:rPr>
+          <w:rFonts w:ascii="Courier New" w:eastAsia="宋体" w:hAnsi="Courier New"/>
+          <w:color w:val="000000"/>
+          <w:sz w:val="18"/>
+          <w:lang w:eastAsia="zh-CN"/>
+        </w:rPr>
+        <w:br/>
+      </w:r>
+      <w:r>
+        <w:rPr>
+          <w:rFonts w:ascii="Courier New" w:eastAsia="宋体" w:hAnsi="Courier New" w:hint="eastAsia"/>
+          <w:color w:val="000000"/>
+          <w:sz w:val="18"/>
+          <w:lang w:eastAsia="zh-CN"/>
+        </w:rPr>
+        <w:t xml:space="preserve">  </w:t>
+      </w:r>
+      <w:r>
+        <w:rPr>
+          <w:rFonts w:ascii="Courier New" w:hAnsi="Courier New"/>
+          <w:color w:val="000000"/>
+          <w:sz w:val="18"/>
+        </w:rPr>
+        <w:t xml:space="preserve">OPTIONAL { ?city </w:t>
+      </w:r>
+      <w:proofErr w:type="spellStart"/>
+      <w:r>
+        <w:rPr>
+          <w:rFonts w:ascii="Courier New" w:hAnsi="Courier New"/>
+          <w:color w:val="000000"/>
+          <w:sz w:val="18"/>
+        </w:rPr>
+        <w:t>dbo:country</w:t>
+      </w:r>
+      <w:proofErr w:type="spellEnd"/>
+      <w:r>
+        <w:rPr>
+          <w:rFonts w:ascii="Courier New" w:hAnsi="Courier New"/>
+          <w:color w:val="000000"/>
+          <w:sz w:val="18"/>
+        </w:rPr>
+        <w:t xml:space="preserve">         ?country }</w:t>
+      </w:r>
+      <w:r>
+        <w:rPr>
+          <w:rFonts w:ascii="Courier New" w:eastAsia="宋体" w:hAnsi="Courier New"/>
+          <w:color w:val="000000"/>
+          <w:sz w:val="18"/>
+          <w:lang w:eastAsia="zh-CN"/>
+        </w:rPr>
+        <w:br/>
+      </w:r>
+      <w:r>
+        <w:rPr>
+          <w:rFonts w:ascii="Courier New" w:eastAsia="宋体" w:hAnsi="Courier New" w:hint="eastAsia"/>
+          <w:color w:val="000000"/>
+          <w:sz w:val="18"/>
+          <w:lang w:eastAsia="zh-CN"/>
+        </w:rPr>
+        <w:t xml:space="preserve">  </w:t>
+      </w:r>
+      <w:r>
+        <w:rPr>
+          <w:rFonts w:ascii="Courier New" w:hAnsi="Courier New"/>
+          <w:color w:val="000000"/>
+          <w:sz w:val="18"/>
+        </w:rPr>
+        <w:t xml:space="preserve">OPTIONAL { ?city </w:t>
+      </w:r>
+      <w:proofErr w:type="spellStart"/>
+      <w:r>
+        <w:rPr>
+          <w:rFonts w:ascii="Courier New" w:hAnsi="Courier New"/>
+          <w:color w:val="000000"/>
+          <w:sz w:val="18"/>
+        </w:rPr>
+        <w:t>dbo:region</w:t>
+      </w:r>
+      <w:proofErr w:type="spellEnd"/>
+      <w:r>
+        <w:rPr>
+          <w:rFonts w:ascii="Courier New" w:hAnsi="Courier New"/>
+          <w:color w:val="000000"/>
+          <w:sz w:val="18"/>
+        </w:rPr>
+        <w:t xml:space="preserve">          ?region }</w:t>
+      </w:r>
+      <w:r>
+        <w:rPr>
+          <w:rFonts w:ascii="Courier New" w:eastAsia="宋体" w:hAnsi="Courier New"/>
+          <w:color w:val="000000"/>
+          <w:sz w:val="18"/>
+          <w:lang w:eastAsia="zh-CN"/>
+        </w:rPr>
+        <w:br/>
+      </w:r>
+      <w:r>
+        <w:rPr>
+          <w:rFonts w:ascii="Courier New" w:hAnsi="Courier New"/>
+          <w:color w:val="000000"/>
+          <w:sz w:val="18"/>
+        </w:rPr>
+        <w:t>}</w:t>
+      </w:r>
+      <w:r>
+        <w:rPr>
+          <w:rFonts w:ascii="Courier New" w:eastAsia="宋体" w:hAnsi="Courier New"/>
+          <w:color w:val="000000"/>
+          <w:sz w:val="18"/>
+          <w:lang w:eastAsia="zh-CN"/>
+        </w:rPr>
+        <w:br/>
+      </w:r>
+      <w:r>
+        <w:rPr>
+          <w:rFonts w:ascii="Courier New" w:hAnsi="Courier New"/>
+          <w:color w:val="000000"/>
+          <w:sz w:val="18"/>
+        </w:rPr>
+        <w:t>ORDER BY ?</w:t>
+      </w:r>
+      <w:proofErr w:type="spellStart"/>
+      <w:r>
+        <w:rPr>
+          <w:rFonts w:ascii="Courier New" w:hAnsi="Courier New"/>
+          <w:color w:val="000000"/>
+          <w:sz w:val="18"/>
+        </w:rPr>
+        <w:t>cityName</w:t>
+      </w:r>
+      <w:proofErr w:type="spellEnd"/>
+      <w:r>
+        <w:rPr>
+          <w:rFonts w:ascii="Courier New" w:eastAsia="宋体" w:hAnsi="Courier New"/>
+          <w:color w:val="000000"/>
+          <w:sz w:val="18"/>
+          <w:lang w:eastAsia="zh-CN"/>
+        </w:rPr>
+        <w:br/>
+      </w:r>
+    </w:p>
     <w:sectPr>
       <w:pgSz w:w="12240" w:h="15840"/>
       <w:pgMar w:top="1440" w:right="1800" w:bottom="1440" w:left="1800" w:header="720" w:footer="720" w:gutter="0"/>
@@ -1858,7 +4379,6 @@
   <w:style w:type="character" w:default="1" w:styleId="DefaultParagraphFont">
     <w:name w:val="Default Paragraph Font"/>
     <w:uiPriority w:val="1"/>
-    <w:semiHidden/>
     <w:unhideWhenUsed/>
   </w:style>
   <w:style w:type="table" w:default="1" w:styleId="TableNormal">
@@ -12634,6 +15154,29 @@
         <w:shd w:val="clear" w:color="auto" w:fill="FBCAA2" w:themeFill="accent6" w:themeFillTint="7F"/>
       </w:tcPr>
     </w:tblStylePr>
+  </w:style>
+  <w:style w:type="character" w:styleId="Hyperlink">
+    <w:name w:val="Hyperlink"/>
+    <w:basedOn w:val="DefaultParagraphFont"/>
+    <w:uiPriority w:val="99"/>
+    <w:unhideWhenUsed/>
+    <w:rsid w:val="00B31FE6"/>
+    <w:rPr>
+      <w:color w:val="0000FF" w:themeColor="hyperlink"/>
+      <w:u w:val="single"/>
+    </w:rPr>
+  </w:style>
+  <w:style w:type="character" w:styleId="UnresolvedMention">
+    <w:name w:val="Unresolved Mention"/>
+    <w:basedOn w:val="DefaultParagraphFont"/>
+    <w:uiPriority w:val="99"/>
+    <w:semiHidden/>
+    <w:unhideWhenUsed/>
+    <w:rsid w:val="00B31FE6"/>
+    <w:rPr>
+      <w:color w:val="605E5C"/>
+      <w:shd w:val="clear" w:color="auto" w:fill="E1DFDD"/>
+    </w:rPr>
   </w:style>
 </w:styles>
 </file>

--- a/CW2_Report.docx
+++ b/CW2_Report.docx
@@ -11,7 +11,7 @@
         <w:rPr>
           <w:color w:val="000000"/>
         </w:rPr>
-        <w:t>CW2 Report: Knowledge Graph and Semantic Table Annotation</w:t>
+        <w:t>CW2 Report</w:t>
       </w:r>
     </w:p>
     <w:p/>
@@ -969,34 +969,18 @@
       </w:r>
     </w:p>
     <w:p>
+      <w:pPr>
+        <w:rPr>
+          <w:rFonts w:eastAsia="宋体" w:hint="eastAsia"/>
+          <w:lang w:eastAsia="zh-CN"/>
+        </w:rPr>
+      </w:pPr>
       <w:r>
         <w:rPr>
           <w:b/>
           <w:color w:val="000000"/>
         </w:rPr>
-        <w:t>Third query (</w:t>
-      </w:r>
-      <w:proofErr w:type="spellStart"/>
-      <w:r>
-        <w:rPr>
-          <w:b/>
-          <w:color w:val="000000"/>
-        </w:rPr>
-        <w:t>Wikidata</w:t>
-      </w:r>
-      <w:proofErr w:type="spellEnd"/>
-      <w:r>
-        <w:rPr>
-          <w:b/>
-          <w:color w:val="000000"/>
-        </w:rPr>
-        <w:t xml:space="preserve"> country list, equivalent of Task 1.1): </w:t>
-      </w:r>
-      <w:r>
-        <w:rPr>
-          <w:color w:val="000000"/>
-        </w:rPr>
-        <w:t>Filters sovereign states (wd:Q3624078) that have a capital (P36), excludes dissolved entities (P576 absent), and restricts labels to English.</w:t>
+        <w:t xml:space="preserve">Third query </w:t>
       </w:r>
     </w:p>
     <w:p>
@@ -1253,29 +1237,7 @@
           <w:b/>
           <w:color w:val="000000"/>
         </w:rPr>
-        <w:t>Fourth query (</w:t>
-      </w:r>
-      <w:proofErr w:type="spellStart"/>
-      <w:r>
-        <w:rPr>
-          <w:b/>
-          <w:color w:val="000000"/>
-        </w:rPr>
-        <w:t>Wikidata</w:t>
-      </w:r>
-      <w:proofErr w:type="spellEnd"/>
-      <w:r>
-        <w:rPr>
-          <w:b/>
-          <w:color w:val="000000"/>
-        </w:rPr>
-        <w:t xml:space="preserve"> country attributes + provinces, equivalent of Task 1.2): </w:t>
-      </w:r>
-      <w:r>
-        <w:rPr>
-          <w:color w:val="000000"/>
-        </w:rPr>
-        <w:t>Extends the third query with OPTIONAL clauses for ISO-3166-1 alpha-2 code (P297), calling code (P474), area (P2046) and population (P1082). Province names are gathered via P150 (contains administrative territorial entity) and concatenated with GROUP_CONCAT.</w:t>
+        <w:t xml:space="preserve">Fourth query </w:t>
       </w:r>
     </w:p>
     <w:p>
@@ -1904,7 +1866,6 @@
                 <w:b/>
                 <w:color w:val="000000"/>
               </w:rPr>
-              <w:lastRenderedPageBreak/>
               <w:t>SPARQL Query</w:t>
             </w:r>
           </w:p>
@@ -1982,7 +1943,15 @@
               <w:rPr>
                 <w:color w:val="000000"/>
               </w:rPr>
-              <w:t>~1.5 hours</w:t>
+              <w:t>~1</w:t>
+            </w:r>
+            <w:r>
+              <w:rPr>
+                <w:rFonts w:eastAsia="宋体" w:hint="eastAsia"/>
+                <w:color w:val="000000"/>
+                <w:lang w:eastAsia="zh-CN"/>
+              </w:rPr>
+              <w:t>0 minutes</w:t>
             </w:r>
           </w:p>
         </w:tc>
@@ -2009,7 +1978,14 @@
               <w:rPr>
                 <w:color w:val="000000"/>
               </w:rPr>
-              <w:t xml:space="preserve"> and excluding </w:t>
+              <w:t xml:space="preserve"> and </w:t>
+            </w:r>
+            <w:r>
+              <w:rPr>
+                <w:color w:val="000000"/>
+              </w:rPr>
+              <w:lastRenderedPageBreak/>
+              <w:t xml:space="preserve">excluding </w:t>
             </w:r>
             <w:proofErr w:type="spellStart"/>
             <w:r>
@@ -2066,6 +2042,7 @@
               <w:rPr>
                 <w:color w:val="000000"/>
               </w:rPr>
+              <w:lastRenderedPageBreak/>
               <w:t>Task 1.2</w:t>
             </w:r>
             <w:r>
@@ -2096,11 +2073,25 @@
             <w:tcW w:w="2880" w:type="dxa"/>
           </w:tcPr>
           <w:p>
+            <w:pPr>
+              <w:rPr>
+                <w:rFonts w:eastAsia="宋体" w:hint="eastAsia"/>
+                <w:lang w:eastAsia="zh-CN"/>
+              </w:rPr>
+            </w:pPr>
             <w:r>
               <w:rPr>
                 <w:color w:val="000000"/>
               </w:rPr>
-              <w:t>~2 hours</w:t>
+              <w:t>~</w:t>
+            </w:r>
+            <w:r>
+              <w:rPr>
+                <w:rFonts w:eastAsia="宋体" w:hint="eastAsia"/>
+                <w:color w:val="000000"/>
+                <w:lang w:eastAsia="zh-CN"/>
+              </w:rPr>
+              <w:t>25 minutes</w:t>
             </w:r>
           </w:p>
         </w:tc>
@@ -2158,11 +2149,25 @@
             <w:tcW w:w="2880" w:type="dxa"/>
           </w:tcPr>
           <w:p>
+            <w:pPr>
+              <w:rPr>
+                <w:rFonts w:eastAsia="宋体" w:hint="eastAsia"/>
+                <w:lang w:eastAsia="zh-CN"/>
+              </w:rPr>
+            </w:pPr>
             <w:r>
               <w:rPr>
                 <w:color w:val="000000"/>
               </w:rPr>
-              <w:t>~1 hour</w:t>
+              <w:t>~</w:t>
+            </w:r>
+            <w:r>
+              <w:rPr>
+                <w:rFonts w:eastAsia="宋体" w:hint="eastAsia"/>
+                <w:color w:val="000000"/>
+                <w:lang w:eastAsia="zh-CN"/>
+              </w:rPr>
+              <w:t>10 minutes</w:t>
             </w:r>
           </w:p>
         </w:tc>
@@ -2262,11 +2267,25 @@
             <w:tcW w:w="2880" w:type="dxa"/>
           </w:tcPr>
           <w:p>
+            <w:pPr>
+              <w:rPr>
+                <w:rFonts w:eastAsia="宋体" w:hint="eastAsia"/>
+                <w:lang w:eastAsia="zh-CN"/>
+              </w:rPr>
+            </w:pPr>
             <w:r>
               <w:rPr>
                 <w:color w:val="000000"/>
               </w:rPr>
-              <w:t>~2.5 hours</w:t>
+              <w:t>~</w:t>
+            </w:r>
+            <w:r>
+              <w:rPr>
+                <w:rFonts w:eastAsia="宋体" w:hint="eastAsia"/>
+                <w:color w:val="000000"/>
+                <w:lang w:eastAsia="zh-CN"/>
+              </w:rPr>
+              <w:t>25 minutes</w:t>
             </w:r>
           </w:p>
         </w:tc>
@@ -2798,7 +2817,7 @@
     <w:p>
       <w:pPr>
         <w:rPr>
-          <w:rFonts w:eastAsia="宋体" w:hint="eastAsia"/>
+          <w:rFonts w:eastAsia="宋体"/>
           <w:lang w:eastAsia="zh-CN"/>
         </w:rPr>
       </w:pPr>
@@ -2870,18 +2889,748 @@
       <w:pPr>
         <w:shd w:val="clear" w:color="auto" w:fill="F2F2F2"/>
         <w:rPr>
+          <w:rFonts w:ascii="Courier New" w:eastAsia="宋体" w:hAnsi="Courier New"/>
+          <w:color w:val="000000"/>
+          <w:sz w:val="18"/>
+          <w:lang w:eastAsia="zh-CN"/>
+        </w:rPr>
+      </w:pPr>
+      <w:r>
+        <w:rPr>
+          <w:rFonts w:ascii="Courier New" w:hAnsi="Courier New"/>
+          <w:color w:val="000000"/>
+          <w:sz w:val="18"/>
+        </w:rPr>
+        <w:t xml:space="preserve">PREFIX </w:t>
+      </w:r>
+      <w:proofErr w:type="spellStart"/>
+      <w:r>
+        <w:rPr>
+          <w:rFonts w:ascii="Courier New" w:hAnsi="Courier New"/>
+          <w:color w:val="000000"/>
+          <w:sz w:val="18"/>
+        </w:rPr>
+        <w:t>dbo</w:t>
+      </w:r>
+      <w:proofErr w:type="spellEnd"/>
+      <w:r>
+        <w:rPr>
+          <w:rFonts w:ascii="Courier New" w:hAnsi="Courier New"/>
+          <w:color w:val="000000"/>
+          <w:sz w:val="18"/>
+        </w:rPr>
+        <w:t>:  &lt;http://dbpedia.org/</w:t>
+      </w:r>
+      <w:r>
+        <w:rPr>
           <w:rFonts w:ascii="Courier New" w:eastAsia="宋体" w:hAnsi="Courier New" w:hint="eastAsia"/>
           <w:color w:val="000000"/>
           <w:sz w:val="18"/>
           <w:lang w:eastAsia="zh-CN"/>
         </w:rPr>
+        <w:t>ontology</w:t>
+      </w:r>
+      <w:r>
+        <w:rPr>
+          <w:rFonts w:ascii="Courier New" w:hAnsi="Courier New"/>
+          <w:color w:val="000000"/>
+          <w:sz w:val="18"/>
+        </w:rPr>
+        <w:t>/&gt;</w:t>
+      </w:r>
+      <w:r>
+        <w:rPr>
+          <w:rFonts w:ascii="Courier New" w:eastAsia="宋体" w:hAnsi="Courier New"/>
+          <w:color w:val="000000"/>
+          <w:sz w:val="18"/>
+          <w:lang w:eastAsia="zh-CN"/>
+        </w:rPr>
+        <w:br/>
+      </w:r>
+      <w:r>
+        <w:rPr>
+          <w:rFonts w:ascii="Courier New" w:hAnsi="Courier New"/>
+          <w:color w:val="000000"/>
+          <w:sz w:val="18"/>
+        </w:rPr>
+        <w:t xml:space="preserve">PREFIX </w:t>
+      </w:r>
+      <w:proofErr w:type="spellStart"/>
+      <w:r>
+        <w:rPr>
+          <w:rFonts w:ascii="Courier New" w:hAnsi="Courier New"/>
+          <w:color w:val="000000"/>
+          <w:sz w:val="18"/>
+        </w:rPr>
+        <w:t>dbp</w:t>
+      </w:r>
+      <w:proofErr w:type="spellEnd"/>
+      <w:r>
+        <w:rPr>
+          <w:rFonts w:ascii="Courier New" w:hAnsi="Courier New"/>
+          <w:color w:val="000000"/>
+          <w:sz w:val="18"/>
+        </w:rPr>
+        <w:t>:  &lt;http://dbpedia.org/</w:t>
+      </w:r>
+      <w:r>
+        <w:rPr>
+          <w:rFonts w:ascii="Courier New" w:eastAsia="宋体" w:hAnsi="Courier New" w:hint="eastAsia"/>
+          <w:color w:val="000000"/>
+          <w:sz w:val="18"/>
+          <w:lang w:eastAsia="zh-CN"/>
+        </w:rPr>
+        <w:t>property</w:t>
+      </w:r>
+      <w:r>
+        <w:rPr>
+          <w:rFonts w:ascii="Courier New" w:hAnsi="Courier New"/>
+          <w:color w:val="000000"/>
+          <w:sz w:val="18"/>
+        </w:rPr>
+        <w:t>/&gt;</w:t>
+      </w:r>
+      <w:r>
+        <w:rPr>
+          <w:rFonts w:ascii="Courier New" w:eastAsia="宋体" w:hAnsi="Courier New"/>
+          <w:color w:val="000000"/>
+          <w:sz w:val="18"/>
+          <w:lang w:eastAsia="zh-CN"/>
+        </w:rPr>
+        <w:br/>
+      </w:r>
+      <w:r>
+        <w:rPr>
+          <w:rFonts w:ascii="Courier New" w:hAnsi="Courier New"/>
+          <w:color w:val="000000"/>
+          <w:sz w:val="18"/>
+        </w:rPr>
+        <w:t xml:space="preserve">PREFIX </w:t>
+      </w:r>
+      <w:proofErr w:type="spellStart"/>
+      <w:r>
+        <w:rPr>
+          <w:rFonts w:ascii="Courier New" w:hAnsi="Courier New"/>
+          <w:color w:val="000000"/>
+          <w:sz w:val="18"/>
+        </w:rPr>
+        <w:t>dbr</w:t>
+      </w:r>
+      <w:proofErr w:type="spellEnd"/>
+      <w:r>
+        <w:rPr>
+          <w:rFonts w:ascii="Courier New" w:hAnsi="Courier New"/>
+          <w:color w:val="000000"/>
+          <w:sz w:val="18"/>
+        </w:rPr>
+        <w:t>:  &lt;http://dbpedia.org/</w:t>
+      </w:r>
+      <w:r>
+        <w:rPr>
+          <w:rFonts w:ascii="Courier New" w:eastAsia="宋体" w:hAnsi="Courier New" w:hint="eastAsia"/>
+          <w:color w:val="000000"/>
+          <w:sz w:val="18"/>
+          <w:lang w:eastAsia="zh-CN"/>
+        </w:rPr>
+        <w:t>resource</w:t>
+      </w:r>
+      <w:r>
+        <w:rPr>
+          <w:rFonts w:ascii="Courier New" w:hAnsi="Courier New"/>
+          <w:color w:val="000000"/>
+          <w:sz w:val="18"/>
+        </w:rPr>
+        <w:t>/&gt;</w:t>
+      </w:r>
+      <w:r>
+        <w:rPr>
+          <w:rFonts w:ascii="Courier New" w:eastAsia="宋体" w:hAnsi="Courier New"/>
+          <w:color w:val="000000"/>
+          <w:sz w:val="18"/>
+          <w:lang w:eastAsia="zh-CN"/>
+        </w:rPr>
+        <w:br/>
+      </w:r>
+      <w:r>
+        <w:rPr>
+          <w:rFonts w:ascii="Courier New" w:hAnsi="Courier New"/>
+          <w:color w:val="000000"/>
+          <w:sz w:val="18"/>
+        </w:rPr>
+        <w:t xml:space="preserve">PREFIX </w:t>
+      </w:r>
+      <w:proofErr w:type="spellStart"/>
+      <w:r>
+        <w:rPr>
+          <w:rFonts w:ascii="Courier New" w:hAnsi="Courier New"/>
+          <w:color w:val="000000"/>
+          <w:sz w:val="18"/>
+        </w:rPr>
+        <w:t>rdfs</w:t>
+      </w:r>
+      <w:proofErr w:type="spellEnd"/>
+      <w:r>
+        <w:rPr>
+          <w:rFonts w:ascii="Courier New" w:hAnsi="Courier New"/>
+          <w:color w:val="000000"/>
+          <w:sz w:val="18"/>
+        </w:rPr>
+        <w:t>: &lt;http://www.w3.org/2000/01/rdf-schema#&gt;</w:t>
+      </w:r>
+      <w:r>
+        <w:rPr>
+          <w:rFonts w:ascii="Courier New" w:eastAsia="宋体" w:hAnsi="Courier New"/>
+          <w:color w:val="000000"/>
+          <w:sz w:val="18"/>
+          <w:lang w:eastAsia="zh-CN"/>
+        </w:rPr>
+        <w:br/>
+      </w:r>
+      <w:r>
+        <w:rPr>
+          <w:rFonts w:ascii="Courier New" w:eastAsia="宋体" w:hAnsi="Courier New"/>
+          <w:color w:val="000000"/>
+          <w:sz w:val="18"/>
+          <w:lang w:eastAsia="zh-CN"/>
+        </w:rPr>
+        <w:br/>
+      </w:r>
+      <w:r>
+        <w:rPr>
+          <w:rFonts w:ascii="Courier New" w:hAnsi="Courier New"/>
+          <w:color w:val="000000"/>
+          <w:sz w:val="18"/>
+        </w:rPr>
+        <w:t>SELECT DISTINCT ?city ?</w:t>
+      </w:r>
+      <w:proofErr w:type="spellStart"/>
+      <w:r>
+        <w:rPr>
+          <w:rFonts w:ascii="Courier New" w:hAnsi="Courier New"/>
+          <w:color w:val="000000"/>
+          <w:sz w:val="18"/>
+        </w:rPr>
+        <w:t>cityName</w:t>
+      </w:r>
+      <w:proofErr w:type="spellEnd"/>
+      <w:r>
+        <w:rPr>
+          <w:rFonts w:ascii="Courier New" w:hAnsi="Courier New"/>
+          <w:color w:val="000000"/>
+          <w:sz w:val="18"/>
+        </w:rPr>
+        <w:t xml:space="preserve"> ?population ?area ?country ?region</w:t>
+      </w:r>
+      <w:r>
+        <w:rPr>
+          <w:rFonts w:ascii="Courier New" w:eastAsia="宋体" w:hAnsi="Courier New"/>
+          <w:color w:val="000000"/>
+          <w:sz w:val="18"/>
+          <w:lang w:eastAsia="zh-CN"/>
+        </w:rPr>
+        <w:br/>
+      </w:r>
+      <w:r>
+        <w:rPr>
+          <w:rFonts w:ascii="Courier New" w:hAnsi="Courier New"/>
+          <w:color w:val="000000"/>
+          <w:sz w:val="18"/>
+        </w:rPr>
+        <w:t>WHERE {</w:t>
+      </w:r>
+      <w:r>
+        <w:rPr>
+          <w:rFonts w:ascii="Courier New" w:eastAsia="宋体" w:hAnsi="Courier New"/>
+          <w:color w:val="000000"/>
+          <w:sz w:val="18"/>
+          <w:lang w:eastAsia="zh-CN"/>
+        </w:rPr>
+        <w:br/>
+      </w:r>
+      <w:r>
+        <w:rPr>
+          <w:rFonts w:ascii="Courier New" w:eastAsia="宋体" w:hAnsi="Courier New" w:hint="eastAsia"/>
+          <w:color w:val="000000"/>
+          <w:sz w:val="18"/>
+          <w:lang w:eastAsia="zh-CN"/>
+        </w:rPr>
+        <w:t xml:space="preserve">  </w:t>
+      </w:r>
+      <w:r>
+        <w:rPr>
+          <w:rFonts w:ascii="Courier New" w:hAnsi="Courier New"/>
+          <w:color w:val="000000"/>
+          <w:sz w:val="18"/>
+        </w:rPr>
+        <w:t xml:space="preserve">?city a </w:t>
+      </w:r>
+      <w:proofErr w:type="spellStart"/>
+      <w:r>
+        <w:rPr>
+          <w:rFonts w:ascii="Courier New" w:hAnsi="Courier New"/>
+          <w:color w:val="000000"/>
+          <w:sz w:val="18"/>
+        </w:rPr>
+        <w:t>dbo:City</w:t>
+      </w:r>
+      <w:proofErr w:type="spellEnd"/>
+      <w:r>
+        <w:rPr>
+          <w:rFonts w:ascii="Courier New" w:hAnsi="Courier New"/>
+          <w:color w:val="000000"/>
+          <w:sz w:val="18"/>
+        </w:rPr>
+        <w:t xml:space="preserve"> ;</w:t>
+      </w:r>
+      <w:r>
+        <w:rPr>
+          <w:rFonts w:ascii="Courier New" w:eastAsia="宋体" w:hAnsi="Courier New"/>
+          <w:color w:val="000000"/>
+          <w:sz w:val="18"/>
+          <w:lang w:eastAsia="zh-CN"/>
+        </w:rPr>
+        <w:br/>
+      </w:r>
+      <w:r>
+        <w:rPr>
+          <w:rFonts w:ascii="Courier New" w:eastAsia="宋体" w:hAnsi="Courier New" w:hint="eastAsia"/>
+          <w:color w:val="000000"/>
+          <w:sz w:val="18"/>
+          <w:lang w:eastAsia="zh-CN"/>
+        </w:rPr>
+        <w:t xml:space="preserve">        </w:t>
+      </w:r>
+      <w:proofErr w:type="spellStart"/>
+      <w:r>
+        <w:rPr>
+          <w:rFonts w:ascii="Courier New" w:hAnsi="Courier New"/>
+          <w:color w:val="000000"/>
+          <w:sz w:val="18"/>
+        </w:rPr>
+        <w:t>dbo:country</w:t>
+      </w:r>
+      <w:proofErr w:type="spellEnd"/>
+      <w:r>
+        <w:rPr>
+          <w:rFonts w:ascii="Courier New" w:hAnsi="Courier New"/>
+          <w:color w:val="000000"/>
+          <w:sz w:val="18"/>
+        </w:rPr>
+        <w:t xml:space="preserve"> </w:t>
+      </w:r>
+      <w:proofErr w:type="spellStart"/>
+      <w:r>
+        <w:rPr>
+          <w:rFonts w:ascii="Courier New" w:hAnsi="Courier New"/>
+          <w:color w:val="000000"/>
+          <w:sz w:val="18"/>
+        </w:rPr>
+        <w:t>dbr:United_Kingdom</w:t>
+      </w:r>
+      <w:proofErr w:type="spellEnd"/>
+      <w:r>
+        <w:rPr>
+          <w:rFonts w:ascii="Courier New" w:hAnsi="Courier New"/>
+          <w:color w:val="000000"/>
+          <w:sz w:val="18"/>
+        </w:rPr>
+        <w:t xml:space="preserve"> ;</w:t>
+      </w:r>
+      <w:r>
+        <w:rPr>
+          <w:rFonts w:ascii="Courier New" w:eastAsia="宋体" w:hAnsi="Courier New"/>
+          <w:color w:val="000000"/>
+          <w:sz w:val="18"/>
+          <w:lang w:eastAsia="zh-CN"/>
+        </w:rPr>
+        <w:br/>
+      </w:r>
+      <w:r>
+        <w:rPr>
+          <w:rFonts w:ascii="Courier New" w:eastAsia="宋体" w:hAnsi="Courier New" w:hint="eastAsia"/>
+          <w:color w:val="000000"/>
+          <w:sz w:val="18"/>
+          <w:lang w:eastAsia="zh-CN"/>
+        </w:rPr>
+        <w:t xml:space="preserve">        </w:t>
+      </w:r>
+      <w:proofErr w:type="spellStart"/>
+      <w:r>
+        <w:rPr>
+          <w:rFonts w:ascii="Courier New" w:hAnsi="Courier New"/>
+          <w:color w:val="000000"/>
+          <w:sz w:val="18"/>
+        </w:rPr>
+        <w:t>rdfs:label</w:t>
+      </w:r>
+      <w:proofErr w:type="spellEnd"/>
+      <w:r>
+        <w:rPr>
+          <w:rFonts w:ascii="Courier New" w:hAnsi="Courier New"/>
+          <w:color w:val="000000"/>
+          <w:sz w:val="18"/>
+        </w:rPr>
+        <w:t xml:space="preserve"> ?</w:t>
+      </w:r>
+      <w:proofErr w:type="spellStart"/>
+      <w:r>
+        <w:rPr>
+          <w:rFonts w:ascii="Courier New" w:hAnsi="Courier New"/>
+          <w:color w:val="000000"/>
+          <w:sz w:val="18"/>
+        </w:rPr>
+        <w:t>cityName</w:t>
+      </w:r>
+      <w:proofErr w:type="spellEnd"/>
+      <w:r>
+        <w:rPr>
+          <w:rFonts w:ascii="Courier New" w:hAnsi="Courier New"/>
+          <w:color w:val="000000"/>
+          <w:sz w:val="18"/>
+        </w:rPr>
+        <w:t xml:space="preserve"> .</w:t>
+      </w:r>
+      <w:r>
+        <w:rPr>
+          <w:rFonts w:ascii="Courier New" w:eastAsia="宋体" w:hAnsi="Courier New"/>
+          <w:color w:val="000000"/>
+          <w:sz w:val="18"/>
+          <w:lang w:eastAsia="zh-CN"/>
+        </w:rPr>
+        <w:br/>
+      </w:r>
+      <w:r>
+        <w:rPr>
+          <w:rFonts w:ascii="Courier New" w:eastAsia="宋体" w:hAnsi="Courier New" w:hint="eastAsia"/>
+          <w:color w:val="000000"/>
+          <w:sz w:val="18"/>
+          <w:lang w:eastAsia="zh-CN"/>
+        </w:rPr>
+        <w:t xml:space="preserve">  </w:t>
+      </w:r>
+      <w:r>
+        <w:rPr>
+          <w:rFonts w:ascii="Courier New" w:hAnsi="Courier New"/>
+          <w:color w:val="000000"/>
+          <w:sz w:val="18"/>
+        </w:rPr>
+        <w:t>FILTER(LANG(?</w:t>
+      </w:r>
+      <w:proofErr w:type="spellStart"/>
+      <w:r>
+        <w:rPr>
+          <w:rFonts w:ascii="Courier New" w:hAnsi="Courier New"/>
+          <w:color w:val="000000"/>
+          <w:sz w:val="18"/>
+        </w:rPr>
+        <w:t>cityName</w:t>
+      </w:r>
+      <w:proofErr w:type="spellEnd"/>
+      <w:r>
+        <w:rPr>
+          <w:rFonts w:ascii="Courier New" w:hAnsi="Courier New"/>
+          <w:color w:val="000000"/>
+          <w:sz w:val="18"/>
+        </w:rPr>
+        <w:t>) = "</w:t>
+      </w:r>
+      <w:proofErr w:type="spellStart"/>
+      <w:r>
+        <w:rPr>
+          <w:rFonts w:ascii="Courier New" w:hAnsi="Courier New"/>
+          <w:color w:val="000000"/>
+          <w:sz w:val="18"/>
+        </w:rPr>
+        <w:t>en</w:t>
+      </w:r>
+      <w:proofErr w:type="spellEnd"/>
+      <w:r>
+        <w:rPr>
+          <w:rFonts w:ascii="Courier New" w:hAnsi="Courier New"/>
+          <w:color w:val="000000"/>
+          <w:sz w:val="18"/>
+        </w:rPr>
+        <w:t>")</w:t>
+      </w:r>
+      <w:r>
+        <w:rPr>
+          <w:rFonts w:ascii="Courier New" w:eastAsia="宋体" w:hAnsi="Courier New"/>
+          <w:color w:val="000000"/>
+          <w:sz w:val="18"/>
+          <w:lang w:eastAsia="zh-CN"/>
+        </w:rPr>
+        <w:br/>
+      </w:r>
+      <w:r>
+        <w:rPr>
+          <w:rFonts w:ascii="Courier New" w:eastAsia="宋体" w:hAnsi="Courier New" w:hint="eastAsia"/>
+          <w:color w:val="000000"/>
+          <w:sz w:val="18"/>
+          <w:lang w:eastAsia="zh-CN"/>
+        </w:rPr>
+        <w:t xml:space="preserve">  </w:t>
+      </w:r>
+      <w:r>
+        <w:rPr>
+          <w:rFonts w:ascii="Courier New" w:hAnsi="Courier New"/>
+          <w:color w:val="000000"/>
+          <w:sz w:val="18"/>
+        </w:rPr>
+        <w:t xml:space="preserve">OPTIONAL { ?city </w:t>
+      </w:r>
+      <w:proofErr w:type="spellStart"/>
+      <w:r>
+        <w:rPr>
+          <w:rFonts w:ascii="Courier New" w:hAnsi="Courier New"/>
+          <w:color w:val="000000"/>
+          <w:sz w:val="18"/>
+        </w:rPr>
+        <w:t>dbo:populationTotal</w:t>
+      </w:r>
+      <w:proofErr w:type="spellEnd"/>
+      <w:r>
+        <w:rPr>
+          <w:rFonts w:ascii="Courier New" w:hAnsi="Courier New"/>
+          <w:color w:val="000000"/>
+          <w:sz w:val="18"/>
+        </w:rPr>
+        <w:t xml:space="preserve"> ?population }</w:t>
+      </w:r>
+      <w:r>
+        <w:rPr>
+          <w:rFonts w:ascii="Courier New" w:eastAsia="宋体" w:hAnsi="Courier New"/>
+          <w:color w:val="000000"/>
+          <w:sz w:val="18"/>
+          <w:lang w:eastAsia="zh-CN"/>
+        </w:rPr>
+        <w:br/>
+      </w:r>
+      <w:r>
+        <w:rPr>
+          <w:rFonts w:ascii="Courier New" w:eastAsia="宋体" w:hAnsi="Courier New" w:hint="eastAsia"/>
+          <w:color w:val="000000"/>
+          <w:sz w:val="18"/>
+          <w:lang w:eastAsia="zh-CN"/>
+        </w:rPr>
+        <w:t xml:space="preserve">  </w:t>
+      </w:r>
+      <w:r>
+        <w:rPr>
+          <w:rFonts w:ascii="Courier New" w:hAnsi="Courier New"/>
+          <w:color w:val="000000"/>
+          <w:sz w:val="18"/>
+        </w:rPr>
+        <w:t xml:space="preserve">OPTIONAL { ?city </w:t>
+      </w:r>
+      <w:proofErr w:type="spellStart"/>
+      <w:r>
+        <w:rPr>
+          <w:rFonts w:ascii="Courier New" w:hAnsi="Courier New"/>
+          <w:color w:val="000000"/>
+          <w:sz w:val="18"/>
+        </w:rPr>
+        <w:t>dbo:areaUrban</w:t>
+      </w:r>
+      <w:proofErr w:type="spellEnd"/>
+      <w:r>
+        <w:rPr>
+          <w:rFonts w:ascii="Courier New" w:hAnsi="Courier New"/>
+          <w:color w:val="000000"/>
+          <w:sz w:val="18"/>
+        </w:rPr>
+        <w:t xml:space="preserve">       ?area }</w:t>
+      </w:r>
+      <w:r>
+        <w:rPr>
+          <w:rFonts w:ascii="Courier New" w:eastAsia="宋体" w:hAnsi="Courier New"/>
+          <w:color w:val="000000"/>
+          <w:sz w:val="18"/>
+          <w:lang w:eastAsia="zh-CN"/>
+        </w:rPr>
+        <w:br/>
+      </w:r>
+      <w:r>
+        <w:rPr>
+          <w:rFonts w:ascii="Courier New" w:eastAsia="宋体" w:hAnsi="Courier New" w:hint="eastAsia"/>
+          <w:color w:val="000000"/>
+          <w:sz w:val="18"/>
+          <w:lang w:eastAsia="zh-CN"/>
+        </w:rPr>
+        <w:t xml:space="preserve">  </w:t>
+      </w:r>
+      <w:r>
+        <w:rPr>
+          <w:rFonts w:ascii="Courier New" w:hAnsi="Courier New"/>
+          <w:color w:val="000000"/>
+          <w:sz w:val="18"/>
+        </w:rPr>
+        <w:t xml:space="preserve">OPTIONAL { ?city </w:t>
+      </w:r>
+      <w:proofErr w:type="spellStart"/>
+      <w:r>
+        <w:rPr>
+          <w:rFonts w:ascii="Courier New" w:hAnsi="Courier New"/>
+          <w:color w:val="000000"/>
+          <w:sz w:val="18"/>
+        </w:rPr>
+        <w:t>dbo:country</w:t>
+      </w:r>
+      <w:proofErr w:type="spellEnd"/>
+      <w:r>
+        <w:rPr>
+          <w:rFonts w:ascii="Courier New" w:hAnsi="Courier New"/>
+          <w:color w:val="000000"/>
+          <w:sz w:val="18"/>
+        </w:rPr>
+        <w:t xml:space="preserve">         ?country }</w:t>
+      </w:r>
+      <w:r>
+        <w:rPr>
+          <w:rFonts w:ascii="Courier New" w:eastAsia="宋体" w:hAnsi="Courier New"/>
+          <w:color w:val="000000"/>
+          <w:sz w:val="18"/>
+          <w:lang w:eastAsia="zh-CN"/>
+        </w:rPr>
+        <w:br/>
+      </w:r>
+      <w:r>
+        <w:rPr>
+          <w:rFonts w:ascii="Courier New" w:eastAsia="宋体" w:hAnsi="Courier New" w:hint="eastAsia"/>
+          <w:color w:val="000000"/>
+          <w:sz w:val="18"/>
+          <w:lang w:eastAsia="zh-CN"/>
+        </w:rPr>
+        <w:t xml:space="preserve">  </w:t>
+      </w:r>
+      <w:r>
+        <w:rPr>
+          <w:rFonts w:ascii="Courier New" w:hAnsi="Courier New"/>
+          <w:color w:val="000000"/>
+          <w:sz w:val="18"/>
+        </w:rPr>
+        <w:t xml:space="preserve">OPTIONAL { ?city </w:t>
+      </w:r>
+      <w:proofErr w:type="spellStart"/>
+      <w:r>
+        <w:rPr>
+          <w:rFonts w:ascii="Courier New" w:hAnsi="Courier New"/>
+          <w:color w:val="000000"/>
+          <w:sz w:val="18"/>
+        </w:rPr>
+        <w:t>dbo:region</w:t>
+      </w:r>
+      <w:proofErr w:type="spellEnd"/>
+      <w:r>
+        <w:rPr>
+          <w:rFonts w:ascii="Courier New" w:hAnsi="Courier New"/>
+          <w:color w:val="000000"/>
+          <w:sz w:val="18"/>
+        </w:rPr>
+        <w:t xml:space="preserve">          ?region }</w:t>
+      </w:r>
+      <w:r>
+        <w:rPr>
+          <w:rFonts w:ascii="Courier New" w:eastAsia="宋体" w:hAnsi="Courier New"/>
+          <w:color w:val="000000"/>
+          <w:sz w:val="18"/>
+          <w:lang w:eastAsia="zh-CN"/>
+        </w:rPr>
+        <w:br/>
+      </w:r>
+      <w:r>
+        <w:rPr>
+          <w:rFonts w:ascii="Courier New" w:hAnsi="Courier New"/>
+          <w:color w:val="000000"/>
+          <w:sz w:val="18"/>
+        </w:rPr>
+        <w:t>}</w:t>
+      </w:r>
+      <w:r>
+        <w:rPr>
+          <w:rFonts w:ascii="Courier New" w:eastAsia="宋体" w:hAnsi="Courier New"/>
+          <w:color w:val="000000"/>
+          <w:sz w:val="18"/>
+          <w:lang w:eastAsia="zh-CN"/>
+        </w:rPr>
+        <w:br/>
+      </w:r>
+      <w:r>
+        <w:rPr>
+          <w:rFonts w:ascii="Courier New" w:hAnsi="Courier New"/>
+          <w:color w:val="000000"/>
+          <w:sz w:val="18"/>
+        </w:rPr>
+        <w:t>ORDER BY ?</w:t>
+      </w:r>
+      <w:proofErr w:type="spellStart"/>
+      <w:r>
+        <w:rPr>
+          <w:rFonts w:ascii="Courier New" w:hAnsi="Courier New"/>
+          <w:color w:val="000000"/>
+          <w:sz w:val="18"/>
+        </w:rPr>
+        <w:t>cityName</w:t>
+      </w:r>
+      <w:proofErr w:type="spellEnd"/>
+      <w:r>
+        <w:rPr>
+          <w:rFonts w:ascii="Courier New" w:eastAsia="宋体" w:hAnsi="Courier New"/>
+          <w:color w:val="000000"/>
+          <w:sz w:val="18"/>
+          <w:lang w:eastAsia="zh-CN"/>
+        </w:rPr>
+        <w:br/>
+      </w:r>
+    </w:p>
+    <w:p>
+      <w:pPr>
+        <w:pStyle w:val="Heading4"/>
       </w:pPr>
       <w:r>
         <w:rPr>
-          <w:rFonts w:ascii="Courier New" w:hAnsi="Courier New"/>
-          <w:color w:val="000000"/>
-          <w:sz w:val="18"/>
-        </w:rPr>
+          <w:rFonts w:ascii="Courier New" w:eastAsia="宋体" w:hAnsi="Courier New"/>
+          <w:color w:val="000000"/>
+          <w:sz w:val="18"/>
+          <w:lang w:eastAsia="zh-CN"/>
+        </w:rPr>
+        <w:br w:type="page"/>
+      </w:r>
+      <w:r>
+        <w:rPr>
+          <w:color w:val="000000"/>
+        </w:rPr>
+        <w:lastRenderedPageBreak/>
+        <w:t>Task 2.3</w:t>
+      </w:r>
+    </w:p>
+    <w:p>
+      <w:r>
+        <w:rPr>
+          <w:b/>
+          <w:color w:val="000000"/>
+        </w:rPr>
+        <w:t xml:space="preserve">Third query </w:t>
+      </w:r>
+    </w:p>
+    <w:p>
+      <w:pPr>
+        <w:shd w:val="clear" w:color="auto" w:fill="F2F2F2"/>
+      </w:pPr>
+      <w:r>
+        <w:rPr>
+          <w:rFonts w:ascii="Courier New" w:hAnsi="Courier New"/>
+          <w:color w:val="000000"/>
+          <w:sz w:val="18"/>
+        </w:rPr>
+        <w:t>PREFIX wd:   &lt;http://www.wikidata.org/entity/&gt;</w:t>
+      </w:r>
+      <w:r>
+        <w:rPr>
+          <w:rFonts w:ascii="Courier New" w:hAnsi="Courier New"/>
+          <w:color w:val="000000"/>
+          <w:sz w:val="18"/>
+        </w:rPr>
+        <w:br/>
         <w:t xml:space="preserve">PREFIX </w:t>
       </w:r>
       <w:proofErr w:type="spellStart"/>
@@ -2891,7 +3640,7 @@
           <w:color w:val="000000"/>
           <w:sz w:val="18"/>
         </w:rPr>
-        <w:t>dbo</w:t>
+        <w:t>wdt</w:t>
       </w:r>
       <w:proofErr w:type="spellEnd"/>
       <w:r>
@@ -2900,668 +3649,539 @@
           <w:color w:val="000000"/>
           <w:sz w:val="18"/>
         </w:rPr>
-        <w:t>:  &lt;http://dbpedia.org/</w:t>
-      </w:r>
-      <w:r>
+        <w:t>:  &lt;http://www.wikidata.org/prop/direct/&gt;</w:t>
+      </w:r>
+      <w:r>
+        <w:rPr>
+          <w:rFonts w:ascii="Courier New" w:hAnsi="Courier New"/>
+          <w:color w:val="000000"/>
+          <w:sz w:val="18"/>
+        </w:rPr>
+        <w:br/>
+        <w:t xml:space="preserve">PREFIX </w:t>
+      </w:r>
+      <w:proofErr w:type="spellStart"/>
+      <w:r>
+        <w:rPr>
+          <w:rFonts w:ascii="Courier New" w:hAnsi="Courier New"/>
+          <w:color w:val="000000"/>
+          <w:sz w:val="18"/>
+        </w:rPr>
+        <w:t>rdfs</w:t>
+      </w:r>
+      <w:proofErr w:type="spellEnd"/>
+      <w:r>
+        <w:rPr>
+          <w:rFonts w:ascii="Courier New" w:hAnsi="Courier New"/>
+          <w:color w:val="000000"/>
+          <w:sz w:val="18"/>
+        </w:rPr>
+        <w:t>: &lt;http://www.w3.org/2000/01/rdf-schema#&gt;</w:t>
+      </w:r>
+      <w:r>
+        <w:rPr>
+          <w:rFonts w:ascii="Courier New" w:hAnsi="Courier New"/>
+          <w:color w:val="000000"/>
+          <w:sz w:val="18"/>
+        </w:rPr>
+        <w:br/>
+      </w:r>
+      <w:r>
+        <w:rPr>
+          <w:rFonts w:ascii="Courier New" w:hAnsi="Courier New"/>
+          <w:color w:val="000000"/>
+          <w:sz w:val="18"/>
+        </w:rPr>
+        <w:br/>
+        <w:t>SELECT DISTINCT ?city ?</w:t>
+      </w:r>
+      <w:proofErr w:type="spellStart"/>
+      <w:r>
+        <w:rPr>
+          <w:rFonts w:ascii="Courier New" w:hAnsi="Courier New"/>
+          <w:color w:val="000000"/>
+          <w:sz w:val="18"/>
+        </w:rPr>
+        <w:t>cityName</w:t>
+      </w:r>
+      <w:proofErr w:type="spellEnd"/>
+      <w:r>
+        <w:rPr>
+          <w:rFonts w:ascii="Courier New" w:hAnsi="Courier New"/>
+          <w:color w:val="000000"/>
+          <w:sz w:val="18"/>
+        </w:rPr>
+        <w:br/>
+        <w:t>WHERE {</w:t>
+      </w:r>
+      <w:r>
+        <w:rPr>
+          <w:rFonts w:ascii="Courier New" w:hAnsi="Courier New"/>
+          <w:color w:val="000000"/>
+          <w:sz w:val="18"/>
+        </w:rPr>
+        <w:br/>
+        <w:t xml:space="preserve">  ?city wdt:P31 wd:Q515 ;</w:t>
+      </w:r>
+      <w:r>
+        <w:rPr>
+          <w:rFonts w:ascii="Courier New" w:hAnsi="Courier New"/>
+          <w:color w:val="000000"/>
+          <w:sz w:val="18"/>
+        </w:rPr>
+        <w:br/>
+        <w:t xml:space="preserve">        wdt:P17 wd:Q145 ;</w:t>
+      </w:r>
+      <w:r>
+        <w:rPr>
+          <w:rFonts w:ascii="Courier New" w:hAnsi="Courier New"/>
+          <w:color w:val="000000"/>
+          <w:sz w:val="18"/>
+        </w:rPr>
+        <w:br/>
+        <w:t xml:space="preserve">        </w:t>
+      </w:r>
+      <w:proofErr w:type="spellStart"/>
+      <w:r>
+        <w:rPr>
+          <w:rFonts w:ascii="Courier New" w:hAnsi="Courier New"/>
+          <w:color w:val="000000"/>
+          <w:sz w:val="18"/>
+        </w:rPr>
+        <w:t>rdfs:label</w:t>
+      </w:r>
+      <w:proofErr w:type="spellEnd"/>
+      <w:r>
+        <w:rPr>
+          <w:rFonts w:ascii="Courier New" w:hAnsi="Courier New"/>
+          <w:color w:val="000000"/>
+          <w:sz w:val="18"/>
+        </w:rPr>
+        <w:t xml:space="preserve"> ?</w:t>
+      </w:r>
+      <w:proofErr w:type="spellStart"/>
+      <w:r>
+        <w:rPr>
+          <w:rFonts w:ascii="Courier New" w:hAnsi="Courier New"/>
+          <w:color w:val="000000"/>
+          <w:sz w:val="18"/>
+        </w:rPr>
+        <w:t>cityName</w:t>
+      </w:r>
+      <w:proofErr w:type="spellEnd"/>
+      <w:r>
+        <w:rPr>
+          <w:rFonts w:ascii="Courier New" w:hAnsi="Courier New"/>
+          <w:color w:val="000000"/>
+          <w:sz w:val="18"/>
+        </w:rPr>
+        <w:t xml:space="preserve"> .</w:t>
+      </w:r>
+      <w:r>
+        <w:rPr>
+          <w:rFonts w:ascii="Courier New" w:hAnsi="Courier New"/>
+          <w:color w:val="000000"/>
+          <w:sz w:val="18"/>
+        </w:rPr>
+        <w:br/>
+        <w:t xml:space="preserve">  FILTER (LANG(?</w:t>
+      </w:r>
+      <w:proofErr w:type="spellStart"/>
+      <w:r>
+        <w:rPr>
+          <w:rFonts w:ascii="Courier New" w:hAnsi="Courier New"/>
+          <w:color w:val="000000"/>
+          <w:sz w:val="18"/>
+        </w:rPr>
+        <w:t>cityName</w:t>
+      </w:r>
+      <w:proofErr w:type="spellEnd"/>
+      <w:r>
+        <w:rPr>
+          <w:rFonts w:ascii="Courier New" w:hAnsi="Courier New"/>
+          <w:color w:val="000000"/>
+          <w:sz w:val="18"/>
+        </w:rPr>
+        <w:t>) = "</w:t>
+      </w:r>
+      <w:proofErr w:type="spellStart"/>
+      <w:r>
+        <w:rPr>
+          <w:rFonts w:ascii="Courier New" w:hAnsi="Courier New"/>
+          <w:color w:val="000000"/>
+          <w:sz w:val="18"/>
+        </w:rPr>
+        <w:t>en</w:t>
+      </w:r>
+      <w:proofErr w:type="spellEnd"/>
+      <w:r>
+        <w:rPr>
+          <w:rFonts w:ascii="Courier New" w:hAnsi="Courier New"/>
+          <w:color w:val="000000"/>
+          <w:sz w:val="18"/>
+        </w:rPr>
+        <w:t>")</w:t>
+      </w:r>
+      <w:r>
+        <w:rPr>
+          <w:rFonts w:ascii="Courier New" w:hAnsi="Courier New"/>
+          <w:color w:val="000000"/>
+          <w:sz w:val="18"/>
+        </w:rPr>
+        <w:br/>
+        <w:t>}</w:t>
+      </w:r>
+      <w:r>
+        <w:rPr>
+          <w:rFonts w:ascii="Courier New" w:hAnsi="Courier New"/>
+          <w:color w:val="000000"/>
+          <w:sz w:val="18"/>
+        </w:rPr>
+        <w:br/>
+        <w:t>ORDER BY ?</w:t>
+      </w:r>
+      <w:proofErr w:type="spellStart"/>
+      <w:r>
+        <w:rPr>
+          <w:rFonts w:ascii="Courier New" w:hAnsi="Courier New"/>
+          <w:color w:val="000000"/>
+          <w:sz w:val="18"/>
+        </w:rPr>
+        <w:t>cityName</w:t>
+      </w:r>
+      <w:proofErr w:type="spellEnd"/>
+    </w:p>
+    <w:p>
+      <w:r>
+        <w:rPr>
+          <w:b/>
+          <w:color w:val="000000"/>
+        </w:rPr>
+        <w:t xml:space="preserve">Fourth query </w:t>
+      </w:r>
+    </w:p>
+    <w:p>
+      <w:pPr>
+        <w:shd w:val="clear" w:color="auto" w:fill="F2F2F2"/>
+      </w:pPr>
+      <w:r>
+        <w:rPr>
+          <w:rFonts w:ascii="Courier New" w:hAnsi="Courier New"/>
+          <w:color w:val="000000"/>
+          <w:sz w:val="18"/>
+        </w:rPr>
+        <w:t>PREFIX wd:   &lt;http://www.wikidata.org/entity/&gt;</w:t>
+      </w:r>
+      <w:r>
+        <w:rPr>
+          <w:rFonts w:ascii="Courier New" w:hAnsi="Courier New"/>
+          <w:color w:val="000000"/>
+          <w:sz w:val="18"/>
+        </w:rPr>
+        <w:br/>
+        <w:t xml:space="preserve">PREFIX </w:t>
+      </w:r>
+      <w:proofErr w:type="spellStart"/>
+      <w:r>
+        <w:rPr>
+          <w:rFonts w:ascii="Courier New" w:hAnsi="Courier New"/>
+          <w:color w:val="000000"/>
+          <w:sz w:val="18"/>
+        </w:rPr>
+        <w:t>wdt</w:t>
+      </w:r>
+      <w:proofErr w:type="spellEnd"/>
+      <w:r>
+        <w:rPr>
+          <w:rFonts w:ascii="Courier New" w:hAnsi="Courier New"/>
+          <w:color w:val="000000"/>
+          <w:sz w:val="18"/>
+        </w:rPr>
+        <w:t>:  &lt;http://www.wikidata.org/prop/direct/&gt;</w:t>
+      </w:r>
+      <w:r>
+        <w:rPr>
+          <w:rFonts w:ascii="Courier New" w:hAnsi="Courier New"/>
+          <w:color w:val="000000"/>
+          <w:sz w:val="18"/>
+        </w:rPr>
+        <w:br/>
+        <w:t xml:space="preserve">PREFIX </w:t>
+      </w:r>
+      <w:proofErr w:type="spellStart"/>
+      <w:r>
+        <w:rPr>
+          <w:rFonts w:ascii="Courier New" w:hAnsi="Courier New"/>
+          <w:color w:val="000000"/>
+          <w:sz w:val="18"/>
+        </w:rPr>
+        <w:t>rdfs</w:t>
+      </w:r>
+      <w:proofErr w:type="spellEnd"/>
+      <w:r>
+        <w:rPr>
+          <w:rFonts w:ascii="Courier New" w:hAnsi="Courier New"/>
+          <w:color w:val="000000"/>
+          <w:sz w:val="18"/>
+        </w:rPr>
+        <w:t>: &lt;http://www.w3.org/2000/01/rdf-schema#&gt;</w:t>
+      </w:r>
+      <w:r>
+        <w:rPr>
+          <w:rFonts w:ascii="Courier New" w:hAnsi="Courier New"/>
+          <w:color w:val="000000"/>
+          <w:sz w:val="18"/>
+        </w:rPr>
+        <w:br/>
+      </w:r>
+      <w:r>
+        <w:rPr>
+          <w:rFonts w:ascii="Courier New" w:hAnsi="Courier New"/>
+          <w:color w:val="000000"/>
+          <w:sz w:val="18"/>
+        </w:rPr>
+        <w:br/>
+        <w:t>SELECT DISTINCT ?city ?</w:t>
+      </w:r>
+      <w:proofErr w:type="spellStart"/>
+      <w:r>
+        <w:rPr>
+          <w:rFonts w:ascii="Courier New" w:hAnsi="Courier New"/>
+          <w:color w:val="000000"/>
+          <w:sz w:val="18"/>
+        </w:rPr>
+        <w:t>cityName</w:t>
+      </w:r>
+      <w:proofErr w:type="spellEnd"/>
+      <w:r>
+        <w:rPr>
+          <w:rFonts w:ascii="Courier New" w:hAnsi="Courier New"/>
+          <w:color w:val="000000"/>
+          <w:sz w:val="18"/>
+        </w:rPr>
+        <w:t xml:space="preserve"> ?population ?area ?country ?region</w:t>
+      </w:r>
+      <w:r>
+        <w:rPr>
+          <w:rFonts w:ascii="Courier New" w:hAnsi="Courier New"/>
+          <w:color w:val="000000"/>
+          <w:sz w:val="18"/>
+        </w:rPr>
+        <w:br/>
+        <w:t>WHERE {</w:t>
+      </w:r>
+      <w:r>
+        <w:rPr>
+          <w:rFonts w:ascii="Courier New" w:hAnsi="Courier New"/>
+          <w:color w:val="000000"/>
+          <w:sz w:val="18"/>
+        </w:rPr>
+        <w:br/>
+        <w:t xml:space="preserve">  ?city wdt:P31 wd:Q515 ;</w:t>
+      </w:r>
+      <w:r>
+        <w:rPr>
+          <w:rFonts w:ascii="Courier New" w:hAnsi="Courier New"/>
+          <w:color w:val="000000"/>
+          <w:sz w:val="18"/>
+        </w:rPr>
+        <w:br/>
+        <w:t xml:space="preserve">        wdt:P17 wd:Q145 ;</w:t>
+      </w:r>
+      <w:r>
+        <w:rPr>
+          <w:rFonts w:ascii="Courier New" w:hAnsi="Courier New"/>
+          <w:color w:val="000000"/>
+          <w:sz w:val="18"/>
+        </w:rPr>
+        <w:br/>
+        <w:t xml:space="preserve">        </w:t>
+      </w:r>
+      <w:proofErr w:type="spellStart"/>
+      <w:r>
+        <w:rPr>
+          <w:rFonts w:ascii="Courier New" w:hAnsi="Courier New"/>
+          <w:color w:val="000000"/>
+          <w:sz w:val="18"/>
+        </w:rPr>
+        <w:t>rdfs:label</w:t>
+      </w:r>
+      <w:proofErr w:type="spellEnd"/>
+      <w:r>
+        <w:rPr>
+          <w:rFonts w:ascii="Courier New" w:hAnsi="Courier New"/>
+          <w:color w:val="000000"/>
+          <w:sz w:val="18"/>
+        </w:rPr>
+        <w:t xml:space="preserve"> ?</w:t>
+      </w:r>
+      <w:proofErr w:type="spellStart"/>
+      <w:r>
+        <w:rPr>
+          <w:rFonts w:ascii="Courier New" w:hAnsi="Courier New"/>
+          <w:color w:val="000000"/>
+          <w:sz w:val="18"/>
+        </w:rPr>
+        <w:t>cityName</w:t>
+      </w:r>
+      <w:proofErr w:type="spellEnd"/>
+      <w:r>
+        <w:rPr>
+          <w:rFonts w:ascii="Courier New" w:hAnsi="Courier New"/>
+          <w:color w:val="000000"/>
+          <w:sz w:val="18"/>
+        </w:rPr>
+        <w:t xml:space="preserve"> .</w:t>
+      </w:r>
+      <w:r>
+        <w:rPr>
+          <w:rFonts w:ascii="Courier New" w:hAnsi="Courier New"/>
+          <w:color w:val="000000"/>
+          <w:sz w:val="18"/>
+        </w:rPr>
+        <w:br/>
+        <w:t xml:space="preserve">  FILTER (LANG(?</w:t>
+      </w:r>
+      <w:proofErr w:type="spellStart"/>
+      <w:r>
+        <w:rPr>
+          <w:rFonts w:ascii="Courier New" w:hAnsi="Courier New"/>
+          <w:color w:val="000000"/>
+          <w:sz w:val="18"/>
+        </w:rPr>
+        <w:t>cityName</w:t>
+      </w:r>
+      <w:proofErr w:type="spellEnd"/>
+      <w:r>
+        <w:rPr>
+          <w:rFonts w:ascii="Courier New" w:hAnsi="Courier New"/>
+          <w:color w:val="000000"/>
+          <w:sz w:val="18"/>
+        </w:rPr>
+        <w:t>) = "</w:t>
+      </w:r>
+      <w:proofErr w:type="spellStart"/>
+      <w:r>
+        <w:rPr>
+          <w:rFonts w:ascii="Courier New" w:hAnsi="Courier New"/>
+          <w:color w:val="000000"/>
+          <w:sz w:val="18"/>
+        </w:rPr>
+        <w:t>en</w:t>
+      </w:r>
+      <w:proofErr w:type="spellEnd"/>
+      <w:r>
+        <w:rPr>
+          <w:rFonts w:ascii="Courier New" w:hAnsi="Courier New"/>
+          <w:color w:val="000000"/>
+          <w:sz w:val="18"/>
+        </w:rPr>
+        <w:t>")</w:t>
+      </w:r>
+      <w:r>
+        <w:rPr>
+          <w:rFonts w:ascii="Courier New" w:hAnsi="Courier New"/>
+          <w:color w:val="000000"/>
+          <w:sz w:val="18"/>
+        </w:rPr>
+        <w:br/>
+        <w:t xml:space="preserve">  OPTIONAL { ?city wdt:P1082 ?population }</w:t>
+      </w:r>
+      <w:r>
+        <w:rPr>
+          <w:rFonts w:ascii="Courier New" w:hAnsi="Courier New"/>
+          <w:color w:val="000000"/>
+          <w:sz w:val="18"/>
+        </w:rPr>
+        <w:br/>
+        <w:t xml:space="preserve">  OPTIONAL { ?city wdt:P2046 ?area }</w:t>
+      </w:r>
+      <w:r>
+        <w:rPr>
+          <w:rFonts w:ascii="Courier New" w:hAnsi="Courier New"/>
+          <w:color w:val="000000"/>
+          <w:sz w:val="18"/>
+        </w:rPr>
+        <w:br/>
+        <w:t xml:space="preserve">  OPTIONAL { ?city wdt:P17   ?country }</w:t>
+      </w:r>
+      <w:r>
+        <w:rPr>
+          <w:rFonts w:ascii="Courier New" w:hAnsi="Courier New"/>
+          <w:color w:val="000000"/>
+          <w:sz w:val="18"/>
+        </w:rPr>
+        <w:br/>
+        <w:t xml:space="preserve">  OPTIONAL { ?city wdt:P131  ?region }</w:t>
+      </w:r>
+      <w:r>
+        <w:rPr>
+          <w:rFonts w:ascii="Courier New" w:hAnsi="Courier New"/>
+          <w:color w:val="000000"/>
+          <w:sz w:val="18"/>
+        </w:rPr>
+        <w:br/>
+        <w:t>}</w:t>
+      </w:r>
+      <w:r>
+        <w:rPr>
+          <w:rFonts w:ascii="Courier New" w:hAnsi="Courier New"/>
+          <w:color w:val="000000"/>
+          <w:sz w:val="18"/>
+        </w:rPr>
+        <w:br/>
+        <w:t>ORDER BY ?</w:t>
+      </w:r>
+      <w:proofErr w:type="spellStart"/>
+      <w:r>
+        <w:rPr>
+          <w:rFonts w:ascii="Courier New" w:hAnsi="Courier New"/>
+          <w:color w:val="000000"/>
+          <w:sz w:val="18"/>
+        </w:rPr>
+        <w:t>cityName</w:t>
+      </w:r>
+      <w:proofErr w:type="spellEnd"/>
+    </w:p>
+    <w:p>
+      <w:pPr>
+        <w:rPr>
+          <w:rFonts w:ascii="Courier New" w:eastAsia="宋体" w:hAnsi="Courier New"/>
+          <w:color w:val="000000"/>
+          <w:sz w:val="18"/>
+          <w:lang w:eastAsia="zh-CN"/>
+        </w:rPr>
+      </w:pPr>
+    </w:p>
+    <w:p>
+      <w:pPr>
+        <w:rPr>
+          <w:rFonts w:ascii="Courier New" w:eastAsia="宋体" w:hAnsi="Courier New"/>
+          <w:color w:val="000000"/>
+          <w:sz w:val="18"/>
+          <w:lang w:eastAsia="zh-CN"/>
+        </w:rPr>
+      </w:pPr>
+    </w:p>
+    <w:p>
+      <w:pPr>
+        <w:rPr>
+          <w:rFonts w:ascii="Courier New" w:eastAsia="宋体" w:hAnsi="Courier New"/>
+          <w:color w:val="000000"/>
+          <w:sz w:val="18"/>
+          <w:lang w:eastAsia="zh-CN"/>
+        </w:rPr>
+      </w:pPr>
+    </w:p>
+    <w:p>
+      <w:pPr>
         <w:rPr>
           <w:rFonts w:ascii="Courier New" w:eastAsia="宋体" w:hAnsi="Courier New" w:hint="eastAsia"/>
           <w:color w:val="000000"/>
           <w:sz w:val="18"/>
           <w:lang w:eastAsia="zh-CN"/>
         </w:rPr>
-        <w:t>ontology</w:t>
-      </w:r>
-      <w:r>
-        <w:rPr>
-          <w:rFonts w:ascii="Courier New" w:hAnsi="Courier New"/>
-          <w:color w:val="000000"/>
-          <w:sz w:val="18"/>
-        </w:rPr>
-        <w:t>/&gt;</w:t>
-      </w:r>
-      <w:r>
-        <w:rPr>
-          <w:rFonts w:ascii="Courier New" w:eastAsia="宋体" w:hAnsi="Courier New"/>
-          <w:color w:val="000000"/>
-          <w:sz w:val="18"/>
-          <w:lang w:eastAsia="zh-CN"/>
-        </w:rPr>
-        <w:br/>
-      </w:r>
-      <w:r>
-        <w:rPr>
-          <w:rFonts w:ascii="Courier New" w:hAnsi="Courier New"/>
-          <w:color w:val="000000"/>
-          <w:sz w:val="18"/>
-        </w:rPr>
-        <w:t xml:space="preserve">PREFIX </w:t>
-      </w:r>
-      <w:proofErr w:type="spellStart"/>
-      <w:r>
-        <w:rPr>
-          <w:rFonts w:ascii="Courier New" w:hAnsi="Courier New"/>
-          <w:color w:val="000000"/>
-          <w:sz w:val="18"/>
-        </w:rPr>
-        <w:t>dbp</w:t>
-      </w:r>
-      <w:proofErr w:type="spellEnd"/>
-      <w:r>
-        <w:rPr>
-          <w:rFonts w:ascii="Courier New" w:hAnsi="Courier New"/>
-          <w:color w:val="000000"/>
-          <w:sz w:val="18"/>
-        </w:rPr>
-        <w:t>:  &lt;http://dbpedia.org/</w:t>
-      </w:r>
-      <w:r>
-        <w:rPr>
-          <w:rFonts w:ascii="Courier New" w:eastAsia="宋体" w:hAnsi="Courier New" w:hint="eastAsia"/>
-          <w:color w:val="000000"/>
-          <w:sz w:val="18"/>
-          <w:lang w:eastAsia="zh-CN"/>
-        </w:rPr>
-        <w:t>property</w:t>
-      </w:r>
-      <w:r>
-        <w:rPr>
-          <w:rFonts w:ascii="Courier New" w:hAnsi="Courier New"/>
-          <w:color w:val="000000"/>
-          <w:sz w:val="18"/>
-        </w:rPr>
-        <w:t>/&gt;</w:t>
-      </w:r>
-      <w:r>
-        <w:rPr>
-          <w:rFonts w:ascii="Courier New" w:eastAsia="宋体" w:hAnsi="Courier New"/>
-          <w:color w:val="000000"/>
-          <w:sz w:val="18"/>
-          <w:lang w:eastAsia="zh-CN"/>
-        </w:rPr>
-        <w:br/>
-      </w:r>
-      <w:r>
-        <w:rPr>
-          <w:rFonts w:ascii="Courier New" w:hAnsi="Courier New"/>
-          <w:color w:val="000000"/>
-          <w:sz w:val="18"/>
-        </w:rPr>
-        <w:t xml:space="preserve">PREFIX </w:t>
-      </w:r>
-      <w:proofErr w:type="spellStart"/>
-      <w:r>
-        <w:rPr>
-          <w:rFonts w:ascii="Courier New" w:hAnsi="Courier New"/>
-          <w:color w:val="000000"/>
-          <w:sz w:val="18"/>
-        </w:rPr>
-        <w:t>dbr</w:t>
-      </w:r>
-      <w:proofErr w:type="spellEnd"/>
-      <w:r>
-        <w:rPr>
-          <w:rFonts w:ascii="Courier New" w:hAnsi="Courier New"/>
-          <w:color w:val="000000"/>
-          <w:sz w:val="18"/>
-        </w:rPr>
-        <w:t>:  &lt;http://dbpedia.org/</w:t>
-      </w:r>
-      <w:r>
-        <w:rPr>
-          <w:rFonts w:ascii="Courier New" w:eastAsia="宋体" w:hAnsi="Courier New" w:hint="eastAsia"/>
-          <w:color w:val="000000"/>
-          <w:sz w:val="18"/>
-          <w:lang w:eastAsia="zh-CN"/>
-        </w:rPr>
-        <w:t>resource</w:t>
-      </w:r>
-      <w:r>
-        <w:rPr>
-          <w:rFonts w:ascii="Courier New" w:hAnsi="Courier New"/>
-          <w:color w:val="000000"/>
-          <w:sz w:val="18"/>
-        </w:rPr>
-        <w:t>/&gt;</w:t>
-      </w:r>
-      <w:r>
-        <w:rPr>
-          <w:rFonts w:ascii="Courier New" w:eastAsia="宋体" w:hAnsi="Courier New"/>
-          <w:color w:val="000000"/>
-          <w:sz w:val="18"/>
-          <w:lang w:eastAsia="zh-CN"/>
-        </w:rPr>
-        <w:br/>
-      </w:r>
-      <w:r>
-        <w:rPr>
-          <w:rFonts w:ascii="Courier New" w:hAnsi="Courier New"/>
-          <w:color w:val="000000"/>
-          <w:sz w:val="18"/>
-        </w:rPr>
-        <w:t xml:space="preserve">PREFIX </w:t>
-      </w:r>
-      <w:proofErr w:type="spellStart"/>
-      <w:r>
-        <w:rPr>
-          <w:rFonts w:ascii="Courier New" w:hAnsi="Courier New"/>
-          <w:color w:val="000000"/>
-          <w:sz w:val="18"/>
-        </w:rPr>
-        <w:t>rdfs</w:t>
-      </w:r>
-      <w:proofErr w:type="spellEnd"/>
-      <w:r>
-        <w:rPr>
-          <w:rFonts w:ascii="Courier New" w:hAnsi="Courier New"/>
-          <w:color w:val="000000"/>
-          <w:sz w:val="18"/>
-        </w:rPr>
-        <w:t>: &lt;http://www.w3.org/2000/01/rdf-schema#&gt;</w:t>
-      </w:r>
-      <w:r>
-        <w:rPr>
-          <w:rFonts w:ascii="Courier New" w:eastAsia="宋体" w:hAnsi="Courier New"/>
-          <w:color w:val="000000"/>
-          <w:sz w:val="18"/>
-          <w:lang w:eastAsia="zh-CN"/>
-        </w:rPr>
-        <w:br/>
-      </w:r>
-      <w:r>
-        <w:rPr>
-          <w:rFonts w:ascii="Courier New" w:eastAsia="宋体" w:hAnsi="Courier New"/>
-          <w:color w:val="000000"/>
-          <w:sz w:val="18"/>
-          <w:lang w:eastAsia="zh-CN"/>
-        </w:rPr>
-        <w:br/>
-      </w:r>
-      <w:r>
-        <w:rPr>
-          <w:rFonts w:ascii="Courier New" w:hAnsi="Courier New"/>
-          <w:color w:val="000000"/>
-          <w:sz w:val="18"/>
-        </w:rPr>
-        <w:t>SELECT DISTINCT ?city ?</w:t>
-      </w:r>
-      <w:proofErr w:type="spellStart"/>
-      <w:r>
-        <w:rPr>
-          <w:rFonts w:ascii="Courier New" w:hAnsi="Courier New"/>
-          <w:color w:val="000000"/>
-          <w:sz w:val="18"/>
-        </w:rPr>
-        <w:t>cityName</w:t>
-      </w:r>
-      <w:proofErr w:type="spellEnd"/>
-      <w:r>
-        <w:rPr>
-          <w:rFonts w:ascii="Courier New" w:hAnsi="Courier New"/>
-          <w:color w:val="000000"/>
-          <w:sz w:val="18"/>
-        </w:rPr>
-        <w:t xml:space="preserve"> ?population ?area ?country ?region</w:t>
-      </w:r>
-      <w:r>
-        <w:rPr>
-          <w:rFonts w:ascii="Courier New" w:eastAsia="宋体" w:hAnsi="Courier New"/>
-          <w:color w:val="000000"/>
-          <w:sz w:val="18"/>
-          <w:lang w:eastAsia="zh-CN"/>
-        </w:rPr>
-        <w:br/>
-      </w:r>
-      <w:r>
-        <w:rPr>
-          <w:rFonts w:ascii="Courier New" w:hAnsi="Courier New"/>
-          <w:color w:val="000000"/>
-          <w:sz w:val="18"/>
-        </w:rPr>
-        <w:t>WHERE {</w:t>
-      </w:r>
-      <w:r>
-        <w:rPr>
-          <w:rFonts w:ascii="Courier New" w:eastAsia="宋体" w:hAnsi="Courier New"/>
-          <w:color w:val="000000"/>
-          <w:sz w:val="18"/>
-          <w:lang w:eastAsia="zh-CN"/>
-        </w:rPr>
-        <w:br/>
-      </w:r>
-      <w:r>
-        <w:rPr>
-          <w:rFonts w:ascii="Courier New" w:eastAsia="宋体" w:hAnsi="Courier New" w:hint="eastAsia"/>
-          <w:color w:val="000000"/>
-          <w:sz w:val="18"/>
-          <w:lang w:eastAsia="zh-CN"/>
-        </w:rPr>
-        <w:t xml:space="preserve">  </w:t>
-      </w:r>
-      <w:r>
-        <w:rPr>
-          <w:rFonts w:ascii="Courier New" w:hAnsi="Courier New"/>
-          <w:color w:val="000000"/>
-          <w:sz w:val="18"/>
-        </w:rPr>
-        <w:t xml:space="preserve">?city a </w:t>
-      </w:r>
-      <w:proofErr w:type="spellStart"/>
-      <w:r>
-        <w:rPr>
-          <w:rFonts w:ascii="Courier New" w:hAnsi="Courier New"/>
-          <w:color w:val="000000"/>
-          <w:sz w:val="18"/>
-        </w:rPr>
-        <w:t>dbo:City</w:t>
-      </w:r>
-      <w:proofErr w:type="spellEnd"/>
-      <w:r>
-        <w:rPr>
-          <w:rFonts w:ascii="Courier New" w:hAnsi="Courier New"/>
-          <w:color w:val="000000"/>
-          <w:sz w:val="18"/>
-        </w:rPr>
-        <w:t xml:space="preserve"> ;</w:t>
-      </w:r>
-      <w:r>
-        <w:rPr>
-          <w:rFonts w:ascii="Courier New" w:eastAsia="宋体" w:hAnsi="Courier New"/>
-          <w:color w:val="000000"/>
-          <w:sz w:val="18"/>
-          <w:lang w:eastAsia="zh-CN"/>
-        </w:rPr>
-        <w:br/>
-      </w:r>
-      <w:r>
-        <w:rPr>
-          <w:rFonts w:ascii="Courier New" w:eastAsia="宋体" w:hAnsi="Courier New" w:hint="eastAsia"/>
-          <w:color w:val="000000"/>
-          <w:sz w:val="18"/>
-          <w:lang w:eastAsia="zh-CN"/>
-        </w:rPr>
-        <w:t xml:space="preserve">        </w:t>
-      </w:r>
-      <w:proofErr w:type="spellStart"/>
-      <w:r>
-        <w:rPr>
-          <w:rFonts w:ascii="Courier New" w:hAnsi="Courier New"/>
-          <w:color w:val="000000"/>
-          <w:sz w:val="18"/>
-        </w:rPr>
-        <w:t>dbo:country</w:t>
-      </w:r>
-      <w:proofErr w:type="spellEnd"/>
-      <w:r>
-        <w:rPr>
-          <w:rFonts w:ascii="Courier New" w:hAnsi="Courier New"/>
-          <w:color w:val="000000"/>
-          <w:sz w:val="18"/>
-        </w:rPr>
-        <w:t xml:space="preserve"> </w:t>
-      </w:r>
-      <w:proofErr w:type="spellStart"/>
-      <w:r>
-        <w:rPr>
-          <w:rFonts w:ascii="Courier New" w:hAnsi="Courier New"/>
-          <w:color w:val="000000"/>
-          <w:sz w:val="18"/>
-        </w:rPr>
-        <w:t>dbr:United_Kingdom</w:t>
-      </w:r>
-      <w:proofErr w:type="spellEnd"/>
-      <w:r>
-        <w:rPr>
-          <w:rFonts w:ascii="Courier New" w:hAnsi="Courier New"/>
-          <w:color w:val="000000"/>
-          <w:sz w:val="18"/>
-        </w:rPr>
-        <w:t xml:space="preserve"> ;</w:t>
-      </w:r>
-      <w:r>
-        <w:rPr>
-          <w:rFonts w:ascii="Courier New" w:eastAsia="宋体" w:hAnsi="Courier New"/>
-          <w:color w:val="000000"/>
-          <w:sz w:val="18"/>
-          <w:lang w:eastAsia="zh-CN"/>
-        </w:rPr>
-        <w:br/>
-      </w:r>
-      <w:r>
-        <w:rPr>
-          <w:rFonts w:ascii="Courier New" w:eastAsia="宋体" w:hAnsi="Courier New" w:hint="eastAsia"/>
-          <w:color w:val="000000"/>
-          <w:sz w:val="18"/>
-          <w:lang w:eastAsia="zh-CN"/>
-        </w:rPr>
-        <w:t xml:space="preserve">        </w:t>
-      </w:r>
-      <w:proofErr w:type="spellStart"/>
-      <w:r>
-        <w:rPr>
-          <w:rFonts w:ascii="Courier New" w:hAnsi="Courier New"/>
-          <w:color w:val="000000"/>
-          <w:sz w:val="18"/>
-        </w:rPr>
-        <w:t>rdfs:label</w:t>
-      </w:r>
-      <w:proofErr w:type="spellEnd"/>
-      <w:r>
-        <w:rPr>
-          <w:rFonts w:ascii="Courier New" w:hAnsi="Courier New"/>
-          <w:color w:val="000000"/>
-          <w:sz w:val="18"/>
-        </w:rPr>
-        <w:t xml:space="preserve"> ?</w:t>
-      </w:r>
-      <w:proofErr w:type="spellStart"/>
-      <w:r>
-        <w:rPr>
-          <w:rFonts w:ascii="Courier New" w:hAnsi="Courier New"/>
-          <w:color w:val="000000"/>
-          <w:sz w:val="18"/>
-        </w:rPr>
-        <w:t>cityName</w:t>
-      </w:r>
-      <w:proofErr w:type="spellEnd"/>
-      <w:r>
-        <w:rPr>
-          <w:rFonts w:ascii="Courier New" w:hAnsi="Courier New"/>
-          <w:color w:val="000000"/>
-          <w:sz w:val="18"/>
-        </w:rPr>
-        <w:t xml:space="preserve"> .</w:t>
-      </w:r>
-      <w:r>
-        <w:rPr>
-          <w:rFonts w:ascii="Courier New" w:eastAsia="宋体" w:hAnsi="Courier New"/>
-          <w:color w:val="000000"/>
-          <w:sz w:val="18"/>
-          <w:lang w:eastAsia="zh-CN"/>
-        </w:rPr>
-        <w:br/>
-      </w:r>
-      <w:r>
-        <w:rPr>
-          <w:rFonts w:ascii="Courier New" w:eastAsia="宋体" w:hAnsi="Courier New" w:hint="eastAsia"/>
-          <w:color w:val="000000"/>
-          <w:sz w:val="18"/>
-          <w:lang w:eastAsia="zh-CN"/>
-        </w:rPr>
-        <w:t xml:space="preserve">  </w:t>
-      </w:r>
-      <w:r>
-        <w:rPr>
-          <w:rFonts w:ascii="Courier New" w:hAnsi="Courier New"/>
-          <w:color w:val="000000"/>
-          <w:sz w:val="18"/>
-        </w:rPr>
-        <w:t>FILTER(LANG(?</w:t>
-      </w:r>
-      <w:proofErr w:type="spellStart"/>
-      <w:r>
-        <w:rPr>
-          <w:rFonts w:ascii="Courier New" w:hAnsi="Courier New"/>
-          <w:color w:val="000000"/>
-          <w:sz w:val="18"/>
-        </w:rPr>
-        <w:t>cityName</w:t>
-      </w:r>
-      <w:proofErr w:type="spellEnd"/>
-      <w:r>
-        <w:rPr>
-          <w:rFonts w:ascii="Courier New" w:hAnsi="Courier New"/>
-          <w:color w:val="000000"/>
-          <w:sz w:val="18"/>
-        </w:rPr>
-        <w:t>) = "</w:t>
-      </w:r>
-      <w:proofErr w:type="spellStart"/>
-      <w:r>
-        <w:rPr>
-          <w:rFonts w:ascii="Courier New" w:hAnsi="Courier New"/>
-          <w:color w:val="000000"/>
-          <w:sz w:val="18"/>
-        </w:rPr>
-        <w:t>en</w:t>
-      </w:r>
-      <w:proofErr w:type="spellEnd"/>
-      <w:r>
-        <w:rPr>
-          <w:rFonts w:ascii="Courier New" w:hAnsi="Courier New"/>
-          <w:color w:val="000000"/>
-          <w:sz w:val="18"/>
-        </w:rPr>
-        <w:t>")</w:t>
-      </w:r>
-      <w:r>
-        <w:rPr>
-          <w:rFonts w:ascii="Courier New" w:eastAsia="宋体" w:hAnsi="Courier New"/>
-          <w:color w:val="000000"/>
-          <w:sz w:val="18"/>
-          <w:lang w:eastAsia="zh-CN"/>
-        </w:rPr>
-        <w:br/>
-      </w:r>
-      <w:r>
-        <w:rPr>
-          <w:rFonts w:ascii="Courier New" w:eastAsia="宋体" w:hAnsi="Courier New" w:hint="eastAsia"/>
-          <w:color w:val="000000"/>
-          <w:sz w:val="18"/>
-          <w:lang w:eastAsia="zh-CN"/>
-        </w:rPr>
-        <w:t xml:space="preserve">  </w:t>
-      </w:r>
-      <w:r>
-        <w:rPr>
-          <w:rFonts w:ascii="Courier New" w:hAnsi="Courier New"/>
-          <w:color w:val="000000"/>
-          <w:sz w:val="18"/>
-        </w:rPr>
-        <w:t xml:space="preserve">OPTIONAL { ?city </w:t>
-      </w:r>
-      <w:proofErr w:type="spellStart"/>
-      <w:r>
-        <w:rPr>
-          <w:rFonts w:ascii="Courier New" w:hAnsi="Courier New"/>
-          <w:color w:val="000000"/>
-          <w:sz w:val="18"/>
-        </w:rPr>
-        <w:t>dbo:populationTotal</w:t>
-      </w:r>
-      <w:proofErr w:type="spellEnd"/>
-      <w:r>
-        <w:rPr>
-          <w:rFonts w:ascii="Courier New" w:hAnsi="Courier New"/>
-          <w:color w:val="000000"/>
-          <w:sz w:val="18"/>
-        </w:rPr>
-        <w:t xml:space="preserve"> ?population }</w:t>
-      </w:r>
-      <w:r>
-        <w:rPr>
-          <w:rFonts w:ascii="Courier New" w:eastAsia="宋体" w:hAnsi="Courier New"/>
-          <w:color w:val="000000"/>
-          <w:sz w:val="18"/>
-          <w:lang w:eastAsia="zh-CN"/>
-        </w:rPr>
-        <w:br/>
-      </w:r>
-      <w:r>
-        <w:rPr>
-          <w:rFonts w:ascii="Courier New" w:eastAsia="宋体" w:hAnsi="Courier New" w:hint="eastAsia"/>
-          <w:color w:val="000000"/>
-          <w:sz w:val="18"/>
-          <w:lang w:eastAsia="zh-CN"/>
-        </w:rPr>
-        <w:t xml:space="preserve">  </w:t>
-      </w:r>
-      <w:r>
-        <w:rPr>
-          <w:rFonts w:ascii="Courier New" w:hAnsi="Courier New"/>
-          <w:color w:val="000000"/>
-          <w:sz w:val="18"/>
-        </w:rPr>
-        <w:t xml:space="preserve">OPTIONAL { ?city </w:t>
-      </w:r>
-      <w:proofErr w:type="spellStart"/>
-      <w:r>
-        <w:rPr>
-          <w:rFonts w:ascii="Courier New" w:hAnsi="Courier New"/>
-          <w:color w:val="000000"/>
-          <w:sz w:val="18"/>
-        </w:rPr>
-        <w:t>dbo:areaUrban</w:t>
-      </w:r>
-      <w:proofErr w:type="spellEnd"/>
-      <w:r>
-        <w:rPr>
-          <w:rFonts w:ascii="Courier New" w:hAnsi="Courier New"/>
-          <w:color w:val="000000"/>
-          <w:sz w:val="18"/>
-        </w:rPr>
-        <w:t xml:space="preserve">       ?area }</w:t>
-      </w:r>
-      <w:r>
-        <w:rPr>
-          <w:rFonts w:ascii="Courier New" w:eastAsia="宋体" w:hAnsi="Courier New"/>
-          <w:color w:val="000000"/>
-          <w:sz w:val="18"/>
-          <w:lang w:eastAsia="zh-CN"/>
-        </w:rPr>
-        <w:br/>
-      </w:r>
-      <w:r>
-        <w:rPr>
-          <w:rFonts w:ascii="Courier New" w:eastAsia="宋体" w:hAnsi="Courier New" w:hint="eastAsia"/>
-          <w:color w:val="000000"/>
-          <w:sz w:val="18"/>
-          <w:lang w:eastAsia="zh-CN"/>
-        </w:rPr>
-        <w:t xml:space="preserve">  </w:t>
-      </w:r>
-      <w:r>
-        <w:rPr>
-          <w:rFonts w:ascii="Courier New" w:hAnsi="Courier New"/>
-          <w:color w:val="000000"/>
-          <w:sz w:val="18"/>
-        </w:rPr>
-        <w:t xml:space="preserve">OPTIONAL { ?city </w:t>
-      </w:r>
-      <w:proofErr w:type="spellStart"/>
-      <w:r>
-        <w:rPr>
-          <w:rFonts w:ascii="Courier New" w:hAnsi="Courier New"/>
-          <w:color w:val="000000"/>
-          <w:sz w:val="18"/>
-        </w:rPr>
-        <w:t>dbo:country</w:t>
-      </w:r>
-      <w:proofErr w:type="spellEnd"/>
-      <w:r>
-        <w:rPr>
-          <w:rFonts w:ascii="Courier New" w:hAnsi="Courier New"/>
-          <w:color w:val="000000"/>
-          <w:sz w:val="18"/>
-        </w:rPr>
-        <w:t xml:space="preserve">         ?country }</w:t>
-      </w:r>
-      <w:r>
-        <w:rPr>
-          <w:rFonts w:ascii="Courier New" w:eastAsia="宋体" w:hAnsi="Courier New"/>
-          <w:color w:val="000000"/>
-          <w:sz w:val="18"/>
-          <w:lang w:eastAsia="zh-CN"/>
-        </w:rPr>
-        <w:br/>
-      </w:r>
-      <w:r>
-        <w:rPr>
-          <w:rFonts w:ascii="Courier New" w:eastAsia="宋体" w:hAnsi="Courier New" w:hint="eastAsia"/>
-          <w:color w:val="000000"/>
-          <w:sz w:val="18"/>
-          <w:lang w:eastAsia="zh-CN"/>
-        </w:rPr>
-        <w:t xml:space="preserve">  </w:t>
-      </w:r>
-      <w:r>
-        <w:rPr>
-          <w:rFonts w:ascii="Courier New" w:hAnsi="Courier New"/>
-          <w:color w:val="000000"/>
-          <w:sz w:val="18"/>
-        </w:rPr>
-        <w:t xml:space="preserve">OPTIONAL { ?city </w:t>
-      </w:r>
-      <w:proofErr w:type="spellStart"/>
-      <w:r>
-        <w:rPr>
-          <w:rFonts w:ascii="Courier New" w:hAnsi="Courier New"/>
-          <w:color w:val="000000"/>
-          <w:sz w:val="18"/>
-        </w:rPr>
-        <w:t>dbo:region</w:t>
-      </w:r>
-      <w:proofErr w:type="spellEnd"/>
-      <w:r>
-        <w:rPr>
-          <w:rFonts w:ascii="Courier New" w:hAnsi="Courier New"/>
-          <w:color w:val="000000"/>
-          <w:sz w:val="18"/>
-        </w:rPr>
-        <w:t xml:space="preserve">          ?region }</w:t>
-      </w:r>
-      <w:r>
-        <w:rPr>
-          <w:rFonts w:ascii="Courier New" w:eastAsia="宋体" w:hAnsi="Courier New"/>
-          <w:color w:val="000000"/>
-          <w:sz w:val="18"/>
-          <w:lang w:eastAsia="zh-CN"/>
-        </w:rPr>
-        <w:br/>
-      </w:r>
-      <w:r>
-        <w:rPr>
-          <w:rFonts w:ascii="Courier New" w:hAnsi="Courier New"/>
-          <w:color w:val="000000"/>
-          <w:sz w:val="18"/>
-        </w:rPr>
-        <w:t>}</w:t>
-      </w:r>
-      <w:r>
-        <w:rPr>
-          <w:rFonts w:ascii="Courier New" w:eastAsia="宋体" w:hAnsi="Courier New"/>
-          <w:color w:val="000000"/>
-          <w:sz w:val="18"/>
-          <w:lang w:eastAsia="zh-CN"/>
-        </w:rPr>
-        <w:br/>
-      </w:r>
-      <w:r>
-        <w:rPr>
-          <w:rFonts w:ascii="Courier New" w:hAnsi="Courier New"/>
-          <w:color w:val="000000"/>
-          <w:sz w:val="18"/>
-        </w:rPr>
-        <w:t>ORDER BY ?</w:t>
-      </w:r>
-      <w:proofErr w:type="spellStart"/>
-      <w:r>
-        <w:rPr>
-          <w:rFonts w:ascii="Courier New" w:hAnsi="Courier New"/>
-          <w:color w:val="000000"/>
-          <w:sz w:val="18"/>
-        </w:rPr>
-        <w:t>cityName</w:t>
-      </w:r>
-      <w:proofErr w:type="spellEnd"/>
-      <w:r>
-        <w:rPr>
-          <w:rFonts w:ascii="Courier New" w:eastAsia="宋体" w:hAnsi="Courier New"/>
-          <w:color w:val="000000"/>
-          <w:sz w:val="18"/>
-          <w:lang w:eastAsia="zh-CN"/>
-        </w:rPr>
-        <w:br/>
-      </w:r>
+      </w:pPr>
     </w:p>
     <w:sectPr>
       <w:pgSz w:w="12240" w:h="15840"/>
@@ -4242,7 +4862,6 @@
     <w:next w:val="Normal"/>
     <w:link w:val="Heading4Char"/>
     <w:uiPriority w:val="9"/>
-    <w:semiHidden/>
     <w:unhideWhenUsed/>
     <w:qFormat/>
     <w:rsid w:val="00FC693F"/>
@@ -4379,6 +4998,7 @@
   <w:style w:type="character" w:default="1" w:styleId="DefaultParagraphFont">
     <w:name w:val="Default Paragraph Font"/>
     <w:uiPriority w:val="1"/>
+    <w:semiHidden/>
     <w:unhideWhenUsed/>
   </w:style>
   <w:style w:type="table" w:default="1" w:styleId="TableNormal">
@@ -4862,7 +5482,6 @@
     <w:basedOn w:val="DefaultParagraphFont"/>
     <w:link w:val="Heading4"/>
     <w:uiPriority w:val="9"/>
-    <w:semiHidden/>
     <w:rsid w:val="00FC693F"/>
     <w:rPr>
       <w:rFonts w:asciiTheme="majorHAnsi" w:eastAsiaTheme="majorEastAsia" w:hAnsiTheme="majorHAnsi" w:cstheme="majorBidi"/>

--- a/CW2_Report.docx
+++ b/CW2_Report.docx
@@ -971,7 +971,7 @@
     <w:p>
       <w:pPr>
         <w:rPr>
-          <w:rFonts w:eastAsia="宋体" w:hint="eastAsia"/>
+          <w:rFonts w:eastAsia="宋体"/>
           <w:lang w:eastAsia="zh-CN"/>
         </w:rPr>
       </w:pPr>
@@ -2075,7 +2075,7 @@
           <w:p>
             <w:pPr>
               <w:rPr>
-                <w:rFonts w:eastAsia="宋体" w:hint="eastAsia"/>
+                <w:rFonts w:eastAsia="宋体"/>
                 <w:lang w:eastAsia="zh-CN"/>
               </w:rPr>
             </w:pPr>
@@ -2151,7 +2151,7 @@
           <w:p>
             <w:pPr>
               <w:rPr>
-                <w:rFonts w:eastAsia="宋体" w:hint="eastAsia"/>
+                <w:rFonts w:eastAsia="宋体"/>
                 <w:lang w:eastAsia="zh-CN"/>
               </w:rPr>
             </w:pPr>
@@ -2269,7 +2269,7 @@
           <w:p>
             <w:pPr>
               <w:rPr>
-                <w:rFonts w:eastAsia="宋体" w:hint="eastAsia"/>
+                <w:rFonts w:eastAsia="宋体"/>
                 <w:lang w:eastAsia="zh-CN"/>
               </w:rPr>
             </w:pPr>
@@ -2863,12 +2863,6 @@
         </w:rPr>
         <w:t>Urban</w:t>
       </w:r>
-      <w:r>
-        <w:rPr>
-          <w:color w:val="000000"/>
-        </w:rPr>
-        <w:t>l</w:t>
-      </w:r>
       <w:proofErr w:type="spellEnd"/>
       <w:r>
         <w:rPr>
@@ -2882,7 +2876,15 @@
           <w:color w:val="000000"/>
           <w:lang w:eastAsia="zh-CN"/>
         </w:rPr>
-        <w:t>.</w:t>
+        <w:t xml:space="preserve">, </w:t>
+      </w:r>
+      <w:r>
+        <w:rPr>
+          <w:rFonts w:eastAsia="宋体"/>
+          <w:color w:val="000000"/>
+          <w:lang w:eastAsia="zh-CN"/>
+        </w:rPr>
+        <w:t>ensuring cities with incomplete data are retained while exposing all available attributes.</w:t>
       </w:r>
     </w:p>
     <w:p>
@@ -4155,6 +4157,738 @@
     </w:p>
     <w:p>
       <w:pPr>
+        <w:pStyle w:val="Heading3"/>
+        <w:rPr>
+          <w:color w:val="auto"/>
+        </w:rPr>
+      </w:pPr>
+      <w:r>
+        <w:rPr>
+          <w:color w:val="auto"/>
+        </w:rPr>
+        <w:t>Task 3 (Mountain &amp; Museum)</w:t>
+      </w:r>
+    </w:p>
+    <w:p>
+      <w:pPr>
+        <w:pStyle w:val="Heading4"/>
+        <w:rPr>
+          <w:color w:val="auto"/>
+        </w:rPr>
+      </w:pPr>
+      <w:r>
+        <w:rPr>
+          <w:color w:val="auto"/>
+        </w:rPr>
+        <w:t>Task 3.1</w:t>
+      </w:r>
+    </w:p>
+    <w:p>
+      <w:proofErr w:type="spellStart"/>
+      <w:r>
+        <w:rPr>
+          <w:b/>
+        </w:rPr>
+        <w:t>DBpedia</w:t>
+      </w:r>
+      <w:proofErr w:type="spellEnd"/>
+      <w:r>
+        <w:rPr>
+          <w:b/>
+        </w:rPr>
+        <w:t xml:space="preserve"> query </w:t>
+      </w:r>
+    </w:p>
+    <w:p>
+      <w:pPr>
+        <w:shd w:val="clear" w:color="auto" w:fill="F2F2F2"/>
+        <w:rPr>
+          <w:rFonts w:ascii="Courier New" w:hAnsi="Courier New"/>
+          <w:color w:val="000000"/>
+          <w:sz w:val="18"/>
+        </w:rPr>
+      </w:pPr>
+      <w:r>
+        <w:rPr>
+          <w:rFonts w:ascii="Courier New" w:hAnsi="Courier New"/>
+          <w:color w:val="000000"/>
+          <w:sz w:val="18"/>
+        </w:rPr>
+        <w:t xml:space="preserve">PREFIX </w:t>
+      </w:r>
+      <w:proofErr w:type="spellStart"/>
+      <w:r>
+        <w:rPr>
+          <w:rFonts w:ascii="Courier New" w:hAnsi="Courier New"/>
+          <w:color w:val="000000"/>
+          <w:sz w:val="18"/>
+        </w:rPr>
+        <w:t>dbo</w:t>
+      </w:r>
+      <w:proofErr w:type="spellEnd"/>
+      <w:r>
+        <w:rPr>
+          <w:rFonts w:ascii="Courier New" w:hAnsi="Courier New"/>
+          <w:color w:val="000000"/>
+          <w:sz w:val="18"/>
+        </w:rPr>
+        <w:t>:  &lt;http://dbpedia.org/ontology/&gt;</w:t>
+      </w:r>
+      <w:r>
+        <w:rPr>
+          <w:rFonts w:ascii="Courier New" w:hAnsi="Courier New"/>
+          <w:color w:val="000000"/>
+          <w:sz w:val="18"/>
+        </w:rPr>
+        <w:br/>
+        <w:t xml:space="preserve">PREFIX </w:t>
+      </w:r>
+      <w:proofErr w:type="spellStart"/>
+      <w:r>
+        <w:rPr>
+          <w:rFonts w:ascii="Courier New" w:hAnsi="Courier New"/>
+          <w:color w:val="000000"/>
+          <w:sz w:val="18"/>
+        </w:rPr>
+        <w:t>dbr</w:t>
+      </w:r>
+      <w:proofErr w:type="spellEnd"/>
+      <w:r>
+        <w:rPr>
+          <w:rFonts w:ascii="Courier New" w:hAnsi="Courier New"/>
+          <w:color w:val="000000"/>
+          <w:sz w:val="18"/>
+        </w:rPr>
+        <w:t>:  &lt;http://dbpedia.org/resource/&gt;</w:t>
+      </w:r>
+      <w:r>
+        <w:rPr>
+          <w:rFonts w:ascii="Courier New" w:hAnsi="Courier New"/>
+          <w:color w:val="000000"/>
+          <w:sz w:val="18"/>
+        </w:rPr>
+        <w:br/>
+        <w:t xml:space="preserve">PREFIX </w:t>
+      </w:r>
+      <w:proofErr w:type="spellStart"/>
+      <w:r>
+        <w:rPr>
+          <w:rFonts w:ascii="Courier New" w:hAnsi="Courier New"/>
+          <w:color w:val="000000"/>
+          <w:sz w:val="18"/>
+        </w:rPr>
+        <w:t>rdfs</w:t>
+      </w:r>
+      <w:proofErr w:type="spellEnd"/>
+      <w:r>
+        <w:rPr>
+          <w:rFonts w:ascii="Courier New" w:hAnsi="Courier New"/>
+          <w:color w:val="000000"/>
+          <w:sz w:val="18"/>
+        </w:rPr>
+        <w:t>: &lt;http://www.w3.org/2000/01/rdf-schema#&gt;</w:t>
+      </w:r>
+      <w:r>
+        <w:rPr>
+          <w:rFonts w:ascii="Courier New" w:hAnsi="Courier New"/>
+          <w:color w:val="000000"/>
+          <w:sz w:val="18"/>
+        </w:rPr>
+        <w:br/>
+      </w:r>
+      <w:r>
+        <w:rPr>
+          <w:rFonts w:ascii="Courier New" w:hAnsi="Courier New"/>
+          <w:color w:val="000000"/>
+          <w:sz w:val="18"/>
+        </w:rPr>
+        <w:br/>
+        <w:t>SELECT DISTINCT ?mountain ?name ?elevation</w:t>
+      </w:r>
+      <w:r>
+        <w:rPr>
+          <w:rFonts w:ascii="Courier New" w:hAnsi="Courier New"/>
+          <w:color w:val="000000"/>
+          <w:sz w:val="18"/>
+        </w:rPr>
+        <w:br/>
+        <w:t>WHERE {</w:t>
+      </w:r>
+      <w:r>
+        <w:rPr>
+          <w:rFonts w:ascii="Courier New" w:hAnsi="Courier New"/>
+          <w:color w:val="000000"/>
+          <w:sz w:val="18"/>
+        </w:rPr>
+        <w:br/>
+        <w:t xml:space="preserve">  ?mountain a </w:t>
+      </w:r>
+      <w:proofErr w:type="spellStart"/>
+      <w:r>
+        <w:rPr>
+          <w:rFonts w:ascii="Courier New" w:hAnsi="Courier New"/>
+          <w:color w:val="000000"/>
+          <w:sz w:val="18"/>
+        </w:rPr>
+        <w:t>dbo:Mountain</w:t>
+      </w:r>
+      <w:proofErr w:type="spellEnd"/>
+      <w:r>
+        <w:rPr>
+          <w:rFonts w:ascii="Courier New" w:hAnsi="Courier New"/>
+          <w:color w:val="000000"/>
+          <w:sz w:val="18"/>
+        </w:rPr>
+        <w:t xml:space="preserve"> ;</w:t>
+      </w:r>
+      <w:r>
+        <w:rPr>
+          <w:rFonts w:ascii="Courier New" w:hAnsi="Courier New"/>
+          <w:color w:val="000000"/>
+          <w:sz w:val="18"/>
+        </w:rPr>
+        <w:br/>
+        <w:t xml:space="preserve">            </w:t>
+      </w:r>
+      <w:proofErr w:type="spellStart"/>
+      <w:r>
+        <w:rPr>
+          <w:rFonts w:ascii="Courier New" w:hAnsi="Courier New"/>
+          <w:color w:val="000000"/>
+          <w:sz w:val="18"/>
+        </w:rPr>
+        <w:t>rdfs:label</w:t>
+      </w:r>
+      <w:proofErr w:type="spellEnd"/>
+      <w:r>
+        <w:rPr>
+          <w:rFonts w:ascii="Courier New" w:hAnsi="Courier New"/>
+          <w:color w:val="000000"/>
+          <w:sz w:val="18"/>
+        </w:rPr>
+        <w:t xml:space="preserve"> ?name .</w:t>
+      </w:r>
+      <w:r>
+        <w:rPr>
+          <w:rFonts w:ascii="Courier New" w:hAnsi="Courier New"/>
+          <w:color w:val="000000"/>
+          <w:sz w:val="18"/>
+        </w:rPr>
+        <w:br/>
+        <w:t xml:space="preserve">  FILTER (LANG(?name) = "</w:t>
+      </w:r>
+      <w:proofErr w:type="spellStart"/>
+      <w:r>
+        <w:rPr>
+          <w:rFonts w:ascii="Courier New" w:hAnsi="Courier New"/>
+          <w:color w:val="000000"/>
+          <w:sz w:val="18"/>
+        </w:rPr>
+        <w:t>en</w:t>
+      </w:r>
+      <w:proofErr w:type="spellEnd"/>
+      <w:r>
+        <w:rPr>
+          <w:rFonts w:ascii="Courier New" w:hAnsi="Courier New"/>
+          <w:color w:val="000000"/>
+          <w:sz w:val="18"/>
+        </w:rPr>
+        <w:t>")</w:t>
+      </w:r>
+      <w:r>
+        <w:rPr>
+          <w:rFonts w:ascii="Courier New" w:hAnsi="Courier New"/>
+          <w:color w:val="000000"/>
+          <w:sz w:val="18"/>
+        </w:rPr>
+        <w:br/>
+        <w:t xml:space="preserve">  OPTIONAL { ?mountain </w:t>
+      </w:r>
+      <w:proofErr w:type="spellStart"/>
+      <w:r>
+        <w:rPr>
+          <w:rFonts w:ascii="Courier New" w:hAnsi="Courier New"/>
+          <w:color w:val="000000"/>
+          <w:sz w:val="18"/>
+        </w:rPr>
+        <w:t>dbo:elevation</w:t>
+      </w:r>
+      <w:proofErr w:type="spellEnd"/>
+      <w:r>
+        <w:rPr>
+          <w:rFonts w:ascii="Courier New" w:hAnsi="Courier New"/>
+          <w:color w:val="000000"/>
+          <w:sz w:val="18"/>
+        </w:rPr>
+        <w:t xml:space="preserve"> ?elevation }</w:t>
+      </w:r>
+      <w:r>
+        <w:rPr>
+          <w:rFonts w:ascii="Courier New" w:hAnsi="Courier New"/>
+          <w:color w:val="000000"/>
+          <w:sz w:val="18"/>
+        </w:rPr>
+        <w:br/>
+        <w:t xml:space="preserve">  {</w:t>
+      </w:r>
+      <w:r>
+        <w:rPr>
+          <w:rFonts w:ascii="Courier New" w:hAnsi="Courier New"/>
+          <w:color w:val="000000"/>
+          <w:sz w:val="18"/>
+        </w:rPr>
+        <w:br/>
+        <w:t xml:space="preserve">    { ?mountain </w:t>
+      </w:r>
+      <w:proofErr w:type="spellStart"/>
+      <w:r>
+        <w:rPr>
+          <w:rFonts w:ascii="Courier New" w:hAnsi="Courier New"/>
+          <w:color w:val="000000"/>
+          <w:sz w:val="18"/>
+        </w:rPr>
+        <w:t>dbo:country</w:t>
+      </w:r>
+      <w:proofErr w:type="spellEnd"/>
+      <w:r>
+        <w:rPr>
+          <w:rFonts w:ascii="Courier New" w:hAnsi="Courier New"/>
+          <w:color w:val="000000"/>
+          <w:sz w:val="18"/>
+        </w:rPr>
+        <w:t xml:space="preserve">        ?loc }</w:t>
+      </w:r>
+      <w:r>
+        <w:rPr>
+          <w:rFonts w:ascii="Courier New" w:hAnsi="Courier New"/>
+          <w:color w:val="000000"/>
+          <w:sz w:val="18"/>
+        </w:rPr>
+        <w:br/>
+      </w:r>
+      <w:r>
+        <w:rPr>
+          <w:rFonts w:ascii="Courier New" w:hAnsi="Courier New"/>
+          <w:color w:val="000000"/>
+          <w:sz w:val="18"/>
+        </w:rPr>
+        <w:lastRenderedPageBreak/>
+        <w:t xml:space="preserve">    UNION</w:t>
+      </w:r>
+      <w:r>
+        <w:rPr>
+          <w:rFonts w:ascii="Courier New" w:hAnsi="Courier New"/>
+          <w:color w:val="000000"/>
+          <w:sz w:val="18"/>
+        </w:rPr>
+        <w:br/>
+        <w:t xml:space="preserve">    { ?mountain </w:t>
+      </w:r>
+      <w:proofErr w:type="spellStart"/>
+      <w:r>
+        <w:rPr>
+          <w:rFonts w:ascii="Courier New" w:hAnsi="Courier New"/>
+          <w:color w:val="000000"/>
+          <w:sz w:val="18"/>
+        </w:rPr>
+        <w:t>dbo:location</w:t>
+      </w:r>
+      <w:proofErr w:type="spellEnd"/>
+      <w:r>
+        <w:rPr>
+          <w:rFonts w:ascii="Courier New" w:hAnsi="Courier New"/>
+          <w:color w:val="000000"/>
+          <w:sz w:val="18"/>
+        </w:rPr>
+        <w:t xml:space="preserve">       ?loc }</w:t>
+      </w:r>
+      <w:r>
+        <w:rPr>
+          <w:rFonts w:ascii="Courier New" w:hAnsi="Courier New"/>
+          <w:color w:val="000000"/>
+          <w:sz w:val="18"/>
+        </w:rPr>
+        <w:br/>
+        <w:t xml:space="preserve">    UNION</w:t>
+      </w:r>
+      <w:r>
+        <w:rPr>
+          <w:rFonts w:ascii="Courier New" w:hAnsi="Courier New"/>
+          <w:color w:val="000000"/>
+          <w:sz w:val="18"/>
+        </w:rPr>
+        <w:br/>
+        <w:t xml:space="preserve">    { ?mountain </w:t>
+      </w:r>
+      <w:proofErr w:type="spellStart"/>
+      <w:r>
+        <w:rPr>
+          <w:rFonts w:ascii="Courier New" w:hAnsi="Courier New"/>
+          <w:color w:val="000000"/>
+          <w:sz w:val="18"/>
+        </w:rPr>
+        <w:t>dbo:locationInArea</w:t>
+      </w:r>
+      <w:proofErr w:type="spellEnd"/>
+      <w:r>
+        <w:rPr>
+          <w:rFonts w:ascii="Courier New" w:hAnsi="Courier New"/>
+          <w:color w:val="000000"/>
+          <w:sz w:val="18"/>
+        </w:rPr>
+        <w:t xml:space="preserve"> ?loc }</w:t>
+      </w:r>
+      <w:r>
+        <w:rPr>
+          <w:rFonts w:ascii="Courier New" w:hAnsi="Courier New"/>
+          <w:color w:val="000000"/>
+          <w:sz w:val="18"/>
+        </w:rPr>
+        <w:br/>
+        <w:t xml:space="preserve">  }</w:t>
+      </w:r>
+      <w:r>
+        <w:rPr>
+          <w:rFonts w:ascii="Courier New" w:hAnsi="Courier New"/>
+          <w:color w:val="000000"/>
+          <w:sz w:val="18"/>
+        </w:rPr>
+        <w:br/>
+        <w:t xml:space="preserve">  FILTER (?loc IN (</w:t>
+      </w:r>
+      <w:proofErr w:type="spellStart"/>
+      <w:r>
+        <w:rPr>
+          <w:rFonts w:ascii="Courier New" w:hAnsi="Courier New"/>
+          <w:color w:val="000000"/>
+          <w:sz w:val="18"/>
+        </w:rPr>
+        <w:t>dbr:United_Kingdom</w:t>
+      </w:r>
+      <w:proofErr w:type="spellEnd"/>
+      <w:r>
+        <w:rPr>
+          <w:rFonts w:ascii="Courier New" w:hAnsi="Courier New"/>
+          <w:color w:val="000000"/>
+          <w:sz w:val="18"/>
+        </w:rPr>
+        <w:t xml:space="preserve">, </w:t>
+      </w:r>
+      <w:proofErr w:type="spellStart"/>
+      <w:r>
+        <w:rPr>
+          <w:rFonts w:ascii="Courier New" w:hAnsi="Courier New"/>
+          <w:color w:val="000000"/>
+          <w:sz w:val="18"/>
+        </w:rPr>
+        <w:t>dbr:England</w:t>
+      </w:r>
+      <w:proofErr w:type="spellEnd"/>
+      <w:r>
+        <w:rPr>
+          <w:rFonts w:ascii="Courier New" w:hAnsi="Courier New"/>
+          <w:color w:val="000000"/>
+          <w:sz w:val="18"/>
+        </w:rPr>
+        <w:t xml:space="preserve">, </w:t>
+      </w:r>
+      <w:proofErr w:type="spellStart"/>
+      <w:r>
+        <w:rPr>
+          <w:rFonts w:ascii="Courier New" w:hAnsi="Courier New"/>
+          <w:color w:val="000000"/>
+          <w:sz w:val="18"/>
+        </w:rPr>
+        <w:t>dbr:Scotland</w:t>
+      </w:r>
+      <w:proofErr w:type="spellEnd"/>
+      <w:r>
+        <w:rPr>
+          <w:rFonts w:ascii="Courier New" w:hAnsi="Courier New"/>
+          <w:color w:val="000000"/>
+          <w:sz w:val="18"/>
+        </w:rPr>
+        <w:t>,</w:t>
+      </w:r>
+      <w:r>
+        <w:rPr>
+          <w:rFonts w:ascii="Courier New" w:hAnsi="Courier New"/>
+          <w:color w:val="000000"/>
+          <w:sz w:val="18"/>
+        </w:rPr>
+        <w:br/>
+        <w:t xml:space="preserve">                   </w:t>
+      </w:r>
+      <w:proofErr w:type="spellStart"/>
+      <w:r>
+        <w:rPr>
+          <w:rFonts w:ascii="Courier New" w:hAnsi="Courier New"/>
+          <w:color w:val="000000"/>
+          <w:sz w:val="18"/>
+        </w:rPr>
+        <w:t>dbr:Wales</w:t>
+      </w:r>
+      <w:proofErr w:type="spellEnd"/>
+      <w:r>
+        <w:rPr>
+          <w:rFonts w:ascii="Courier New" w:hAnsi="Courier New"/>
+          <w:color w:val="000000"/>
+          <w:sz w:val="18"/>
+        </w:rPr>
+        <w:t xml:space="preserve">, </w:t>
+      </w:r>
+      <w:proofErr w:type="spellStart"/>
+      <w:r>
+        <w:rPr>
+          <w:rFonts w:ascii="Courier New" w:hAnsi="Courier New"/>
+          <w:color w:val="000000"/>
+          <w:sz w:val="18"/>
+        </w:rPr>
+        <w:t>dbr:Northern_Ireland</w:t>
+      </w:r>
+      <w:proofErr w:type="spellEnd"/>
+      <w:r>
+        <w:rPr>
+          <w:rFonts w:ascii="Courier New" w:hAnsi="Courier New"/>
+          <w:color w:val="000000"/>
+          <w:sz w:val="18"/>
+        </w:rPr>
+        <w:t>))</w:t>
+      </w:r>
+      <w:r>
+        <w:rPr>
+          <w:rFonts w:ascii="Courier New" w:hAnsi="Courier New"/>
+          <w:color w:val="000000"/>
+          <w:sz w:val="18"/>
+        </w:rPr>
+        <w:br/>
+        <w:t>}</w:t>
+      </w:r>
+      <w:r>
+        <w:rPr>
+          <w:rFonts w:ascii="Courier New" w:hAnsi="Courier New"/>
+          <w:color w:val="000000"/>
+          <w:sz w:val="18"/>
+        </w:rPr>
+        <w:br/>
+        <w:t>ORDER BY DESC(?elevation)</w:t>
+      </w:r>
+    </w:p>
+    <w:p>
+      <w:proofErr w:type="spellStart"/>
+      <w:r>
+        <w:rPr>
+          <w:b/>
+        </w:rPr>
+        <w:t>Wikidata</w:t>
+      </w:r>
+      <w:proofErr w:type="spellEnd"/>
+      <w:r>
+        <w:rPr>
+          <w:b/>
+        </w:rPr>
+        <w:t xml:space="preserve"> query </w:t>
+      </w:r>
+    </w:p>
+    <w:p>
+      <w:pPr>
+        <w:shd w:val="clear" w:color="auto" w:fill="F2F2F2"/>
+        <w:rPr>
+          <w:rFonts w:ascii="Courier New" w:hAnsi="Courier New"/>
+          <w:color w:val="000000"/>
+          <w:sz w:val="18"/>
+        </w:rPr>
+      </w:pPr>
+      <w:r>
+        <w:rPr>
+          <w:rFonts w:ascii="Courier New" w:hAnsi="Courier New"/>
+          <w:color w:val="000000"/>
+          <w:sz w:val="18"/>
+        </w:rPr>
+        <w:t>PREFIX wd:   &lt;http://www.wikidata.org/entity/&gt;</w:t>
+      </w:r>
+      <w:r>
+        <w:rPr>
+          <w:rFonts w:ascii="Courier New" w:hAnsi="Courier New"/>
+          <w:color w:val="000000"/>
+          <w:sz w:val="18"/>
+        </w:rPr>
+        <w:br/>
+        <w:t xml:space="preserve">PREFIX </w:t>
+      </w:r>
+      <w:proofErr w:type="spellStart"/>
+      <w:r>
+        <w:rPr>
+          <w:rFonts w:ascii="Courier New" w:hAnsi="Courier New"/>
+          <w:color w:val="000000"/>
+          <w:sz w:val="18"/>
+        </w:rPr>
+        <w:t>wdt</w:t>
+      </w:r>
+      <w:proofErr w:type="spellEnd"/>
+      <w:r>
+        <w:rPr>
+          <w:rFonts w:ascii="Courier New" w:hAnsi="Courier New"/>
+          <w:color w:val="000000"/>
+          <w:sz w:val="18"/>
+        </w:rPr>
+        <w:t>:  &lt;http://www.wikidata.org/prop/direct/&gt;</w:t>
+      </w:r>
+      <w:r>
+        <w:rPr>
+          <w:rFonts w:ascii="Courier New" w:hAnsi="Courier New"/>
+          <w:color w:val="000000"/>
+          <w:sz w:val="18"/>
+        </w:rPr>
+        <w:br/>
+        <w:t xml:space="preserve">PREFIX </w:t>
+      </w:r>
+      <w:proofErr w:type="spellStart"/>
+      <w:r>
+        <w:rPr>
+          <w:rFonts w:ascii="Courier New" w:hAnsi="Courier New"/>
+          <w:color w:val="000000"/>
+          <w:sz w:val="18"/>
+        </w:rPr>
+        <w:t>rdfs</w:t>
+      </w:r>
+      <w:proofErr w:type="spellEnd"/>
+      <w:r>
+        <w:rPr>
+          <w:rFonts w:ascii="Courier New" w:hAnsi="Courier New"/>
+          <w:color w:val="000000"/>
+          <w:sz w:val="18"/>
+        </w:rPr>
+        <w:t>: &lt;http://www.w3.org/2000/01/rdf-schema#&gt;</w:t>
+      </w:r>
+      <w:r>
+        <w:rPr>
+          <w:rFonts w:ascii="Courier New" w:hAnsi="Courier New"/>
+          <w:color w:val="000000"/>
+          <w:sz w:val="18"/>
+        </w:rPr>
+        <w:br/>
+      </w:r>
+      <w:r>
+        <w:rPr>
+          <w:rFonts w:ascii="Courier New" w:hAnsi="Courier New"/>
+          <w:color w:val="000000"/>
+          <w:sz w:val="18"/>
+        </w:rPr>
+        <w:br/>
+        <w:t>SELECT DISTINCT ?mountain ?name ?elevation</w:t>
+      </w:r>
+      <w:r>
+        <w:rPr>
+          <w:rFonts w:ascii="Courier New" w:hAnsi="Courier New"/>
+          <w:color w:val="000000"/>
+          <w:sz w:val="18"/>
+        </w:rPr>
+        <w:br/>
+        <w:t>WHERE {</w:t>
+      </w:r>
+      <w:r>
+        <w:rPr>
+          <w:rFonts w:ascii="Courier New" w:hAnsi="Courier New"/>
+          <w:color w:val="000000"/>
+          <w:sz w:val="18"/>
+        </w:rPr>
+        <w:br/>
+        <w:t xml:space="preserve">  ?mountain wdt:P31 wd:Q8502 ;</w:t>
+      </w:r>
+      <w:r>
+        <w:rPr>
+          <w:rFonts w:ascii="Courier New" w:hAnsi="Courier New"/>
+          <w:color w:val="000000"/>
+          <w:sz w:val="18"/>
+        </w:rPr>
+        <w:br/>
+        <w:t xml:space="preserve">            wdt:P17 wd:Q145 ;</w:t>
+      </w:r>
+      <w:r>
+        <w:rPr>
+          <w:rFonts w:ascii="Courier New" w:hAnsi="Courier New"/>
+          <w:color w:val="000000"/>
+          <w:sz w:val="18"/>
+        </w:rPr>
+        <w:br/>
+        <w:t xml:space="preserve">            </w:t>
+      </w:r>
+      <w:proofErr w:type="spellStart"/>
+      <w:r>
+        <w:rPr>
+          <w:rFonts w:ascii="Courier New" w:hAnsi="Courier New"/>
+          <w:color w:val="000000"/>
+          <w:sz w:val="18"/>
+        </w:rPr>
+        <w:t>rdfs:label</w:t>
+      </w:r>
+      <w:proofErr w:type="spellEnd"/>
+      <w:r>
+        <w:rPr>
+          <w:rFonts w:ascii="Courier New" w:hAnsi="Courier New"/>
+          <w:color w:val="000000"/>
+          <w:sz w:val="18"/>
+        </w:rPr>
+        <w:t xml:space="preserve"> ?name .</w:t>
+      </w:r>
+      <w:r>
+        <w:rPr>
+          <w:rFonts w:ascii="Courier New" w:hAnsi="Courier New"/>
+          <w:color w:val="000000"/>
+          <w:sz w:val="18"/>
+        </w:rPr>
+        <w:br/>
+        <w:t xml:space="preserve">  FILTER (LANG(?name) = "</w:t>
+      </w:r>
+      <w:proofErr w:type="spellStart"/>
+      <w:r>
+        <w:rPr>
+          <w:rFonts w:ascii="Courier New" w:hAnsi="Courier New"/>
+          <w:color w:val="000000"/>
+          <w:sz w:val="18"/>
+        </w:rPr>
+        <w:t>en</w:t>
+      </w:r>
+      <w:proofErr w:type="spellEnd"/>
+      <w:r>
+        <w:rPr>
+          <w:rFonts w:ascii="Courier New" w:hAnsi="Courier New"/>
+          <w:color w:val="000000"/>
+          <w:sz w:val="18"/>
+        </w:rPr>
+        <w:t>")</w:t>
+      </w:r>
+      <w:r>
+        <w:rPr>
+          <w:rFonts w:ascii="Courier New" w:hAnsi="Courier New"/>
+          <w:color w:val="000000"/>
+          <w:sz w:val="18"/>
+        </w:rPr>
+        <w:br/>
+        <w:t xml:space="preserve">  OPTIONAL { ?mountain wdt:P2044 ?elevation }</w:t>
+      </w:r>
+      <w:r>
+        <w:rPr>
+          <w:rFonts w:ascii="Courier New" w:hAnsi="Courier New"/>
+          <w:color w:val="000000"/>
+          <w:sz w:val="18"/>
+        </w:rPr>
+        <w:br/>
+        <w:t>}</w:t>
+      </w:r>
+      <w:r>
+        <w:rPr>
+          <w:rFonts w:ascii="Courier New" w:hAnsi="Courier New"/>
+          <w:color w:val="000000"/>
+          <w:sz w:val="18"/>
+        </w:rPr>
+        <w:br/>
+        <w:t>ORDER BY DESC(?elevation)</w:t>
+      </w:r>
+    </w:p>
+    <w:p>
+      <w:pPr>
         <w:rPr>
           <w:rFonts w:ascii="Courier New" w:eastAsia="宋体" w:hAnsi="Courier New"/>
           <w:color w:val="000000"/>
@@ -4165,18 +4899,1650 @@
     </w:p>
     <w:p>
       <w:pPr>
-        <w:rPr>
-          <w:rFonts w:ascii="Courier New" w:eastAsia="宋体" w:hAnsi="Courier New"/>
-          <w:color w:val="000000"/>
-          <w:sz w:val="18"/>
-          <w:lang w:eastAsia="zh-CN"/>
+        <w:pStyle w:val="Heading4"/>
+        <w:rPr>
+          <w:color w:val="auto"/>
         </w:rPr>
       </w:pPr>
+      <w:r>
+        <w:rPr>
+          <w:color w:val="auto"/>
+        </w:rPr>
+        <w:t>Task 3.2</w:t>
+      </w:r>
+    </w:p>
+    <w:p>
+      <w:proofErr w:type="spellStart"/>
+      <w:r>
+        <w:rPr>
+          <w:b/>
+        </w:rPr>
+        <w:t>DBpedia</w:t>
+      </w:r>
+      <w:proofErr w:type="spellEnd"/>
+      <w:r>
+        <w:rPr>
+          <w:b/>
+        </w:rPr>
+        <w:t xml:space="preserve"> query </w:t>
+      </w:r>
     </w:p>
     <w:p>
       <w:pPr>
-        <w:rPr>
-          <w:rFonts w:ascii="Courier New" w:eastAsia="宋体" w:hAnsi="Courier New" w:hint="eastAsia"/>
+        <w:shd w:val="clear" w:color="auto" w:fill="F2F2F2"/>
+        <w:rPr>
+          <w:rFonts w:ascii="Courier New" w:hAnsi="Courier New"/>
+          <w:color w:val="000000"/>
+          <w:sz w:val="18"/>
+        </w:rPr>
+      </w:pPr>
+      <w:r>
+        <w:rPr>
+          <w:rFonts w:ascii="Courier New" w:hAnsi="Courier New"/>
+          <w:color w:val="000000"/>
+          <w:sz w:val="18"/>
+        </w:rPr>
+        <w:t xml:space="preserve">PREFIX </w:t>
+      </w:r>
+      <w:proofErr w:type="spellStart"/>
+      <w:r>
+        <w:rPr>
+          <w:rFonts w:ascii="Courier New" w:hAnsi="Courier New"/>
+          <w:color w:val="000000"/>
+          <w:sz w:val="18"/>
+        </w:rPr>
+        <w:t>dbo</w:t>
+      </w:r>
+      <w:proofErr w:type="spellEnd"/>
+      <w:r>
+        <w:rPr>
+          <w:rFonts w:ascii="Courier New" w:hAnsi="Courier New"/>
+          <w:color w:val="000000"/>
+          <w:sz w:val="18"/>
+        </w:rPr>
+        <w:t>:  &lt;http://dbpedia.org/ontology/&gt;</w:t>
+      </w:r>
+      <w:r>
+        <w:rPr>
+          <w:rFonts w:ascii="Courier New" w:hAnsi="Courier New"/>
+          <w:color w:val="000000"/>
+          <w:sz w:val="18"/>
+        </w:rPr>
+        <w:br/>
+        <w:t xml:space="preserve">PREFIX </w:t>
+      </w:r>
+      <w:proofErr w:type="spellStart"/>
+      <w:r>
+        <w:rPr>
+          <w:rFonts w:ascii="Courier New" w:hAnsi="Courier New"/>
+          <w:color w:val="000000"/>
+          <w:sz w:val="18"/>
+        </w:rPr>
+        <w:t>dbr</w:t>
+      </w:r>
+      <w:proofErr w:type="spellEnd"/>
+      <w:r>
+        <w:rPr>
+          <w:rFonts w:ascii="Courier New" w:hAnsi="Courier New"/>
+          <w:color w:val="000000"/>
+          <w:sz w:val="18"/>
+        </w:rPr>
+        <w:t>:  &lt;http://dbpedia.org/resource/&gt;</w:t>
+      </w:r>
+      <w:r>
+        <w:rPr>
+          <w:rFonts w:ascii="Courier New" w:hAnsi="Courier New"/>
+          <w:color w:val="000000"/>
+          <w:sz w:val="18"/>
+        </w:rPr>
+        <w:br/>
+        <w:t xml:space="preserve">PREFIX </w:t>
+      </w:r>
+      <w:proofErr w:type="spellStart"/>
+      <w:r>
+        <w:rPr>
+          <w:rFonts w:ascii="Courier New" w:hAnsi="Courier New"/>
+          <w:color w:val="000000"/>
+          <w:sz w:val="18"/>
+        </w:rPr>
+        <w:t>rdfs</w:t>
+      </w:r>
+      <w:proofErr w:type="spellEnd"/>
+      <w:r>
+        <w:rPr>
+          <w:rFonts w:ascii="Courier New" w:hAnsi="Courier New"/>
+          <w:color w:val="000000"/>
+          <w:sz w:val="18"/>
+        </w:rPr>
+        <w:t>: &lt;http://www.w3.org/2000/01/rdf-schema#&gt;</w:t>
+      </w:r>
+      <w:r>
+        <w:rPr>
+          <w:rFonts w:ascii="Courier New" w:hAnsi="Courier New"/>
+          <w:color w:val="000000"/>
+          <w:sz w:val="18"/>
+        </w:rPr>
+        <w:br/>
+        <w:t xml:space="preserve">PREFIX </w:t>
+      </w:r>
+      <w:proofErr w:type="spellStart"/>
+      <w:r>
+        <w:rPr>
+          <w:rFonts w:ascii="Courier New" w:hAnsi="Courier New"/>
+          <w:color w:val="000000"/>
+          <w:sz w:val="18"/>
+        </w:rPr>
+        <w:t>rdf</w:t>
+      </w:r>
+      <w:proofErr w:type="spellEnd"/>
+      <w:r>
+        <w:rPr>
+          <w:rFonts w:ascii="Courier New" w:hAnsi="Courier New"/>
+          <w:color w:val="000000"/>
+          <w:sz w:val="18"/>
+        </w:rPr>
+        <w:t>:  &lt;http://www.w3.org/1999/02/22-rdf-syntax-ns#&gt;</w:t>
+      </w:r>
+      <w:r>
+        <w:rPr>
+          <w:rFonts w:ascii="Courier New" w:hAnsi="Courier New"/>
+          <w:color w:val="000000"/>
+          <w:sz w:val="18"/>
+        </w:rPr>
+        <w:br/>
+      </w:r>
+      <w:r>
+        <w:rPr>
+          <w:rFonts w:ascii="Courier New" w:hAnsi="Courier New"/>
+          <w:color w:val="000000"/>
+          <w:sz w:val="18"/>
+        </w:rPr>
+        <w:br/>
+        <w:t>SELECT DISTINCT ?museum ?name ?location ?type</w:t>
+      </w:r>
+      <w:r>
+        <w:rPr>
+          <w:rFonts w:ascii="Courier New" w:hAnsi="Courier New"/>
+          <w:color w:val="000000"/>
+          <w:sz w:val="18"/>
+        </w:rPr>
+        <w:br/>
+        <w:t>WHERE {</w:t>
+      </w:r>
+      <w:r>
+        <w:rPr>
+          <w:rFonts w:ascii="Courier New" w:hAnsi="Courier New"/>
+          <w:color w:val="000000"/>
+          <w:sz w:val="18"/>
+        </w:rPr>
+        <w:br/>
+        <w:t xml:space="preserve">  ?museum a </w:t>
+      </w:r>
+      <w:proofErr w:type="spellStart"/>
+      <w:r>
+        <w:rPr>
+          <w:rFonts w:ascii="Courier New" w:hAnsi="Courier New"/>
+          <w:color w:val="000000"/>
+          <w:sz w:val="18"/>
+        </w:rPr>
+        <w:t>dbo:Museum</w:t>
+      </w:r>
+      <w:proofErr w:type="spellEnd"/>
+      <w:r>
+        <w:rPr>
+          <w:rFonts w:ascii="Courier New" w:hAnsi="Courier New"/>
+          <w:color w:val="000000"/>
+          <w:sz w:val="18"/>
+        </w:rPr>
+        <w:t xml:space="preserve"> ;</w:t>
+      </w:r>
+      <w:r>
+        <w:rPr>
+          <w:rFonts w:ascii="Courier New" w:hAnsi="Courier New"/>
+          <w:color w:val="000000"/>
+          <w:sz w:val="18"/>
+        </w:rPr>
+        <w:br/>
+        <w:t xml:space="preserve">          </w:t>
+      </w:r>
+      <w:proofErr w:type="spellStart"/>
+      <w:r>
+        <w:rPr>
+          <w:rFonts w:ascii="Courier New" w:hAnsi="Courier New"/>
+          <w:color w:val="000000"/>
+          <w:sz w:val="18"/>
+        </w:rPr>
+        <w:t>rdfs:label</w:t>
+      </w:r>
+      <w:proofErr w:type="spellEnd"/>
+      <w:r>
+        <w:rPr>
+          <w:rFonts w:ascii="Courier New" w:hAnsi="Courier New"/>
+          <w:color w:val="000000"/>
+          <w:sz w:val="18"/>
+        </w:rPr>
+        <w:t xml:space="preserve"> ?name .</w:t>
+      </w:r>
+      <w:r>
+        <w:rPr>
+          <w:rFonts w:ascii="Courier New" w:hAnsi="Courier New"/>
+          <w:color w:val="000000"/>
+          <w:sz w:val="18"/>
+        </w:rPr>
+        <w:br/>
+        <w:t xml:space="preserve">  FILTER (LANG(?name) = "</w:t>
+      </w:r>
+      <w:proofErr w:type="spellStart"/>
+      <w:r>
+        <w:rPr>
+          <w:rFonts w:ascii="Courier New" w:hAnsi="Courier New"/>
+          <w:color w:val="000000"/>
+          <w:sz w:val="18"/>
+        </w:rPr>
+        <w:t>en</w:t>
+      </w:r>
+      <w:proofErr w:type="spellEnd"/>
+      <w:r>
+        <w:rPr>
+          <w:rFonts w:ascii="Courier New" w:hAnsi="Courier New"/>
+          <w:color w:val="000000"/>
+          <w:sz w:val="18"/>
+        </w:rPr>
+        <w:t>")</w:t>
+      </w:r>
+      <w:r>
+        <w:rPr>
+          <w:rFonts w:ascii="Courier New" w:hAnsi="Courier New"/>
+          <w:color w:val="000000"/>
+          <w:sz w:val="18"/>
+        </w:rPr>
+        <w:br/>
+        <w:t xml:space="preserve">  OPTIONAL { ?museum </w:t>
+      </w:r>
+      <w:proofErr w:type="spellStart"/>
+      <w:r>
+        <w:rPr>
+          <w:rFonts w:ascii="Courier New" w:hAnsi="Courier New"/>
+          <w:color w:val="000000"/>
+          <w:sz w:val="18"/>
+        </w:rPr>
+        <w:t>dbo:location</w:t>
+      </w:r>
+      <w:proofErr w:type="spellEnd"/>
+      <w:r>
+        <w:rPr>
+          <w:rFonts w:ascii="Courier New" w:hAnsi="Courier New"/>
+          <w:color w:val="000000"/>
+          <w:sz w:val="18"/>
+        </w:rPr>
+        <w:t xml:space="preserve"> ?location }</w:t>
+      </w:r>
+      <w:r>
+        <w:rPr>
+          <w:rFonts w:ascii="Courier New" w:hAnsi="Courier New"/>
+          <w:color w:val="000000"/>
+          <w:sz w:val="18"/>
+        </w:rPr>
+        <w:br/>
+        <w:t xml:space="preserve">  OPTIONAL {</w:t>
+      </w:r>
+      <w:r>
+        <w:rPr>
+          <w:rFonts w:ascii="Courier New" w:hAnsi="Courier New"/>
+          <w:color w:val="000000"/>
+          <w:sz w:val="18"/>
+        </w:rPr>
+        <w:br/>
+        <w:t xml:space="preserve">    ?museum </w:t>
+      </w:r>
+      <w:proofErr w:type="spellStart"/>
+      <w:r>
+        <w:rPr>
+          <w:rFonts w:ascii="Courier New" w:hAnsi="Courier New"/>
+          <w:color w:val="000000"/>
+          <w:sz w:val="18"/>
+        </w:rPr>
+        <w:t>rdf:type</w:t>
+      </w:r>
+      <w:proofErr w:type="spellEnd"/>
+      <w:r>
+        <w:rPr>
+          <w:rFonts w:ascii="Courier New" w:hAnsi="Courier New"/>
+          <w:color w:val="000000"/>
+          <w:sz w:val="18"/>
+        </w:rPr>
+        <w:t xml:space="preserve"> ?type .</w:t>
+      </w:r>
+      <w:r>
+        <w:rPr>
+          <w:rFonts w:ascii="Courier New" w:hAnsi="Courier New"/>
+          <w:color w:val="000000"/>
+          <w:sz w:val="18"/>
+        </w:rPr>
+        <w:br/>
+        <w:t xml:space="preserve">    FILTER (STRSTARTS(STR(?type), "http://dbpedia.org/ontology/")</w:t>
+      </w:r>
+      <w:r>
+        <w:rPr>
+          <w:rFonts w:ascii="Courier New" w:hAnsi="Courier New"/>
+          <w:color w:val="000000"/>
+          <w:sz w:val="18"/>
+        </w:rPr>
+        <w:br/>
+        <w:t xml:space="preserve">            &amp;&amp; ?type != </w:t>
+      </w:r>
+      <w:proofErr w:type="spellStart"/>
+      <w:r>
+        <w:rPr>
+          <w:rFonts w:ascii="Courier New" w:hAnsi="Courier New"/>
+          <w:color w:val="000000"/>
+          <w:sz w:val="18"/>
+        </w:rPr>
+        <w:t>dbo:Museum</w:t>
+      </w:r>
+      <w:proofErr w:type="spellEnd"/>
+      <w:r>
+        <w:rPr>
+          <w:rFonts w:ascii="Courier New" w:hAnsi="Courier New"/>
+          <w:color w:val="000000"/>
+          <w:sz w:val="18"/>
+        </w:rPr>
+        <w:t>)</w:t>
+      </w:r>
+      <w:r>
+        <w:rPr>
+          <w:rFonts w:ascii="Courier New" w:hAnsi="Courier New"/>
+          <w:color w:val="000000"/>
+          <w:sz w:val="18"/>
+        </w:rPr>
+        <w:br/>
+        <w:t xml:space="preserve">  }</w:t>
+      </w:r>
+      <w:r>
+        <w:rPr>
+          <w:rFonts w:ascii="Courier New" w:hAnsi="Courier New"/>
+          <w:color w:val="000000"/>
+          <w:sz w:val="18"/>
+        </w:rPr>
+        <w:br/>
+        <w:t xml:space="preserve">  {</w:t>
+      </w:r>
+      <w:r>
+        <w:rPr>
+          <w:rFonts w:ascii="Courier New" w:hAnsi="Courier New"/>
+          <w:color w:val="000000"/>
+          <w:sz w:val="18"/>
+        </w:rPr>
+        <w:br/>
+        <w:t xml:space="preserve">    { ?museum </w:t>
+      </w:r>
+      <w:proofErr w:type="spellStart"/>
+      <w:r>
+        <w:rPr>
+          <w:rFonts w:ascii="Courier New" w:hAnsi="Courier New"/>
+          <w:color w:val="000000"/>
+          <w:sz w:val="18"/>
+        </w:rPr>
+        <w:t>dbo:country</w:t>
+      </w:r>
+      <w:proofErr w:type="spellEnd"/>
+      <w:r>
+        <w:rPr>
+          <w:rFonts w:ascii="Courier New" w:hAnsi="Courier New"/>
+          <w:color w:val="000000"/>
+          <w:sz w:val="18"/>
+        </w:rPr>
+        <w:t xml:space="preserve">        ?loc }</w:t>
+      </w:r>
+      <w:r>
+        <w:rPr>
+          <w:rFonts w:ascii="Courier New" w:hAnsi="Courier New"/>
+          <w:color w:val="000000"/>
+          <w:sz w:val="18"/>
+        </w:rPr>
+        <w:br/>
+        <w:t xml:space="preserve">    UNION</w:t>
+      </w:r>
+      <w:r>
+        <w:rPr>
+          <w:rFonts w:ascii="Courier New" w:hAnsi="Courier New"/>
+          <w:color w:val="000000"/>
+          <w:sz w:val="18"/>
+        </w:rPr>
+        <w:br/>
+        <w:t xml:space="preserve">    { ?museum </w:t>
+      </w:r>
+      <w:proofErr w:type="spellStart"/>
+      <w:r>
+        <w:rPr>
+          <w:rFonts w:ascii="Courier New" w:hAnsi="Courier New"/>
+          <w:color w:val="000000"/>
+          <w:sz w:val="18"/>
+        </w:rPr>
+        <w:t>dbo:location</w:t>
+      </w:r>
+      <w:proofErr w:type="spellEnd"/>
+      <w:r>
+        <w:rPr>
+          <w:rFonts w:ascii="Courier New" w:hAnsi="Courier New"/>
+          <w:color w:val="000000"/>
+          <w:sz w:val="18"/>
+        </w:rPr>
+        <w:t xml:space="preserve">       ?loc }</w:t>
+      </w:r>
+      <w:r>
+        <w:rPr>
+          <w:rFonts w:ascii="Courier New" w:hAnsi="Courier New"/>
+          <w:color w:val="000000"/>
+          <w:sz w:val="18"/>
+        </w:rPr>
+        <w:br/>
+        <w:t xml:space="preserve">    UNION</w:t>
+      </w:r>
+      <w:r>
+        <w:rPr>
+          <w:rFonts w:ascii="Courier New" w:hAnsi="Courier New"/>
+          <w:color w:val="000000"/>
+          <w:sz w:val="18"/>
+        </w:rPr>
+        <w:br/>
+        <w:t xml:space="preserve">    { ?museum </w:t>
+      </w:r>
+      <w:proofErr w:type="spellStart"/>
+      <w:r>
+        <w:rPr>
+          <w:rFonts w:ascii="Courier New" w:hAnsi="Courier New"/>
+          <w:color w:val="000000"/>
+          <w:sz w:val="18"/>
+        </w:rPr>
+        <w:t>dbo:locationInArea</w:t>
+      </w:r>
+      <w:proofErr w:type="spellEnd"/>
+      <w:r>
+        <w:rPr>
+          <w:rFonts w:ascii="Courier New" w:hAnsi="Courier New"/>
+          <w:color w:val="000000"/>
+          <w:sz w:val="18"/>
+        </w:rPr>
+        <w:t xml:space="preserve"> ?loc }</w:t>
+      </w:r>
+      <w:r>
+        <w:rPr>
+          <w:rFonts w:ascii="Courier New" w:hAnsi="Courier New"/>
+          <w:color w:val="000000"/>
+          <w:sz w:val="18"/>
+        </w:rPr>
+        <w:br/>
+        <w:t xml:space="preserve">  }</w:t>
+      </w:r>
+      <w:r>
+        <w:rPr>
+          <w:rFonts w:ascii="Courier New" w:hAnsi="Courier New"/>
+          <w:color w:val="000000"/>
+          <w:sz w:val="18"/>
+        </w:rPr>
+        <w:br/>
+        <w:t xml:space="preserve">  FILTER (?loc IN (</w:t>
+      </w:r>
+      <w:proofErr w:type="spellStart"/>
+      <w:r>
+        <w:rPr>
+          <w:rFonts w:ascii="Courier New" w:hAnsi="Courier New"/>
+          <w:color w:val="000000"/>
+          <w:sz w:val="18"/>
+        </w:rPr>
+        <w:t>dbr:United_Kingdom</w:t>
+      </w:r>
+      <w:proofErr w:type="spellEnd"/>
+      <w:r>
+        <w:rPr>
+          <w:rFonts w:ascii="Courier New" w:hAnsi="Courier New"/>
+          <w:color w:val="000000"/>
+          <w:sz w:val="18"/>
+        </w:rPr>
+        <w:t xml:space="preserve">, </w:t>
+      </w:r>
+      <w:proofErr w:type="spellStart"/>
+      <w:r>
+        <w:rPr>
+          <w:rFonts w:ascii="Courier New" w:hAnsi="Courier New"/>
+          <w:color w:val="000000"/>
+          <w:sz w:val="18"/>
+        </w:rPr>
+        <w:t>dbr:England</w:t>
+      </w:r>
+      <w:proofErr w:type="spellEnd"/>
+      <w:r>
+        <w:rPr>
+          <w:rFonts w:ascii="Courier New" w:hAnsi="Courier New"/>
+          <w:color w:val="000000"/>
+          <w:sz w:val="18"/>
+        </w:rPr>
+        <w:t xml:space="preserve">, </w:t>
+      </w:r>
+      <w:proofErr w:type="spellStart"/>
+      <w:r>
+        <w:rPr>
+          <w:rFonts w:ascii="Courier New" w:hAnsi="Courier New"/>
+          <w:color w:val="000000"/>
+          <w:sz w:val="18"/>
+        </w:rPr>
+        <w:t>dbr:Scotland</w:t>
+      </w:r>
+      <w:proofErr w:type="spellEnd"/>
+      <w:r>
+        <w:rPr>
+          <w:rFonts w:ascii="Courier New" w:hAnsi="Courier New"/>
+          <w:color w:val="000000"/>
+          <w:sz w:val="18"/>
+        </w:rPr>
+        <w:t>,</w:t>
+      </w:r>
+      <w:r>
+        <w:rPr>
+          <w:rFonts w:ascii="Courier New" w:hAnsi="Courier New"/>
+          <w:color w:val="000000"/>
+          <w:sz w:val="18"/>
+        </w:rPr>
+        <w:br/>
+      </w:r>
+      <w:r>
+        <w:rPr>
+          <w:rFonts w:ascii="Courier New" w:hAnsi="Courier New"/>
+          <w:color w:val="000000"/>
+          <w:sz w:val="18"/>
+        </w:rPr>
+        <w:lastRenderedPageBreak/>
+        <w:t xml:space="preserve">                   </w:t>
+      </w:r>
+      <w:proofErr w:type="spellStart"/>
+      <w:r>
+        <w:rPr>
+          <w:rFonts w:ascii="Courier New" w:hAnsi="Courier New"/>
+          <w:color w:val="000000"/>
+          <w:sz w:val="18"/>
+        </w:rPr>
+        <w:t>dbr:Wales</w:t>
+      </w:r>
+      <w:proofErr w:type="spellEnd"/>
+      <w:r>
+        <w:rPr>
+          <w:rFonts w:ascii="Courier New" w:hAnsi="Courier New"/>
+          <w:color w:val="000000"/>
+          <w:sz w:val="18"/>
+        </w:rPr>
+        <w:t xml:space="preserve">, </w:t>
+      </w:r>
+      <w:proofErr w:type="spellStart"/>
+      <w:r>
+        <w:rPr>
+          <w:rFonts w:ascii="Courier New" w:hAnsi="Courier New"/>
+          <w:color w:val="000000"/>
+          <w:sz w:val="18"/>
+        </w:rPr>
+        <w:t>dbr:Northern_Ireland</w:t>
+      </w:r>
+      <w:proofErr w:type="spellEnd"/>
+      <w:r>
+        <w:rPr>
+          <w:rFonts w:ascii="Courier New" w:hAnsi="Courier New"/>
+          <w:color w:val="000000"/>
+          <w:sz w:val="18"/>
+        </w:rPr>
+        <w:t>))</w:t>
+      </w:r>
+      <w:r>
+        <w:rPr>
+          <w:rFonts w:ascii="Courier New" w:hAnsi="Courier New"/>
+          <w:color w:val="000000"/>
+          <w:sz w:val="18"/>
+        </w:rPr>
+        <w:br/>
+        <w:t>}</w:t>
+      </w:r>
+      <w:r>
+        <w:rPr>
+          <w:rFonts w:ascii="Courier New" w:hAnsi="Courier New"/>
+          <w:color w:val="000000"/>
+          <w:sz w:val="18"/>
+        </w:rPr>
+        <w:br/>
+        <w:t>ORDER BY ?name</w:t>
+      </w:r>
+    </w:p>
+    <w:p>
+      <w:pPr>
+        <w:rPr>
+          <w:rFonts w:eastAsia="宋体" w:hint="eastAsia"/>
+          <w:b/>
+          <w:lang w:eastAsia="zh-CN"/>
+        </w:rPr>
+      </w:pPr>
+      <w:proofErr w:type="spellStart"/>
+      <w:r>
+        <w:rPr>
+          <w:b/>
+        </w:rPr>
+        <w:t>Wikidata</w:t>
+      </w:r>
+      <w:proofErr w:type="spellEnd"/>
+      <w:r>
+        <w:rPr>
+          <w:b/>
+        </w:rPr>
+        <w:t xml:space="preserve"> query </w:t>
+      </w:r>
+    </w:p>
+    <w:p>
+      <w:pPr>
+        <w:shd w:val="clear" w:color="auto" w:fill="F2F2F2"/>
+        <w:rPr>
+          <w:rFonts w:ascii="Courier New" w:hAnsi="Courier New"/>
+          <w:color w:val="000000"/>
+          <w:sz w:val="18"/>
+        </w:rPr>
+      </w:pPr>
+      <w:r>
+        <w:rPr>
+          <w:rFonts w:ascii="Courier New" w:hAnsi="Courier New"/>
+          <w:color w:val="000000"/>
+          <w:sz w:val="18"/>
+        </w:rPr>
+        <w:t>PREFIX wd:   &lt;http://www.wikidata.org/entity/&gt;</w:t>
+      </w:r>
+      <w:r>
+        <w:rPr>
+          <w:rFonts w:ascii="Courier New" w:hAnsi="Courier New"/>
+          <w:color w:val="000000"/>
+          <w:sz w:val="18"/>
+        </w:rPr>
+        <w:br/>
+        <w:t xml:space="preserve">PREFIX </w:t>
+      </w:r>
+      <w:proofErr w:type="spellStart"/>
+      <w:r>
+        <w:rPr>
+          <w:rFonts w:ascii="Courier New" w:hAnsi="Courier New"/>
+          <w:color w:val="000000"/>
+          <w:sz w:val="18"/>
+        </w:rPr>
+        <w:t>wdt</w:t>
+      </w:r>
+      <w:proofErr w:type="spellEnd"/>
+      <w:r>
+        <w:rPr>
+          <w:rFonts w:ascii="Courier New" w:hAnsi="Courier New"/>
+          <w:color w:val="000000"/>
+          <w:sz w:val="18"/>
+        </w:rPr>
+        <w:t>:  &lt;http://www.wikidata.org/prop/direct/&gt;</w:t>
+      </w:r>
+      <w:r>
+        <w:rPr>
+          <w:rFonts w:ascii="Courier New" w:hAnsi="Courier New"/>
+          <w:color w:val="000000"/>
+          <w:sz w:val="18"/>
+        </w:rPr>
+        <w:br/>
+        <w:t xml:space="preserve">PREFIX </w:t>
+      </w:r>
+      <w:proofErr w:type="spellStart"/>
+      <w:r>
+        <w:rPr>
+          <w:rFonts w:ascii="Courier New" w:hAnsi="Courier New"/>
+          <w:color w:val="000000"/>
+          <w:sz w:val="18"/>
+        </w:rPr>
+        <w:t>rdfs</w:t>
+      </w:r>
+      <w:proofErr w:type="spellEnd"/>
+      <w:r>
+        <w:rPr>
+          <w:rFonts w:ascii="Courier New" w:hAnsi="Courier New"/>
+          <w:color w:val="000000"/>
+          <w:sz w:val="18"/>
+        </w:rPr>
+        <w:t>: &lt;http://www.w3.org/2000/01/rdf-schema#&gt;</w:t>
+      </w:r>
+      <w:r>
+        <w:rPr>
+          <w:rFonts w:ascii="Courier New" w:hAnsi="Courier New"/>
+          <w:color w:val="000000"/>
+          <w:sz w:val="18"/>
+        </w:rPr>
+        <w:br/>
+      </w:r>
+      <w:r>
+        <w:rPr>
+          <w:rFonts w:ascii="Courier New" w:hAnsi="Courier New"/>
+          <w:color w:val="000000"/>
+          <w:sz w:val="18"/>
+        </w:rPr>
+        <w:br/>
+        <w:t>SELECT DISTINCT ?museum ?name ?</w:t>
+      </w:r>
+      <w:proofErr w:type="spellStart"/>
+      <w:r>
+        <w:rPr>
+          <w:rFonts w:ascii="Courier New" w:hAnsi="Courier New"/>
+          <w:color w:val="000000"/>
+          <w:sz w:val="18"/>
+        </w:rPr>
+        <w:t>locationName</w:t>
+      </w:r>
+      <w:proofErr w:type="spellEnd"/>
+      <w:r>
+        <w:rPr>
+          <w:rFonts w:ascii="Courier New" w:hAnsi="Courier New"/>
+          <w:color w:val="000000"/>
+          <w:sz w:val="18"/>
+        </w:rPr>
+        <w:t xml:space="preserve"> ?</w:t>
+      </w:r>
+      <w:proofErr w:type="spellStart"/>
+      <w:r>
+        <w:rPr>
+          <w:rFonts w:ascii="Courier New" w:hAnsi="Courier New"/>
+          <w:color w:val="000000"/>
+          <w:sz w:val="18"/>
+        </w:rPr>
+        <w:t>typeName</w:t>
+      </w:r>
+      <w:proofErr w:type="spellEnd"/>
+      <w:r>
+        <w:rPr>
+          <w:rFonts w:ascii="Courier New" w:hAnsi="Courier New"/>
+          <w:color w:val="000000"/>
+          <w:sz w:val="18"/>
+        </w:rPr>
+        <w:br/>
+        <w:t>WHERE {</w:t>
+      </w:r>
+      <w:r>
+        <w:rPr>
+          <w:rFonts w:ascii="Courier New" w:hAnsi="Courier New"/>
+          <w:color w:val="000000"/>
+          <w:sz w:val="18"/>
+        </w:rPr>
+        <w:br/>
+        <w:t xml:space="preserve">  ?museum wdt:P31 wd:Q33506 ;</w:t>
+      </w:r>
+      <w:r>
+        <w:rPr>
+          <w:rFonts w:ascii="Courier New" w:hAnsi="Courier New"/>
+          <w:color w:val="000000"/>
+          <w:sz w:val="18"/>
+        </w:rPr>
+        <w:br/>
+        <w:t xml:space="preserve">          wdt:P17 wd:Q145 ;</w:t>
+      </w:r>
+      <w:r>
+        <w:rPr>
+          <w:rFonts w:ascii="Courier New" w:hAnsi="Courier New"/>
+          <w:color w:val="000000"/>
+          <w:sz w:val="18"/>
+        </w:rPr>
+        <w:br/>
+        <w:t xml:space="preserve">          </w:t>
+      </w:r>
+      <w:proofErr w:type="spellStart"/>
+      <w:r>
+        <w:rPr>
+          <w:rFonts w:ascii="Courier New" w:hAnsi="Courier New"/>
+          <w:color w:val="000000"/>
+          <w:sz w:val="18"/>
+        </w:rPr>
+        <w:t>rdfs:label</w:t>
+      </w:r>
+      <w:proofErr w:type="spellEnd"/>
+      <w:r>
+        <w:rPr>
+          <w:rFonts w:ascii="Courier New" w:hAnsi="Courier New"/>
+          <w:color w:val="000000"/>
+          <w:sz w:val="18"/>
+        </w:rPr>
+        <w:t xml:space="preserve"> ?name .</w:t>
+      </w:r>
+      <w:r>
+        <w:rPr>
+          <w:rFonts w:ascii="Courier New" w:hAnsi="Courier New"/>
+          <w:color w:val="000000"/>
+          <w:sz w:val="18"/>
+        </w:rPr>
+        <w:br/>
+        <w:t xml:space="preserve">  FILTER (LANG(?name) = "</w:t>
+      </w:r>
+      <w:proofErr w:type="spellStart"/>
+      <w:r>
+        <w:rPr>
+          <w:rFonts w:ascii="Courier New" w:hAnsi="Courier New"/>
+          <w:color w:val="000000"/>
+          <w:sz w:val="18"/>
+        </w:rPr>
+        <w:t>en</w:t>
+      </w:r>
+      <w:proofErr w:type="spellEnd"/>
+      <w:r>
+        <w:rPr>
+          <w:rFonts w:ascii="Courier New" w:hAnsi="Courier New"/>
+          <w:color w:val="000000"/>
+          <w:sz w:val="18"/>
+        </w:rPr>
+        <w:t>")</w:t>
+      </w:r>
+      <w:r>
+        <w:rPr>
+          <w:rFonts w:ascii="Courier New" w:hAnsi="Courier New"/>
+          <w:color w:val="000000"/>
+          <w:sz w:val="18"/>
+        </w:rPr>
+        <w:br/>
+        <w:t xml:space="preserve">  OPTIONAL {</w:t>
+      </w:r>
+      <w:r>
+        <w:rPr>
+          <w:rFonts w:ascii="Courier New" w:hAnsi="Courier New"/>
+          <w:color w:val="000000"/>
+          <w:sz w:val="18"/>
+        </w:rPr>
+        <w:br/>
+        <w:t xml:space="preserve">    ?museum wdt:P131 ?location .</w:t>
+      </w:r>
+      <w:r>
+        <w:rPr>
+          <w:rFonts w:ascii="Courier New" w:hAnsi="Courier New"/>
+          <w:color w:val="000000"/>
+          <w:sz w:val="18"/>
+        </w:rPr>
+        <w:br/>
+        <w:t xml:space="preserve">    ?location </w:t>
+      </w:r>
+      <w:proofErr w:type="spellStart"/>
+      <w:r>
+        <w:rPr>
+          <w:rFonts w:ascii="Courier New" w:hAnsi="Courier New"/>
+          <w:color w:val="000000"/>
+          <w:sz w:val="18"/>
+        </w:rPr>
+        <w:t>rdfs:label</w:t>
+      </w:r>
+      <w:proofErr w:type="spellEnd"/>
+      <w:r>
+        <w:rPr>
+          <w:rFonts w:ascii="Courier New" w:hAnsi="Courier New"/>
+          <w:color w:val="000000"/>
+          <w:sz w:val="18"/>
+        </w:rPr>
+        <w:t xml:space="preserve"> ?</w:t>
+      </w:r>
+      <w:proofErr w:type="spellStart"/>
+      <w:r>
+        <w:rPr>
+          <w:rFonts w:ascii="Courier New" w:hAnsi="Courier New"/>
+          <w:color w:val="000000"/>
+          <w:sz w:val="18"/>
+        </w:rPr>
+        <w:t>locationName</w:t>
+      </w:r>
+      <w:proofErr w:type="spellEnd"/>
+      <w:r>
+        <w:rPr>
+          <w:rFonts w:ascii="Courier New" w:hAnsi="Courier New"/>
+          <w:color w:val="000000"/>
+          <w:sz w:val="18"/>
+        </w:rPr>
+        <w:t xml:space="preserve"> .</w:t>
+      </w:r>
+      <w:r>
+        <w:rPr>
+          <w:rFonts w:ascii="Courier New" w:hAnsi="Courier New"/>
+          <w:color w:val="000000"/>
+          <w:sz w:val="18"/>
+        </w:rPr>
+        <w:br/>
+        <w:t xml:space="preserve">    FILTER (LANG(?</w:t>
+      </w:r>
+      <w:proofErr w:type="spellStart"/>
+      <w:r>
+        <w:rPr>
+          <w:rFonts w:ascii="Courier New" w:hAnsi="Courier New"/>
+          <w:color w:val="000000"/>
+          <w:sz w:val="18"/>
+        </w:rPr>
+        <w:t>locationName</w:t>
+      </w:r>
+      <w:proofErr w:type="spellEnd"/>
+      <w:r>
+        <w:rPr>
+          <w:rFonts w:ascii="Courier New" w:hAnsi="Courier New"/>
+          <w:color w:val="000000"/>
+          <w:sz w:val="18"/>
+        </w:rPr>
+        <w:t>) = "</w:t>
+      </w:r>
+      <w:proofErr w:type="spellStart"/>
+      <w:r>
+        <w:rPr>
+          <w:rFonts w:ascii="Courier New" w:hAnsi="Courier New"/>
+          <w:color w:val="000000"/>
+          <w:sz w:val="18"/>
+        </w:rPr>
+        <w:t>en</w:t>
+      </w:r>
+      <w:proofErr w:type="spellEnd"/>
+      <w:r>
+        <w:rPr>
+          <w:rFonts w:ascii="Courier New" w:hAnsi="Courier New"/>
+          <w:color w:val="000000"/>
+          <w:sz w:val="18"/>
+        </w:rPr>
+        <w:t>")</w:t>
+      </w:r>
+      <w:r>
+        <w:rPr>
+          <w:rFonts w:ascii="Courier New" w:hAnsi="Courier New"/>
+          <w:color w:val="000000"/>
+          <w:sz w:val="18"/>
+        </w:rPr>
+        <w:br/>
+        <w:t xml:space="preserve">  }</w:t>
+      </w:r>
+      <w:r>
+        <w:rPr>
+          <w:rFonts w:ascii="Courier New" w:hAnsi="Courier New"/>
+          <w:color w:val="000000"/>
+          <w:sz w:val="18"/>
+        </w:rPr>
+        <w:br/>
+        <w:t xml:space="preserve">  OPTIONAL {</w:t>
+      </w:r>
+      <w:r>
+        <w:rPr>
+          <w:rFonts w:ascii="Courier New" w:hAnsi="Courier New"/>
+          <w:color w:val="000000"/>
+          <w:sz w:val="18"/>
+        </w:rPr>
+        <w:br/>
+        <w:t xml:space="preserve">    ?museum wdt:P31 ?type .</w:t>
+      </w:r>
+      <w:r>
+        <w:rPr>
+          <w:rFonts w:ascii="Courier New" w:hAnsi="Courier New"/>
+          <w:color w:val="000000"/>
+          <w:sz w:val="18"/>
+        </w:rPr>
+        <w:br/>
+        <w:t xml:space="preserve">    ?type </w:t>
+      </w:r>
+      <w:proofErr w:type="spellStart"/>
+      <w:r>
+        <w:rPr>
+          <w:rFonts w:ascii="Courier New" w:hAnsi="Courier New"/>
+          <w:color w:val="000000"/>
+          <w:sz w:val="18"/>
+        </w:rPr>
+        <w:t>rdfs:label</w:t>
+      </w:r>
+      <w:proofErr w:type="spellEnd"/>
+      <w:r>
+        <w:rPr>
+          <w:rFonts w:ascii="Courier New" w:hAnsi="Courier New"/>
+          <w:color w:val="000000"/>
+          <w:sz w:val="18"/>
+        </w:rPr>
+        <w:t xml:space="preserve"> ?</w:t>
+      </w:r>
+      <w:proofErr w:type="spellStart"/>
+      <w:r>
+        <w:rPr>
+          <w:rFonts w:ascii="Courier New" w:hAnsi="Courier New"/>
+          <w:color w:val="000000"/>
+          <w:sz w:val="18"/>
+        </w:rPr>
+        <w:t>typeName</w:t>
+      </w:r>
+      <w:proofErr w:type="spellEnd"/>
+      <w:r>
+        <w:rPr>
+          <w:rFonts w:ascii="Courier New" w:hAnsi="Courier New"/>
+          <w:color w:val="000000"/>
+          <w:sz w:val="18"/>
+        </w:rPr>
+        <w:t xml:space="preserve"> .</w:t>
+      </w:r>
+      <w:r>
+        <w:rPr>
+          <w:rFonts w:ascii="Courier New" w:hAnsi="Courier New"/>
+          <w:color w:val="000000"/>
+          <w:sz w:val="18"/>
+        </w:rPr>
+        <w:br/>
+        <w:t xml:space="preserve">    FILTER (LANG(?</w:t>
+      </w:r>
+      <w:proofErr w:type="spellStart"/>
+      <w:r>
+        <w:rPr>
+          <w:rFonts w:ascii="Courier New" w:hAnsi="Courier New"/>
+          <w:color w:val="000000"/>
+          <w:sz w:val="18"/>
+        </w:rPr>
+        <w:t>typeName</w:t>
+      </w:r>
+      <w:proofErr w:type="spellEnd"/>
+      <w:r>
+        <w:rPr>
+          <w:rFonts w:ascii="Courier New" w:hAnsi="Courier New"/>
+          <w:color w:val="000000"/>
+          <w:sz w:val="18"/>
+        </w:rPr>
+        <w:t>) = "</w:t>
+      </w:r>
+      <w:proofErr w:type="spellStart"/>
+      <w:r>
+        <w:rPr>
+          <w:rFonts w:ascii="Courier New" w:hAnsi="Courier New"/>
+          <w:color w:val="000000"/>
+          <w:sz w:val="18"/>
+        </w:rPr>
+        <w:t>en</w:t>
+      </w:r>
+      <w:proofErr w:type="spellEnd"/>
+      <w:r>
+        <w:rPr>
+          <w:rFonts w:ascii="Courier New" w:hAnsi="Courier New"/>
+          <w:color w:val="000000"/>
+          <w:sz w:val="18"/>
+        </w:rPr>
+        <w:t>")</w:t>
+      </w:r>
+      <w:r>
+        <w:rPr>
+          <w:rFonts w:ascii="Courier New" w:hAnsi="Courier New"/>
+          <w:color w:val="000000"/>
+          <w:sz w:val="18"/>
+        </w:rPr>
+        <w:br/>
+        <w:t xml:space="preserve">  }</w:t>
+      </w:r>
+      <w:r>
+        <w:rPr>
+          <w:rFonts w:ascii="Courier New" w:hAnsi="Courier New"/>
+          <w:color w:val="000000"/>
+          <w:sz w:val="18"/>
+        </w:rPr>
+        <w:br/>
+        <w:t>}</w:t>
+      </w:r>
+      <w:r>
+        <w:rPr>
+          <w:rFonts w:ascii="Courier New" w:hAnsi="Courier New"/>
+          <w:color w:val="000000"/>
+          <w:sz w:val="18"/>
+        </w:rPr>
+        <w:br/>
+        <w:t>ORDER BY ?name</w:t>
+      </w:r>
+    </w:p>
+    <w:p>
+      <w:pPr>
+        <w:pStyle w:val="Heading4"/>
+      </w:pPr>
+      <w:r>
+        <w:t>Task 3.3</w:t>
+      </w:r>
+    </w:p>
+    <w:p>
+      <w:pPr>
+        <w:rPr>
+          <w:bCs/>
+        </w:rPr>
+      </w:pPr>
+      <w:r>
+        <w:rPr>
+          <w:b/>
+        </w:rPr>
+        <w:t>Introduction</w:t>
+      </w:r>
+      <w:r>
+        <w:rPr>
+          <w:bCs/>
+        </w:rPr>
+        <w:t xml:space="preserve">: Uses </w:t>
+      </w:r>
+      <w:proofErr w:type="spellStart"/>
+      <w:r>
+        <w:rPr>
+          <w:bCs/>
+        </w:rPr>
+        <w:t>dbo:Country</w:t>
+      </w:r>
+      <w:proofErr w:type="spellEnd"/>
+      <w:r>
+        <w:rPr>
+          <w:bCs/>
+        </w:rPr>
+        <w:t xml:space="preserve"> filtered by </w:t>
+      </w:r>
+      <w:proofErr w:type="spellStart"/>
+      <w:r>
+        <w:rPr>
+          <w:bCs/>
+        </w:rPr>
+        <w:t>dct:subject</w:t>
+      </w:r>
+      <w:proofErr w:type="spellEnd"/>
+      <w:r>
+        <w:rPr>
+          <w:bCs/>
+        </w:rPr>
+        <w:t xml:space="preserve"> </w:t>
+      </w:r>
+      <w:proofErr w:type="spellStart"/>
+      <w:r>
+        <w:rPr>
+          <w:bCs/>
+        </w:rPr>
+        <w:t>dbc:Countries_in_Europe</w:t>
+      </w:r>
+      <w:proofErr w:type="spellEnd"/>
+      <w:r>
+        <w:rPr>
+          <w:bCs/>
+        </w:rPr>
+        <w:t xml:space="preserve"> and </w:t>
+      </w:r>
+      <w:proofErr w:type="spellStart"/>
+      <w:r>
+        <w:rPr>
+          <w:bCs/>
+        </w:rPr>
+        <w:t>dbo:Mountain</w:t>
+      </w:r>
+      <w:proofErr w:type="spellEnd"/>
+      <w:r>
+        <w:rPr>
+          <w:bCs/>
+        </w:rPr>
+        <w:t xml:space="preserve">; links them via a UNION of </w:t>
+      </w:r>
+      <w:proofErr w:type="spellStart"/>
+      <w:r>
+        <w:rPr>
+          <w:bCs/>
+        </w:rPr>
+        <w:t>dbo:country</w:t>
+      </w:r>
+      <w:proofErr w:type="spellEnd"/>
+      <w:r>
+        <w:rPr>
+          <w:bCs/>
+        </w:rPr>
+        <w:t xml:space="preserve">, </w:t>
+      </w:r>
+      <w:proofErr w:type="spellStart"/>
+      <w:r>
+        <w:rPr>
+          <w:bCs/>
+        </w:rPr>
+        <w:t>dbo:location</w:t>
+      </w:r>
+      <w:proofErr w:type="spellEnd"/>
+      <w:r>
+        <w:rPr>
+          <w:bCs/>
+        </w:rPr>
+        <w:t xml:space="preserve">, and </w:t>
+      </w:r>
+      <w:proofErr w:type="spellStart"/>
+      <w:r>
+        <w:rPr>
+          <w:bCs/>
+        </w:rPr>
+        <w:t>dbo:locationInArea</w:t>
+      </w:r>
+      <w:proofErr w:type="spellEnd"/>
+      <w:r>
+        <w:rPr>
+          <w:bCs/>
+        </w:rPr>
+        <w:t>; groups by country.</w:t>
+      </w:r>
+    </w:p>
+    <w:p>
+      <w:pPr>
+        <w:shd w:val="clear" w:color="auto" w:fill="F2F2F2"/>
+        <w:rPr>
+          <w:rFonts w:ascii="Courier New" w:hAnsi="Courier New"/>
+          <w:color w:val="000000"/>
+          <w:sz w:val="18"/>
+        </w:rPr>
+      </w:pPr>
+      <w:r>
+        <w:rPr>
+          <w:rFonts w:ascii="Courier New" w:hAnsi="Courier New"/>
+          <w:color w:val="000000"/>
+          <w:sz w:val="18"/>
+        </w:rPr>
+        <w:t xml:space="preserve">PREFIX </w:t>
+      </w:r>
+      <w:proofErr w:type="spellStart"/>
+      <w:r>
+        <w:rPr>
+          <w:rFonts w:ascii="Courier New" w:hAnsi="Courier New"/>
+          <w:color w:val="000000"/>
+          <w:sz w:val="18"/>
+        </w:rPr>
+        <w:t>dbo</w:t>
+      </w:r>
+      <w:proofErr w:type="spellEnd"/>
+      <w:r>
+        <w:rPr>
+          <w:rFonts w:ascii="Courier New" w:hAnsi="Courier New"/>
+          <w:color w:val="000000"/>
+          <w:sz w:val="18"/>
+        </w:rPr>
+        <w:t>:  &lt;http://dbpedia.org/ontology/&gt;</w:t>
+      </w:r>
+      <w:r>
+        <w:rPr>
+          <w:rFonts w:ascii="Courier New" w:hAnsi="Courier New"/>
+          <w:color w:val="000000"/>
+          <w:sz w:val="18"/>
+        </w:rPr>
+        <w:br/>
+        <w:t xml:space="preserve">PREFIX </w:t>
+      </w:r>
+      <w:proofErr w:type="spellStart"/>
+      <w:r>
+        <w:rPr>
+          <w:rFonts w:ascii="Courier New" w:hAnsi="Courier New"/>
+          <w:color w:val="000000"/>
+          <w:sz w:val="18"/>
+        </w:rPr>
+        <w:t>dbc</w:t>
+      </w:r>
+      <w:proofErr w:type="spellEnd"/>
+      <w:r>
+        <w:rPr>
+          <w:rFonts w:ascii="Courier New" w:hAnsi="Courier New"/>
+          <w:color w:val="000000"/>
+          <w:sz w:val="18"/>
+        </w:rPr>
+        <w:t>:  &lt;http://dbpedia.org/resource/Category:&gt;</w:t>
+      </w:r>
+      <w:r>
+        <w:rPr>
+          <w:rFonts w:ascii="Courier New" w:hAnsi="Courier New"/>
+          <w:color w:val="000000"/>
+          <w:sz w:val="18"/>
+        </w:rPr>
+        <w:br/>
+        <w:t xml:space="preserve">PREFIX </w:t>
+      </w:r>
+      <w:proofErr w:type="spellStart"/>
+      <w:r>
+        <w:rPr>
+          <w:rFonts w:ascii="Courier New" w:hAnsi="Courier New"/>
+          <w:color w:val="000000"/>
+          <w:sz w:val="18"/>
+        </w:rPr>
+        <w:t>dct</w:t>
+      </w:r>
+      <w:proofErr w:type="spellEnd"/>
+      <w:r>
+        <w:rPr>
+          <w:rFonts w:ascii="Courier New" w:hAnsi="Courier New"/>
+          <w:color w:val="000000"/>
+          <w:sz w:val="18"/>
+        </w:rPr>
+        <w:t>:  &lt;http://purl.org/dc/terms/&gt;</w:t>
+      </w:r>
+      <w:r>
+        <w:rPr>
+          <w:rFonts w:ascii="Courier New" w:hAnsi="Courier New"/>
+          <w:color w:val="000000"/>
+          <w:sz w:val="18"/>
+        </w:rPr>
+        <w:br/>
+        <w:t xml:space="preserve">PREFIX </w:t>
+      </w:r>
+      <w:proofErr w:type="spellStart"/>
+      <w:r>
+        <w:rPr>
+          <w:rFonts w:ascii="Courier New" w:hAnsi="Courier New"/>
+          <w:color w:val="000000"/>
+          <w:sz w:val="18"/>
+        </w:rPr>
+        <w:t>rdf</w:t>
+      </w:r>
+      <w:proofErr w:type="spellEnd"/>
+      <w:r>
+        <w:rPr>
+          <w:rFonts w:ascii="Courier New" w:hAnsi="Courier New"/>
+          <w:color w:val="000000"/>
+          <w:sz w:val="18"/>
+        </w:rPr>
+        <w:t>:  &lt;http://www.w3.org/1999/02/22-rdf-syntax-ns#&gt;</w:t>
+      </w:r>
+      <w:r>
+        <w:rPr>
+          <w:rFonts w:ascii="Courier New" w:hAnsi="Courier New"/>
+          <w:color w:val="000000"/>
+          <w:sz w:val="18"/>
+        </w:rPr>
+        <w:br/>
+      </w:r>
+      <w:r>
+        <w:rPr>
+          <w:rFonts w:ascii="Courier New" w:hAnsi="Courier New"/>
+          <w:color w:val="000000"/>
+          <w:sz w:val="18"/>
+        </w:rPr>
+        <w:br/>
+        <w:t>SELECT ?country (COUNT(DISTINCT ?mountain) AS ?</w:t>
+      </w:r>
+      <w:proofErr w:type="spellStart"/>
+      <w:r>
+        <w:rPr>
+          <w:rFonts w:ascii="Courier New" w:hAnsi="Courier New"/>
+          <w:color w:val="000000"/>
+          <w:sz w:val="18"/>
+        </w:rPr>
+        <w:t>mountainCount</w:t>
+      </w:r>
+      <w:proofErr w:type="spellEnd"/>
+      <w:r>
+        <w:rPr>
+          <w:rFonts w:ascii="Courier New" w:hAnsi="Courier New"/>
+          <w:color w:val="000000"/>
+          <w:sz w:val="18"/>
+        </w:rPr>
+        <w:t>)</w:t>
+      </w:r>
+      <w:r>
+        <w:rPr>
+          <w:rFonts w:ascii="Courier New" w:hAnsi="Courier New"/>
+          <w:color w:val="000000"/>
+          <w:sz w:val="18"/>
+        </w:rPr>
+        <w:br/>
+        <w:t>WHERE {</w:t>
+      </w:r>
+      <w:r>
+        <w:rPr>
+          <w:rFonts w:ascii="Courier New" w:hAnsi="Courier New"/>
+          <w:color w:val="000000"/>
+          <w:sz w:val="18"/>
+        </w:rPr>
+        <w:br/>
+        <w:t xml:space="preserve">  ?country </w:t>
+      </w:r>
+      <w:proofErr w:type="spellStart"/>
+      <w:r>
+        <w:rPr>
+          <w:rFonts w:ascii="Courier New" w:hAnsi="Courier New"/>
+          <w:color w:val="000000"/>
+          <w:sz w:val="18"/>
+        </w:rPr>
+        <w:t>rdf:type</w:t>
+      </w:r>
+      <w:proofErr w:type="spellEnd"/>
+      <w:r>
+        <w:rPr>
+          <w:rFonts w:ascii="Courier New" w:hAnsi="Courier New"/>
+          <w:color w:val="000000"/>
+          <w:sz w:val="18"/>
+        </w:rPr>
+        <w:t xml:space="preserve"> </w:t>
+      </w:r>
+      <w:proofErr w:type="spellStart"/>
+      <w:r>
+        <w:rPr>
+          <w:rFonts w:ascii="Courier New" w:hAnsi="Courier New"/>
+          <w:color w:val="000000"/>
+          <w:sz w:val="18"/>
+        </w:rPr>
+        <w:t>dbo:Country</w:t>
+      </w:r>
+      <w:proofErr w:type="spellEnd"/>
+      <w:r>
+        <w:rPr>
+          <w:rFonts w:ascii="Courier New" w:hAnsi="Courier New"/>
+          <w:color w:val="000000"/>
+          <w:sz w:val="18"/>
+        </w:rPr>
+        <w:t xml:space="preserve"> ;</w:t>
+      </w:r>
+      <w:r>
+        <w:rPr>
+          <w:rFonts w:ascii="Courier New" w:hAnsi="Courier New"/>
+          <w:color w:val="000000"/>
+          <w:sz w:val="18"/>
+        </w:rPr>
+        <w:br/>
+        <w:t xml:space="preserve">           </w:t>
+      </w:r>
+      <w:proofErr w:type="spellStart"/>
+      <w:r>
+        <w:rPr>
+          <w:rFonts w:ascii="Courier New" w:hAnsi="Courier New"/>
+          <w:color w:val="000000"/>
+          <w:sz w:val="18"/>
+        </w:rPr>
+        <w:t>dct:subject</w:t>
+      </w:r>
+      <w:proofErr w:type="spellEnd"/>
+      <w:r>
+        <w:rPr>
+          <w:rFonts w:ascii="Courier New" w:hAnsi="Courier New"/>
+          <w:color w:val="000000"/>
+          <w:sz w:val="18"/>
+        </w:rPr>
+        <w:t xml:space="preserve"> </w:t>
+      </w:r>
+      <w:proofErr w:type="spellStart"/>
+      <w:r>
+        <w:rPr>
+          <w:rFonts w:ascii="Courier New" w:hAnsi="Courier New"/>
+          <w:color w:val="000000"/>
+          <w:sz w:val="18"/>
+        </w:rPr>
+        <w:t>dbc:Countries_in_Europe</w:t>
+      </w:r>
+      <w:proofErr w:type="spellEnd"/>
+      <w:r>
+        <w:rPr>
+          <w:rFonts w:ascii="Courier New" w:hAnsi="Courier New"/>
+          <w:color w:val="000000"/>
+          <w:sz w:val="18"/>
+        </w:rPr>
+        <w:t xml:space="preserve"> .</w:t>
+      </w:r>
+      <w:r>
+        <w:rPr>
+          <w:rFonts w:ascii="Courier New" w:hAnsi="Courier New"/>
+          <w:color w:val="000000"/>
+          <w:sz w:val="18"/>
+        </w:rPr>
+        <w:br/>
+        <w:t xml:space="preserve">  ?mountain </w:t>
+      </w:r>
+      <w:proofErr w:type="spellStart"/>
+      <w:r>
+        <w:rPr>
+          <w:rFonts w:ascii="Courier New" w:hAnsi="Courier New"/>
+          <w:color w:val="000000"/>
+          <w:sz w:val="18"/>
+        </w:rPr>
+        <w:t>rdf:type</w:t>
+      </w:r>
+      <w:proofErr w:type="spellEnd"/>
+      <w:r>
+        <w:rPr>
+          <w:rFonts w:ascii="Courier New" w:hAnsi="Courier New"/>
+          <w:color w:val="000000"/>
+          <w:sz w:val="18"/>
+        </w:rPr>
+        <w:t xml:space="preserve"> </w:t>
+      </w:r>
+      <w:proofErr w:type="spellStart"/>
+      <w:r>
+        <w:rPr>
+          <w:rFonts w:ascii="Courier New" w:hAnsi="Courier New"/>
+          <w:color w:val="000000"/>
+          <w:sz w:val="18"/>
+        </w:rPr>
+        <w:t>dbo:Mountain</w:t>
+      </w:r>
+      <w:proofErr w:type="spellEnd"/>
+      <w:r>
+        <w:rPr>
+          <w:rFonts w:ascii="Courier New" w:hAnsi="Courier New"/>
+          <w:color w:val="000000"/>
+          <w:sz w:val="18"/>
+        </w:rPr>
+        <w:t xml:space="preserve"> .</w:t>
+      </w:r>
+      <w:r>
+        <w:rPr>
+          <w:rFonts w:ascii="Courier New" w:hAnsi="Courier New"/>
+          <w:color w:val="000000"/>
+          <w:sz w:val="18"/>
+        </w:rPr>
+        <w:br/>
+        <w:t xml:space="preserve">  {</w:t>
+      </w:r>
+      <w:r>
+        <w:rPr>
+          <w:rFonts w:ascii="Courier New" w:hAnsi="Courier New"/>
+          <w:color w:val="000000"/>
+          <w:sz w:val="18"/>
+        </w:rPr>
+        <w:br/>
+        <w:t xml:space="preserve">    { ?mountain </w:t>
+      </w:r>
+      <w:proofErr w:type="spellStart"/>
+      <w:r>
+        <w:rPr>
+          <w:rFonts w:ascii="Courier New" w:hAnsi="Courier New"/>
+          <w:color w:val="000000"/>
+          <w:sz w:val="18"/>
+        </w:rPr>
+        <w:t>dbo:country</w:t>
+      </w:r>
+      <w:proofErr w:type="spellEnd"/>
+      <w:r>
+        <w:rPr>
+          <w:rFonts w:ascii="Courier New" w:hAnsi="Courier New"/>
+          <w:color w:val="000000"/>
+          <w:sz w:val="18"/>
+        </w:rPr>
+        <w:t xml:space="preserve">        ?country }</w:t>
+      </w:r>
+      <w:r>
+        <w:rPr>
+          <w:rFonts w:ascii="Courier New" w:hAnsi="Courier New"/>
+          <w:color w:val="000000"/>
+          <w:sz w:val="18"/>
+        </w:rPr>
+        <w:br/>
+        <w:t xml:space="preserve">    UNION</w:t>
+      </w:r>
+      <w:r>
+        <w:rPr>
+          <w:rFonts w:ascii="Courier New" w:hAnsi="Courier New"/>
+          <w:color w:val="000000"/>
+          <w:sz w:val="18"/>
+        </w:rPr>
+        <w:br/>
+        <w:t xml:space="preserve">    { ?mountain </w:t>
+      </w:r>
+      <w:proofErr w:type="spellStart"/>
+      <w:r>
+        <w:rPr>
+          <w:rFonts w:ascii="Courier New" w:hAnsi="Courier New"/>
+          <w:color w:val="000000"/>
+          <w:sz w:val="18"/>
+        </w:rPr>
+        <w:t>dbo:location</w:t>
+      </w:r>
+      <w:proofErr w:type="spellEnd"/>
+      <w:r>
+        <w:rPr>
+          <w:rFonts w:ascii="Courier New" w:hAnsi="Courier New"/>
+          <w:color w:val="000000"/>
+          <w:sz w:val="18"/>
+        </w:rPr>
+        <w:t xml:space="preserve">       ?country }</w:t>
+      </w:r>
+      <w:r>
+        <w:rPr>
+          <w:rFonts w:ascii="Courier New" w:hAnsi="Courier New"/>
+          <w:color w:val="000000"/>
+          <w:sz w:val="18"/>
+        </w:rPr>
+        <w:br/>
+        <w:t xml:space="preserve">    UNION</w:t>
+      </w:r>
+      <w:r>
+        <w:rPr>
+          <w:rFonts w:ascii="Courier New" w:hAnsi="Courier New"/>
+          <w:color w:val="000000"/>
+          <w:sz w:val="18"/>
+        </w:rPr>
+        <w:br/>
+        <w:t xml:space="preserve">    { ?mountain </w:t>
+      </w:r>
+      <w:proofErr w:type="spellStart"/>
+      <w:r>
+        <w:rPr>
+          <w:rFonts w:ascii="Courier New" w:hAnsi="Courier New"/>
+          <w:color w:val="000000"/>
+          <w:sz w:val="18"/>
+        </w:rPr>
+        <w:t>dbo:locationInArea</w:t>
+      </w:r>
+      <w:proofErr w:type="spellEnd"/>
+      <w:r>
+        <w:rPr>
+          <w:rFonts w:ascii="Courier New" w:hAnsi="Courier New"/>
+          <w:color w:val="000000"/>
+          <w:sz w:val="18"/>
+        </w:rPr>
+        <w:t xml:space="preserve"> ?country }</w:t>
+      </w:r>
+      <w:r>
+        <w:rPr>
+          <w:rFonts w:ascii="Courier New" w:hAnsi="Courier New"/>
+          <w:color w:val="000000"/>
+          <w:sz w:val="18"/>
+        </w:rPr>
+        <w:br/>
+        <w:t xml:space="preserve">  }</w:t>
+      </w:r>
+      <w:r>
+        <w:rPr>
+          <w:rFonts w:ascii="Courier New" w:hAnsi="Courier New"/>
+          <w:color w:val="000000"/>
+          <w:sz w:val="18"/>
+        </w:rPr>
+        <w:br/>
+        <w:t>}</w:t>
+      </w:r>
+      <w:r>
+        <w:rPr>
+          <w:rFonts w:ascii="Courier New" w:hAnsi="Courier New"/>
+          <w:color w:val="000000"/>
+          <w:sz w:val="18"/>
+        </w:rPr>
+        <w:br/>
+        <w:t>GROUP BY ?country</w:t>
+      </w:r>
+    </w:p>
+    <w:p>
+      <w:pPr>
+        <w:rPr>
+          <w:rFonts w:ascii="Courier New" w:eastAsia="宋体" w:hAnsi="Courier New"/>
           <w:color w:val="000000"/>
           <w:sz w:val="18"/>
           <w:lang w:eastAsia="zh-CN"/>
@@ -4998,7 +7364,6 @@
   <w:style w:type="character" w:default="1" w:styleId="DefaultParagraphFont">
     <w:name w:val="Default Paragraph Font"/>
     <w:uiPriority w:val="1"/>
-    <w:semiHidden/>
     <w:unhideWhenUsed/>
   </w:style>
   <w:style w:type="table" w:default="1" w:styleId="TableNormal">

--- a/CW2_Report.docx
+++ b/CW2_Report.docx
@@ -5513,7 +5513,7 @@
     <w:p>
       <w:pPr>
         <w:rPr>
-          <w:rFonts w:eastAsia="宋体" w:hint="eastAsia"/>
+          <w:rFonts w:eastAsia="宋体"/>
           <w:b/>
           <w:lang w:eastAsia="zh-CN"/>
         </w:rPr>
@@ -5986,8 +5986,14 @@
     <w:p>
       <w:pPr>
         <w:pStyle w:val="Heading4"/>
+        <w:rPr>
+          <w:color w:val="auto"/>
+        </w:rPr>
       </w:pPr>
       <w:r>
+        <w:rPr>
+          <w:color w:val="auto"/>
+        </w:rPr>
         <w:t>Task 3.3</w:t>
       </w:r>
     </w:p>
@@ -6537,6 +6543,239 @@
         </w:rPr>
         <w:br/>
         <w:t>GROUP BY ?country</w:t>
+      </w:r>
+    </w:p>
+    <w:p>
+      <w:pPr>
+        <w:pStyle w:val="Heading4"/>
+        <w:rPr>
+          <w:rFonts w:eastAsia="宋体"/>
+          <w:color w:val="auto"/>
+          <w:lang w:eastAsia="zh-CN"/>
+        </w:rPr>
+      </w:pPr>
+      <w:r>
+        <w:rPr>
+          <w:color w:val="auto"/>
+        </w:rPr>
+        <w:lastRenderedPageBreak/>
+        <w:t xml:space="preserve">Task </w:t>
+      </w:r>
+      <w:r>
+        <w:rPr>
+          <w:rFonts w:eastAsia="宋体" w:hint="eastAsia"/>
+          <w:color w:val="auto"/>
+          <w:lang w:eastAsia="zh-CN"/>
+        </w:rPr>
+        <w:t>4.1</w:t>
+      </w:r>
+    </w:p>
+    <w:p>
+      <w:pPr>
+        <w:rPr>
+          <w:rFonts w:eastAsia="宋体" w:hint="eastAsia"/>
+          <w:lang w:eastAsia="zh-CN"/>
+        </w:rPr>
+      </w:pPr>
+      <w:r>
+        <w:rPr>
+          <w:rFonts w:eastAsia="宋体"/>
+          <w:lang w:eastAsia="zh-CN"/>
+        </w:rPr>
+        <w:t xml:space="preserve"> </w:t>
+      </w:r>
+      <w:r>
+        <w:rPr>
+          <w:rFonts w:eastAsia="宋体"/>
+          <w:b/>
+          <w:bCs/>
+          <w:lang w:eastAsia="zh-CN"/>
+        </w:rPr>
+        <w:t xml:space="preserve"> (1) SPARQL vs SQL</w:t>
+      </w:r>
+      <w:r>
+        <w:rPr>
+          <w:rFonts w:eastAsia="宋体"/>
+          <w:lang w:eastAsia="zh-CN"/>
+        </w:rPr>
+        <w:t>: SPARQL queries an open-world graph with no fixed schema, requiring property exploration; SQL</w:t>
+      </w:r>
+      <w:r>
+        <w:rPr>
+          <w:rFonts w:eastAsia="宋体" w:hint="eastAsia"/>
+          <w:lang w:eastAsia="zh-CN"/>
+        </w:rPr>
+        <w:t xml:space="preserve"> </w:t>
+      </w:r>
+      <w:r>
+        <w:rPr>
+          <w:rFonts w:eastAsia="宋体"/>
+          <w:lang w:eastAsia="zh-CN"/>
+        </w:rPr>
+        <w:t>targets a predefined relational schema, offering more predictable navigation.</w:t>
+      </w:r>
+    </w:p>
+    <w:p>
+      <w:pPr>
+        <w:rPr>
+          <w:rFonts w:eastAsia="宋体" w:hint="eastAsia"/>
+          <w:lang w:eastAsia="zh-CN"/>
+        </w:rPr>
+      </w:pPr>
+      <w:r>
+        <w:rPr>
+          <w:rFonts w:eastAsia="宋体"/>
+          <w:lang w:eastAsia="zh-CN"/>
+        </w:rPr>
+        <w:t xml:space="preserve">  </w:t>
+      </w:r>
+      <w:r>
+        <w:rPr>
+          <w:rFonts w:eastAsia="宋体"/>
+          <w:b/>
+          <w:bCs/>
+          <w:lang w:eastAsia="zh-CN"/>
+        </w:rPr>
+        <w:t>(2) Data completeness</w:t>
+      </w:r>
+      <w:r>
+        <w:rPr>
+          <w:rFonts w:eastAsia="宋体"/>
+          <w:lang w:eastAsia="zh-CN"/>
+        </w:rPr>
+        <w:t xml:space="preserve">: </w:t>
+      </w:r>
+      <w:proofErr w:type="spellStart"/>
+      <w:r>
+        <w:rPr>
+          <w:rFonts w:eastAsia="宋体"/>
+          <w:lang w:eastAsia="zh-CN"/>
+        </w:rPr>
+        <w:t>Wikidata</w:t>
+      </w:r>
+      <w:proofErr w:type="spellEnd"/>
+      <w:r>
+        <w:rPr>
+          <w:rFonts w:eastAsia="宋体"/>
+          <w:lang w:eastAsia="zh-CN"/>
+        </w:rPr>
+        <w:t xml:space="preserve"> is community-curated with uniform properties, yielding higher completeness; </w:t>
+      </w:r>
+      <w:proofErr w:type="spellStart"/>
+      <w:r>
+        <w:rPr>
+          <w:rFonts w:eastAsia="宋体"/>
+          <w:lang w:eastAsia="zh-CN"/>
+        </w:rPr>
+        <w:t>DBpedia</w:t>
+      </w:r>
+      <w:proofErr w:type="spellEnd"/>
+      <w:r>
+        <w:rPr>
+          <w:rFonts w:eastAsia="宋体" w:hint="eastAsia"/>
+          <w:lang w:eastAsia="zh-CN"/>
+        </w:rPr>
+        <w:t xml:space="preserve"> </w:t>
+      </w:r>
+      <w:r>
+        <w:rPr>
+          <w:rFonts w:eastAsia="宋体"/>
+          <w:lang w:eastAsia="zh-CN"/>
+        </w:rPr>
+        <w:t xml:space="preserve">extracts from Wikipedia </w:t>
+      </w:r>
+      <w:proofErr w:type="spellStart"/>
+      <w:r>
+        <w:rPr>
+          <w:rFonts w:eastAsia="宋体"/>
+          <w:lang w:eastAsia="zh-CN"/>
+        </w:rPr>
+        <w:t>infoboxes</w:t>
+      </w:r>
+      <w:proofErr w:type="spellEnd"/>
+      <w:r>
+        <w:rPr>
+          <w:rFonts w:eastAsia="宋体"/>
+          <w:lang w:eastAsia="zh-CN"/>
+        </w:rPr>
+        <w:t>, causing frequent missing values.</w:t>
+      </w:r>
+    </w:p>
+    <w:p>
+      <w:pPr>
+        <w:rPr>
+          <w:rFonts w:eastAsia="宋体" w:hint="eastAsia"/>
+          <w:lang w:eastAsia="zh-CN"/>
+        </w:rPr>
+      </w:pPr>
+      <w:r>
+        <w:rPr>
+          <w:rFonts w:eastAsia="宋体"/>
+          <w:lang w:eastAsia="zh-CN"/>
+        </w:rPr>
+        <w:t xml:space="preserve"> </w:t>
+      </w:r>
+      <w:r>
+        <w:rPr>
+          <w:rFonts w:eastAsia="宋体"/>
+          <w:b/>
+          <w:bCs/>
+          <w:lang w:eastAsia="zh-CN"/>
+        </w:rPr>
+        <w:t xml:space="preserve"> (3) Knowledge representation</w:t>
+      </w:r>
+      <w:r>
+        <w:rPr>
+          <w:rFonts w:eastAsia="宋体"/>
+          <w:lang w:eastAsia="zh-CN"/>
+        </w:rPr>
+        <w:t xml:space="preserve">: </w:t>
+      </w:r>
+      <w:proofErr w:type="spellStart"/>
+      <w:r>
+        <w:rPr>
+          <w:rFonts w:eastAsia="宋体"/>
+          <w:lang w:eastAsia="zh-CN"/>
+        </w:rPr>
+        <w:t>DBpedia</w:t>
+      </w:r>
+      <w:proofErr w:type="spellEnd"/>
+      <w:r>
+        <w:rPr>
+          <w:rFonts w:eastAsia="宋体"/>
+          <w:lang w:eastAsia="zh-CN"/>
+        </w:rPr>
+        <w:t xml:space="preserve"> uses readable ontology URIs, while </w:t>
+      </w:r>
+      <w:proofErr w:type="spellStart"/>
+      <w:r>
+        <w:rPr>
+          <w:rFonts w:eastAsia="宋体"/>
+          <w:lang w:eastAsia="zh-CN"/>
+        </w:rPr>
+        <w:t>Wikidata</w:t>
+      </w:r>
+      <w:proofErr w:type="spellEnd"/>
+      <w:r>
+        <w:rPr>
+          <w:rFonts w:eastAsia="宋体"/>
+          <w:lang w:eastAsia="zh-CN"/>
+        </w:rPr>
+        <w:t xml:space="preserve"> uses opaque numeric Q/P identifiers,</w:t>
+      </w:r>
+      <w:r>
+        <w:rPr>
+          <w:rFonts w:eastAsia="宋体" w:hint="eastAsia"/>
+          <w:lang w:eastAsia="zh-CN"/>
+        </w:rPr>
+        <w:t xml:space="preserve"> </w:t>
+      </w:r>
+      <w:r>
+        <w:rPr>
+          <w:rFonts w:eastAsia="宋体"/>
+          <w:lang w:eastAsia="zh-CN"/>
+        </w:rPr>
+        <w:t>making queries harder to write without external reference.</w:t>
       </w:r>
     </w:p>
     <w:p>
@@ -7364,6 +7603,7 @@
   <w:style w:type="character" w:default="1" w:styleId="DefaultParagraphFont">
     <w:name w:val="Default Paragraph Font"/>
     <w:uiPriority w:val="1"/>
+    <w:semiHidden/>
     <w:unhideWhenUsed/>
   </w:style>
   <w:style w:type="table" w:default="1" w:styleId="TableNormal">

--- a/CW2_Report.docx
+++ b/CW2_Report.docx
@@ -6573,7 +6573,7 @@
     <w:p>
       <w:pPr>
         <w:rPr>
-          <w:rFonts w:eastAsia="宋体" w:hint="eastAsia"/>
+          <w:rFonts w:eastAsia="宋体"/>
           <w:lang w:eastAsia="zh-CN"/>
         </w:rPr>
       </w:pPr>
@@ -6618,7 +6618,7 @@
     <w:p>
       <w:pPr>
         <w:rPr>
-          <w:rFonts w:eastAsia="宋体" w:hint="eastAsia"/>
+          <w:rFonts w:eastAsia="宋体"/>
           <w:lang w:eastAsia="zh-CN"/>
         </w:rPr>
       </w:pPr>
@@ -6704,7 +6704,7 @@
     <w:p>
       <w:pPr>
         <w:rPr>
-          <w:rFonts w:eastAsia="宋体" w:hint="eastAsia"/>
+          <w:rFonts w:eastAsia="宋体"/>
           <w:lang w:eastAsia="zh-CN"/>
         </w:rPr>
       </w:pPr>
@@ -6782,6 +6782,449 @@
       <w:pPr>
         <w:rPr>
           <w:rFonts w:ascii="Courier New" w:eastAsia="宋体" w:hAnsi="Courier New"/>
+          <w:color w:val="000000"/>
+          <w:sz w:val="18"/>
+          <w:lang w:eastAsia="zh-CN"/>
+        </w:rPr>
+      </w:pPr>
+    </w:p>
+    <w:p>
+      <w:pPr>
+        <w:pStyle w:val="Heading3"/>
+        <w:rPr>
+          <w:color w:val="auto"/>
+        </w:rPr>
+      </w:pPr>
+      <w:r>
+        <w:rPr>
+          <w:color w:val="auto"/>
+        </w:rPr>
+        <w:t>Task 5 (Implementation)</w:t>
+      </w:r>
+    </w:p>
+    <w:p>
+      <w:pPr>
+        <w:pStyle w:val="Heading4"/>
+        <w:rPr>
+          <w:color w:val="auto"/>
+        </w:rPr>
+      </w:pPr>
+      <w:r>
+        <w:rPr>
+          <w:color w:val="auto"/>
+        </w:rPr>
+        <w:t>Task 5.1</w:t>
+      </w:r>
+    </w:p>
+    <w:p>
+      <w:r>
+        <w:t xml:space="preserve">(1) Two runs of </w:t>
+      </w:r>
+      <w:proofErr w:type="spellStart"/>
+      <w:r>
+        <w:t>Alg</w:t>
+      </w:r>
+      <w:proofErr w:type="spellEnd"/>
+      <w:r>
+        <w:t xml:space="preserve"> 1 with k = 5:</w:t>
+      </w:r>
+    </w:p>
+    <w:tbl>
+      <w:tblPr>
+        <w:tblStyle w:val="TableGrid"/>
+        <w:tblW w:w="0" w:type="auto"/>
+        <w:tblLook w:val="04A0" w:firstRow="1" w:lastRow="0" w:firstColumn="1" w:lastColumn="0" w:noHBand="0" w:noVBand="1"/>
+      </w:tblPr>
+      <w:tblGrid>
+        <w:gridCol w:w="2160"/>
+        <w:gridCol w:w="2160"/>
+        <w:gridCol w:w="2160"/>
+        <w:gridCol w:w="2160"/>
+      </w:tblGrid>
+      <w:tr>
+        <w:tc>
+          <w:tcPr>
+            <w:tcW w:w="2160" w:type="dxa"/>
+          </w:tcPr>
+          <w:p/>
+        </w:tc>
+        <w:tc>
+          <w:tcPr>
+            <w:tcW w:w="2160" w:type="dxa"/>
+          </w:tcPr>
+          <w:p>
+            <w:r>
+              <w:rPr>
+                <w:b/>
+              </w:rPr>
+              <w:t>Run 1</w:t>
+            </w:r>
+          </w:p>
+        </w:tc>
+        <w:tc>
+          <w:tcPr>
+            <w:tcW w:w="2160" w:type="dxa"/>
+          </w:tcPr>
+          <w:p>
+            <w:r>
+              <w:rPr>
+                <w:b/>
+              </w:rPr>
+              <w:t>Run 2</w:t>
+            </w:r>
+          </w:p>
+        </w:tc>
+        <w:tc>
+          <w:tcPr>
+            <w:tcW w:w="2160" w:type="dxa"/>
+          </w:tcPr>
+          <w:p>
+            <w:r>
+              <w:rPr>
+                <w:b/>
+              </w:rPr>
+              <w:t>Average</w:t>
+            </w:r>
+          </w:p>
+        </w:tc>
+      </w:tr>
+      <w:tr>
+        <w:tc>
+          <w:tcPr>
+            <w:tcW w:w="2160" w:type="dxa"/>
+          </w:tcPr>
+          <w:p>
+            <w:r>
+              <w:t>Running Time (min)</w:t>
+            </w:r>
+          </w:p>
+        </w:tc>
+        <w:tc>
+          <w:tcPr>
+            <w:tcW w:w="2160" w:type="dxa"/>
+          </w:tcPr>
+          <w:p>
+            <w:r>
+              <w:t>5.87</w:t>
+            </w:r>
+          </w:p>
+        </w:tc>
+        <w:tc>
+          <w:tcPr>
+            <w:tcW w:w="2160" w:type="dxa"/>
+          </w:tcPr>
+          <w:p>
+            <w:r>
+              <w:t>6.67</w:t>
+            </w:r>
+          </w:p>
+        </w:tc>
+        <w:tc>
+          <w:tcPr>
+            <w:tcW w:w="2160" w:type="dxa"/>
+          </w:tcPr>
+          <w:p>
+            <w:r>
+              <w:t>6.27</w:t>
+            </w:r>
+          </w:p>
+        </w:tc>
+      </w:tr>
+      <w:tr>
+        <w:tc>
+          <w:tcPr>
+            <w:tcW w:w="2160" w:type="dxa"/>
+          </w:tcPr>
+          <w:p>
+            <w:r>
+              <w:t>Accuracy</w:t>
+            </w:r>
+          </w:p>
+        </w:tc>
+        <w:tc>
+          <w:tcPr>
+            <w:tcW w:w="2160" w:type="dxa"/>
+          </w:tcPr>
+          <w:p>
+            <w:r>
+              <w:t>0.30</w:t>
+            </w:r>
+          </w:p>
+        </w:tc>
+        <w:tc>
+          <w:tcPr>
+            <w:tcW w:w="2160" w:type="dxa"/>
+          </w:tcPr>
+          <w:p>
+            <w:r>
+              <w:t>0.35</w:t>
+            </w:r>
+          </w:p>
+        </w:tc>
+        <w:tc>
+          <w:tcPr>
+            <w:tcW w:w="2160" w:type="dxa"/>
+          </w:tcPr>
+          <w:p>
+            <w:r>
+              <w:t>0.33</w:t>
+            </w:r>
+          </w:p>
+        </w:tc>
+      </w:tr>
+    </w:tbl>
+    <w:p/>
+    <w:p>
+      <w:r>
+        <w:t xml:space="preserve">(2) Analysis of two columns with inconsistent annotations </w:t>
+      </w:r>
+      <w:r>
+        <w:rPr>
+          <w:rFonts w:eastAsia="宋体" w:hint="eastAsia"/>
+          <w:lang w:eastAsia="zh-CN"/>
+        </w:rPr>
+        <w:t>:</w:t>
+      </w:r>
+      <w:r>
+        <w:br/>
+      </w:r>
+      <w:r>
+        <w:br/>
+      </w:r>
+      <w:proofErr w:type="spellStart"/>
+      <w:r>
+        <w:t>CTRL_WIKI_GEO_member_states_united_nations</w:t>
+      </w:r>
+      <w:proofErr w:type="spellEnd"/>
+      <w:r>
+        <w:t xml:space="preserve"> col=0 (GT: </w:t>
+      </w:r>
+      <w:proofErr w:type="spellStart"/>
+      <w:r>
+        <w:t>dbo:Country</w:t>
+      </w:r>
+      <w:proofErr w:type="spellEnd"/>
+      <w:r>
+        <w:t xml:space="preserve">, predicted: </w:t>
+      </w:r>
+      <w:proofErr w:type="spellStart"/>
+      <w:r>
+        <w:t>dbo:Place</w:t>
+      </w:r>
+      <w:proofErr w:type="spellEnd"/>
+      <w:r>
+        <w:t xml:space="preserve">): Step 4 fails — </w:t>
+      </w:r>
+      <w:proofErr w:type="spellStart"/>
+      <w:r>
+        <w:t>DBpedia</w:t>
+      </w:r>
+      <w:proofErr w:type="spellEnd"/>
+      <w:r>
+        <w:t xml:space="preserve"> country entities declare both </w:t>
+      </w:r>
+      <w:proofErr w:type="spellStart"/>
+      <w:r>
+        <w:t>dbo:Country</w:t>
+      </w:r>
+      <w:proofErr w:type="spellEnd"/>
+      <w:r>
+        <w:t xml:space="preserve"> and its superclass </w:t>
+      </w:r>
+      <w:proofErr w:type="spellStart"/>
+      <w:r>
+        <w:t>dbo:Place</w:t>
+      </w:r>
+      <w:proofErr w:type="spellEnd"/>
+      <w:r>
+        <w:t xml:space="preserve"> as </w:t>
+      </w:r>
+      <w:proofErr w:type="spellStart"/>
+      <w:r>
+        <w:t>rdf:type</w:t>
+      </w:r>
+      <w:proofErr w:type="spellEnd"/>
+      <w:r>
+        <w:t xml:space="preserve"> triples; </w:t>
+      </w:r>
+      <w:proofErr w:type="spellStart"/>
+      <w:r>
+        <w:t>dbo:Place</w:t>
+      </w:r>
+      <w:proofErr w:type="spellEnd"/>
+      <w:r>
+        <w:t xml:space="preserve"> accumulates higher frequency across sampled entities, overriding the correct fine-grained class.</w:t>
+      </w:r>
+      <w:r>
+        <w:br/>
+      </w:r>
+      <w:r>
+        <w:br/>
+      </w:r>
+      <w:proofErr w:type="spellStart"/>
+      <w:r>
+        <w:t>TOUGH_WEB_MISSP_drugs</w:t>
+      </w:r>
+      <w:proofErr w:type="spellEnd"/>
+      <w:r>
+        <w:t xml:space="preserve"> col=0 (GT: </w:t>
+      </w:r>
+      <w:proofErr w:type="spellStart"/>
+      <w:r>
+        <w:t>dbo:Drug</w:t>
+      </w:r>
+      <w:proofErr w:type="spellEnd"/>
+      <w:r>
+        <w:t xml:space="preserve">, predicted: </w:t>
+      </w:r>
+      <w:proofErr w:type="spellStart"/>
+      <w:r>
+        <w:t>dbo:ChemicalSubstance</w:t>
+      </w:r>
+      <w:proofErr w:type="spellEnd"/>
+      <w:r>
+        <w:t>): Step 2 fails — misspelled inputs (e.g., "</w:t>
+      </w:r>
+      <w:proofErr w:type="spellStart"/>
+      <w:r>
+        <w:t>acetomenophen</w:t>
+      </w:r>
+      <w:proofErr w:type="spellEnd"/>
+      <w:r>
+        <w:t xml:space="preserve">") cause the Lookup API to retrieve wrong entities; Step 4 then selects the superclass </w:t>
+      </w:r>
+      <w:proofErr w:type="spellStart"/>
+      <w:r>
+        <w:t>dbo:ChemicalSubstance</w:t>
+      </w:r>
+      <w:proofErr w:type="spellEnd"/>
+      <w:r>
+        <w:t xml:space="preserve"> over </w:t>
+      </w:r>
+      <w:proofErr w:type="spellStart"/>
+      <w:r>
+        <w:t>dbo:Drug</w:t>
+      </w:r>
+      <w:proofErr w:type="spellEnd"/>
+      <w:r>
+        <w:t>.</w:t>
+      </w:r>
+    </w:p>
+    <w:p>
+      <w:pPr>
+        <w:pStyle w:val="Heading4"/>
+        <w:rPr>
+          <w:color w:val="auto"/>
+        </w:rPr>
+      </w:pPr>
+      <w:r>
+        <w:rPr>
+          <w:color w:val="auto"/>
+        </w:rPr>
+        <w:t>Task 5.2</w:t>
+      </w:r>
+    </w:p>
+    <w:p>
+      <w:r>
+        <w:t xml:space="preserve">Weakness 1 – Superclass dominance: </w:t>
+      </w:r>
+      <w:proofErr w:type="spellStart"/>
+      <w:r>
+        <w:t>DBpedia</w:t>
+      </w:r>
+      <w:proofErr w:type="spellEnd"/>
+      <w:r>
+        <w:t xml:space="preserve"> entities declare multiple </w:t>
+      </w:r>
+      <w:proofErr w:type="spellStart"/>
+      <w:r>
+        <w:t>rdf:type</w:t>
+      </w:r>
+      <w:proofErr w:type="spellEnd"/>
+      <w:r>
+        <w:t xml:space="preserve"> triples; coarse </w:t>
+      </w:r>
+      <w:proofErr w:type="spellStart"/>
+      <w:r>
+        <w:t>superclasses</w:t>
+      </w:r>
+      <w:proofErr w:type="spellEnd"/>
+      <w:r>
+        <w:t xml:space="preserve"> (</w:t>
+      </w:r>
+      <w:proofErr w:type="spellStart"/>
+      <w:r>
+        <w:t>dbo:Place</w:t>
+      </w:r>
+      <w:proofErr w:type="spellEnd"/>
+      <w:r>
+        <w:t>,</w:t>
+      </w:r>
+      <w:r>
+        <w:rPr>
+          <w:rFonts w:eastAsia="宋体" w:hint="eastAsia"/>
+          <w:lang w:eastAsia="zh-CN"/>
+        </w:rPr>
+        <w:t xml:space="preserve"> </w:t>
+      </w:r>
+      <w:proofErr w:type="spellStart"/>
+      <w:r>
+        <w:t>dbo:Agent</w:t>
+      </w:r>
+      <w:proofErr w:type="spellEnd"/>
+      <w:r>
+        <w:t xml:space="preserve">) accumulate higher frequency in Step 4, overriding fine-grained correct types like </w:t>
+      </w:r>
+      <w:proofErr w:type="spellStart"/>
+      <w:r>
+        <w:t>dbo:Country</w:t>
+      </w:r>
+      <w:proofErr w:type="spellEnd"/>
+      <w:r>
+        <w:t>.</w:t>
+      </w:r>
+    </w:p>
+    <w:p>
+      <w:pPr>
+        <w:rPr>
+          <w:rFonts w:eastAsia="宋体"/>
+          <w:lang w:eastAsia="zh-CN"/>
+        </w:rPr>
+      </w:pPr>
+      <w:r>
+        <w:t>Weakness 2 – No noise tolerance: Step 2 returns one entity per cell with no fallback; misspelled or noisy values</w:t>
+      </w:r>
+      <w:r>
+        <w:rPr>
+          <w:rFonts w:eastAsia="宋体" w:hint="eastAsia"/>
+          <w:lang w:eastAsia="zh-CN"/>
+        </w:rPr>
+        <w:t xml:space="preserve"> </w:t>
+      </w:r>
+      <w:r>
+        <w:t>retrieve wrong entities, corrupting Steps 3 and 4 with no recovery.</w:t>
+      </w:r>
+    </w:p>
+    <w:p>
+      <w:pPr>
+        <w:rPr>
+          <w:rFonts w:eastAsia="宋体"/>
+          <w:lang w:eastAsia="zh-CN"/>
+        </w:rPr>
+      </w:pPr>
+    </w:p>
+    <w:p>
+      <w:pPr>
+        <w:rPr>
+          <w:rFonts w:eastAsia="宋体" w:hint="eastAsia"/>
+          <w:lang w:eastAsia="zh-CN"/>
+        </w:rPr>
+      </w:pPr>
+    </w:p>
+    <w:p>
+      <w:pPr>
+        <w:rPr>
+          <w:rFonts w:ascii="Courier New" w:eastAsia="宋体" w:hAnsi="Courier New" w:hint="eastAsia"/>
           <w:color w:val="000000"/>
           <w:sz w:val="18"/>
           <w:lang w:eastAsia="zh-CN"/>
